--- a/Paper/Liver_Disease_Paper/Iteration_0/Liver_Disease_Paper.docx
+++ b/Paper/Liver_Disease_Paper/Iteration_0/Liver_Disease_Paper.docx
@@ -752,10 +752,7 @@
     </w:p>
     <w:p>
       <w:r>
-        <w:t xml:space="preserve">Quantitative metrics are not always sufficient to assess a segmentation algorithms efficacy. For large structures, a high Dice Similarity Coefficient (DSC) can hide clinically impactful inaccuracies, while for a smaller structures a low DSC could be misleading. </w:t>
-      </w:r>
-      <w:r>
-        <w:t>Therefore, we wanted to acquired a qualitative assessment of both CRL-met segmentation and ablation segmentation by trained interventional radiologists.</w:t>
+        <w:t>Quantitative metrics are not always sufficient to assess a segmentation algorithms efficacy. For large structures, a high Dice Similarity Coefficient (DSC) can hide clinically impactful inaccuracies, while for a smaller structures a low DSC could be misleading. Therefore, we wanted to acquired a qualitative assessment of both CRL-met segmentation and ablation segmentation by trained interventional radiologists.</w:t>
       </w:r>
     </w:p>
     <w:p>
@@ -1343,12 +1340,18 @@
         <w:lastRenderedPageBreak/>
         <w:t>normal tissue from the disease, we acquired a patient specific mean and standard deviation based on the FWHM of values within the contoured liver. Visually, this appeared to result in a robust method where the disease appeared consistently darker than the normal tissue.</w:t>
       </w:r>
+      <w:r>
+        <w:t xml:space="preserve"> Image intensity outside of the liver is set to be equal to 0 after normalization.</w:t>
+      </w:r>
     </w:p>
     <w:p>
       <w:pPr>
         <w:keepNext/>
       </w:pPr>
       <w:r>
+        <w:rPr>
+          <w:noProof/>
+        </w:rPr>
         <mc:AlternateContent>
           <mc:Choice Requires="wpg">
             <w:drawing>
@@ -1517,6 +1520,9 @@
         <w:keepNext/>
       </w:pPr>
       <w:r>
+        <w:rPr>
+          <w:noProof/>
+        </w:rPr>
         <w:drawing>
           <wp:inline distT="0" distB="0" distL="0" distR="0" wp14:anchorId="269E4C5B" wp14:editId="421E34F5">
             <wp:extent cx="3340383" cy="2163296"/>
@@ -1595,6 +1601,7 @@
         <w:rPr>
           <w:b/>
         </w:rPr>
+        <w:lastRenderedPageBreak/>
         <w:t xml:space="preserve">For </w:t>
       </w:r>
       <w:r>
@@ -1609,7 +1616,6 @@
         <w:pStyle w:val="Heading3"/>
       </w:pPr>
       <w:r>
-        <w:lastRenderedPageBreak/>
         <w:t xml:space="preserve">Training </w:t>
       </w:r>
       <w:r>
@@ -1742,6 +1748,7 @@
         <w:rPr>
           <w:noProof/>
         </w:rPr>
+        <w:lastRenderedPageBreak/>
         <w:drawing>
           <wp:inline distT="0" distB="0" distL="0" distR="0" wp14:anchorId="35D62568">
             <wp:extent cx="4661206" cy="2743200"/>
@@ -1829,9 +1836,11 @@
         <w:pStyle w:val="Heading2"/>
       </w:pPr>
       <w:r>
-        <w:lastRenderedPageBreak/>
         <w:t>Architecture</w:t>
       </w:r>
+      <w:r>
+        <w:t>s</w:t>
+      </w:r>
     </w:p>
     <w:p>
       <w:r>
@@ -1846,10 +1855,7 @@
     </w:p>
     <w:p>
       <w:r>
-        <w:t>We investigated three broad architectural styles with several fine-tuning variations.</w:t>
-      </w:r>
-      <w:r>
-        <w:t xml:space="preserve"> </w:t>
+        <w:t xml:space="preserve">We investigated three broad architectural styles with several fine-tuning variations. </w:t>
       </w:r>
       <w:r>
         <w:t>The basic framework for our architecture is the form of a UNet, defined as a number of convolution bloc</w:t>
@@ -1894,6 +1900,7 @@
         <w:rPr>
           <w:noProof/>
         </w:rPr>
+        <w:lastRenderedPageBreak/>
         <w:drawing>
           <wp:inline distT="0" distB="0" distL="0" distR="0" wp14:anchorId="271922DE">
             <wp:extent cx="6058138" cy="3069203"/>
@@ -1964,7 +1971,7 @@
         <w:rPr>
           <w:noProof/>
         </w:rPr>
-        <w:t>6</w:t>
+        <w:t>5</w:t>
       </w:r>
       <w:r>
         <w:fldChar w:fldCharType="end"/>
@@ -2063,6 +2070,14 @@
     <w:p>
       <w:r>
         <w:t>A comparison of all three approaches in how the convolution blocks (green bounded region in Figure xxx) were created is shown in Figure xxx.</w:t>
+      </w:r>
+    </w:p>
+    <w:p>
+      <w:pPr>
+        <w:pStyle w:val="Heading3"/>
+      </w:pPr>
+      <w:r>
+        <w:t>Vanilla UNet</w:t>
       </w:r>
     </w:p>
     <w:p>
@@ -2187,8 +2202,15 @@
       </w:r>
     </w:p>
     <w:p>
-      <w:r>
-        <w:lastRenderedPageBreak/>
+      <w:pPr>
+        <w:pStyle w:val="Heading3"/>
+      </w:pPr>
+      <w:r>
+        <w:t>Residual UNet</w:t>
+      </w:r>
+    </w:p>
+    <w:p>
+      <w:r>
         <w:t>Next, we investigated using residual connections for each convolution block in each</w:t>
       </w:r>
       <w:r>
@@ -2233,6 +2255,7 @@
         </w:numPr>
       </w:pPr>
       <w:r>
+        <w:lastRenderedPageBreak/>
         <w:t>Number of layers</w:t>
       </w:r>
       <w:r>
@@ -2248,10 +2271,7 @@
         </w:numPr>
       </w:pPr>
       <w:r>
-        <w:t>Initial number of convolution blocks were varied from 1, 2, 3</w:t>
-      </w:r>
-      <w:r>
-        <w:t>, and 4</w:t>
+        <w:t>Initial number of convolution blocks were varied from 1, 2, 3, and 4</w:t>
       </w:r>
     </w:p>
     <w:p>
@@ -2309,6 +2329,14 @@
       </w:r>
     </w:p>
     <w:p>
+      <w:pPr>
+        <w:pStyle w:val="Heading3"/>
+      </w:pPr>
+      <w:r>
+        <w:t>Dense UNet</w:t>
+      </w:r>
+    </w:p>
+    <w:p>
       <w:r>
         <w:t>A more complete ‘flow’ of lo</w:t>
       </w:r>
@@ -2381,10 +2409,7 @@
     </w:p>
     <w:p>
       <w:r>
-        <w:t>Dense Network</w:t>
-      </w:r>
-      <w:r>
-        <w:t xml:space="preserve"> Architecture Parameters:</w:t>
+        <w:t>Dense Network Architecture Parameters:</w:t>
       </w:r>
     </w:p>
     <w:p>
@@ -2396,13 +2421,7 @@
         </w:numPr>
       </w:pPr>
       <w:r>
-        <w:t xml:space="preserve">Number of layers were varied from </w:t>
-      </w:r>
-      <w:r>
-        <w:t xml:space="preserve">2, </w:t>
-      </w:r>
-      <w:r>
-        <w:t>and 3</w:t>
+        <w:t>Number of layers were varied from 2, and 3</w:t>
       </w:r>
     </w:p>
     <w:p>
@@ -2414,10 +2433,7 @@
         </w:numPr>
       </w:pPr>
       <w:r>
-        <w:t>Initial number of convolution blocks were</w:t>
-      </w:r>
-      <w:r>
-        <w:t xml:space="preserve"> 2</w:t>
+        <w:t>Initial number of convolution blocks were 2</w:t>
       </w:r>
     </w:p>
     <w:p>
@@ -2429,10 +2445,7 @@
         </w:numPr>
       </w:pPr>
       <w:r>
-        <w:t xml:space="preserve">The increase in number of convolution blocks (convolution lambda) for each layer was varied from 0, </w:t>
-      </w:r>
-      <w:r>
-        <w:t>and 1</w:t>
+        <w:t>The increase in number of convolution blocks (convolution lambda) for each layer was varied from 0, and 1</w:t>
       </w:r>
     </w:p>
     <w:p>
@@ -2456,10 +2469,7 @@
         </w:numPr>
       </w:pPr>
       <w:r>
-        <w:t xml:space="preserve">The number of initial </w:t>
-      </w:r>
-      <w:r>
-        <w:t>filters was 8, and 12</w:t>
+        <w:t>The number of initial filters was 8, and 12</w:t>
       </w:r>
     </w:p>
     <w:p>
@@ -2483,10 +2493,7 @@
         </w:numPr>
       </w:pPr>
       <w:r>
-        <w:t xml:space="preserve">The maximum number of filters was </w:t>
-      </w:r>
-      <w:r>
-        <w:t>infinity</w:t>
+        <w:t>The maximum number of filters was infinity</w:t>
       </w:r>
     </w:p>
     <w:p>
@@ -2570,7 +2577,7 @@
         <w:rPr>
           <w:noProof/>
         </w:rPr>
-        <w:t>7</w:t>
+        <w:t>6</w:t>
       </w:r>
       <w:r>
         <w:fldChar w:fldCharType="end"/>
@@ -2598,7 +2605,7 @@
         <w:fldChar w:fldCharType="begin" w:fldLock="1"/>
       </w:r>
       <w:r>
-        <w:instrText>ADDIN CSL_CITATION {"citationItems":[{"id":"ITEM-1","itemData":{"URL":"https://www.nvidia.com/en-gb/data-center/tesla-v100/","accessed":{"date-parts":[["2020","7","28"]]},"id":"ITEM-1","issued":{"date-parts":[["0"]]},"title":"NVIDIA Tesla V100 | NVIDIA","type":"webpage"},"uris":["http://www.mendeley.com/documents/?uuid=16ffd798-2c34-3c8c-a70d-8f4f5c82e56a"]}],"mendeley":{"formattedCitation":"(&lt;i&gt;NVIDIA Tesla V100 | NVIDIA&lt;/i&gt;, n.d.)","plainTextFormattedCitation":"(NVIDIA Tesla V100 | NVIDIA, n.d.)"},"properties":{"noteIndex":0},"schema":"https://github.com/citation-style-language/schema/raw/master/csl-citation.json"}</w:instrText>
+        <w:instrText>ADDIN CSL_CITATION {"citationItems":[{"id":"ITEM-1","itemData":{"URL":"https://www.nvidia.com/en-gb/data-center/tesla-v100/","accessed":{"date-parts":[["2020","7","28"]]},"id":"ITEM-1","issued":{"date-parts":[["0"]]},"title":"NVIDIA Tesla V100 | NVIDIA","type":"webpage"},"uris":["http://www.mendeley.com/documents/?uuid=16ffd798-2c34-3c8c-a70d-8f4f5c82e56a"]}],"mendeley":{"formattedCitation":"(&lt;i&gt;NVIDIA Tesla V100 | NVIDIA&lt;/i&gt;, n.d.)","plainTextFormattedCitation":"(NVIDIA Tesla V100 | NVIDIA, n.d.)","previouslyFormattedCitation":"(&lt;i&gt;NVIDIA Tesla V100 | NVIDIA&lt;/i&gt;, n.d.)"},"properties":{"noteIndex":0},"schema":"https://github.com/citation-style-language/schema/raw/master/csl-citation.json"}</w:instrText>
       </w:r>
       <w:r>
         <w:fldChar w:fldCharType="separate"/>
@@ -2650,10 +2657,24 @@
         <w:t>.</w:t>
       </w:r>
       <w:r>
-        <w:t xml:space="preserve"> Each model is trained using batches of randomly selected </w:t>
-      </w:r>
-      <w:r>
-        <w:t xml:space="preserve">eight randomly selected </w:t>
+        <w:t xml:space="preserve"> </w:t>
+      </w:r>
+    </w:p>
+    <w:p>
+      <w:r>
+        <w:t xml:space="preserve">Model inputs are formed by taking </w:t>
+      </w:r>
+      <w:r>
+        <w:t xml:space="preserve">eight </w:t>
+      </w:r>
+      <w:r>
+        <w:t xml:space="preserve">randomly selected </w:t>
+      </w:r>
+      <w:r>
+        <w:t>cubes to form an 8x32x12</w:t>
+      </w:r>
+      <w:r>
+        <w:t>0x120x1 image. A binary mask of the liver is passed as a secondary input to the model, automatically setting the prediction of disease outside of the liver to be 0 as any disease should be within the liver contour.</w:t>
       </w:r>
     </w:p>
     <w:p>
@@ -2661,20 +2682,269 @@
         <w:pStyle w:val="Heading3"/>
       </w:pPr>
       <w:r>
-        <w:t>Training Image Presentation</w:t>
-      </w:r>
-    </w:p>
-    <w:p>
-      <w:r>
-        <w:t xml:space="preserve">Initial attempts at </w:t>
-      </w:r>
+        <w:t>Hyper-Parameters</w:t>
+      </w:r>
+    </w:p>
+    <w:p>
+      <w:r>
+        <w:t xml:space="preserve">The learning rate </w:t>
+      </w:r>
+      <w:r>
+        <w:t>is known</w:t>
+      </w:r>
+      <w:r>
+        <w:t xml:space="preserve"> to be one of the most important </w:t>
+      </w:r>
+      <w:r>
+        <w:t>variables</w:t>
+      </w:r>
+      <w:r>
+        <w:t xml:space="preserve"> in determining a model’s ability to converge</w:t>
+      </w:r>
+      <w:r>
+        <w:t>, and optimal rates will vary based on the architecture depth (layers), number of convolution blocks, and number of filters in each block. For each model, a variation on the cyclical learning rate</w:t>
+      </w:r>
+      <w:r>
+        <w:fldChar w:fldCharType="begin" w:fldLock="1"/>
+      </w:r>
+      <w:r>
+        <w:instrText>ADDIN CSL_CITATION {"citationItems":[{"id":"ITEM-1","itemData":{"abstract":"It is known that the learning rate is the most important hyper-parameter to tune for training deep neural networks. This paper describes a new method for setting the learning rate, named cyclical learning rates, which practically eliminates the need to experimentally find the best values and schedule for the global learning rates. Instead of mono-tonically decreasing the learning rate, this method lets the learning rate cyclically vary between reasonable boundary values. Training with cyclical learning rates instead of fixed values achieves improved classification accuracy without a need to tune and often in fewer iterations. This paper also describes a simple way to estimate \"reasonable bounds\"-linearly increasing the learning rate of the network for a few epochs. In addition, cyclical learning rates are demonstrated on the CIFAR-10 and CIFAR-100 datasets with ResNets, Stochastic Depth networks, and DenseNets, and the ImageNet dataset with the AlexNet and GoogLeNet architectures. These are practical tools for everyone who trains neural networks.","author":[{"dropping-particle":"","family":"Smith","given":"Leslie N","non-dropping-particle":"","parse-names":false,"suffix":""}],"id":"ITEM-1","issued":{"date-parts":[["0"]]},"title":"Cyclical Learning Rates for Training Neural Networks","type":"report"},"uris":["http://www.mendeley.com/documents/?uuid=64e4e4a4-e785-36d1-a9bb-de9290f19a9b"]}],"mendeley":{"formattedCitation":"(Smith, n.d.)","plainTextFormattedCitation":"(Smith, n.d.)"},"properties":{"noteIndex":0},"schema":"https://github.com/citation-style-language/schema/raw/master/csl-citation.json"}</w:instrText>
+      </w:r>
+      <w:r>
+        <w:fldChar w:fldCharType="separate"/>
+      </w:r>
+      <w:r>
+        <w:rPr>
+          <w:noProof/>
+        </w:rPr>
+        <w:t>(Smith, n.d.)</w:t>
+      </w:r>
+      <w:r>
+        <w:fldChar w:fldCharType="end"/>
+      </w:r>
+      <w:r>
+        <w:t xml:space="preserve"> is used</w:t>
+      </w:r>
+      <w:r>
+        <w:t xml:space="preserve"> (</w:t>
+      </w:r>
+      <w:r>
+        <w:t>link to GitHub, anonymized for now</w:t>
+      </w:r>
+      <w:r>
+        <w:t>)</w:t>
+      </w:r>
+      <w:r>
+        <w:t xml:space="preserve">, where the model starts training at a minimum learning rate before </w:t>
+      </w:r>
+      <w:r>
+        <w:t xml:space="preserve">linearly </w:t>
+      </w:r>
+      <w:r>
+        <w:t>increasing to the maximum and back down to the minimum</w:t>
+      </w:r>
+      <w:r>
+        <w:t>,</w:t>
+      </w:r>
+      <w:r>
+        <w:t xml:space="preserve"> Figure xxx. Our version allows the user to select the fraction of previous max (shown as ½), and allo</w:t>
+      </w:r>
+      <w:r>
+        <w:t>ws the user to define a fraction that the minimum learning rate decreases by each cycle.</w:t>
+      </w:r>
+    </w:p>
+    <w:p>
+      <w:pPr>
+        <w:keepNext/>
+      </w:pPr>
+      <w:r>
+        <w:rPr>
+          <w:noProof/>
+        </w:rPr>
+        <w:lastRenderedPageBreak/>
+        <w:drawing>
+          <wp:inline distT="0" distB="0" distL="0" distR="0" wp14:anchorId="52F061B6">
+            <wp:extent cx="5476469" cy="5943600"/>
+            <wp:effectExtent l="0" t="0" r="0" b="0"/>
+            <wp:docPr id="8" name="Picture 8"/>
+            <wp:cNvGraphicFramePr>
+              <a:graphicFrameLocks xmlns:a="http://schemas.openxmlformats.org/drawingml/2006/main" noChangeAspect="1"/>
+            </wp:cNvGraphicFramePr>
+            <a:graphic xmlns:a="http://schemas.openxmlformats.org/drawingml/2006/main">
+              <a:graphicData uri="http://schemas.openxmlformats.org/drawingml/2006/picture">
+                <pic:pic xmlns:pic="http://schemas.openxmlformats.org/drawingml/2006/picture">
+                  <pic:nvPicPr>
+                    <pic:cNvPr id="0" name="Picture 2"/>
+                    <pic:cNvPicPr>
+                      <a:picLocks noChangeAspect="1" noChangeArrowheads="1"/>
+                    </pic:cNvPicPr>
+                  </pic:nvPicPr>
+                  <pic:blipFill>
+                    <a:blip r:embed="rId16" cstate="print">
+                      <a:extLst>
+                        <a:ext uri="{28A0092B-C50C-407E-A947-70E740481C1C}">
+                          <a14:useLocalDpi xmlns:a14="http://schemas.microsoft.com/office/drawing/2010/main" val="0"/>
+                        </a:ext>
+                      </a:extLst>
+                    </a:blip>
+                    <a:srcRect/>
+                    <a:stretch>
+                      <a:fillRect/>
+                    </a:stretch>
+                  </pic:blipFill>
+                  <pic:spPr bwMode="auto">
+                    <a:xfrm>
+                      <a:off x="0" y="0"/>
+                      <a:ext cx="5476469" cy="5943600"/>
+                    </a:xfrm>
+                    <a:prstGeom prst="rect">
+                      <a:avLst/>
+                    </a:prstGeom>
+                    <a:noFill/>
+                  </pic:spPr>
+                </pic:pic>
+              </a:graphicData>
+            </a:graphic>
+          </wp:inline>
+        </w:drawing>
+      </w:r>
+    </w:p>
+    <w:p>
+      <w:pPr>
+        <w:pStyle w:val="Caption"/>
+      </w:pPr>
+      <w:r>
+        <w:t xml:space="preserve">Figure </w:t>
+      </w:r>
+      <w:r>
+        <w:fldChar w:fldCharType="begin"/>
+      </w:r>
+      <w:r>
+        <w:instrText xml:space="preserve"> SEQ Figure \* ARABIC </w:instrText>
+      </w:r>
+      <w:r>
+        <w:fldChar w:fldCharType="separate"/>
+      </w:r>
+      <w:r>
+        <w:rPr>
+          <w:noProof/>
+        </w:rPr>
+        <w:t>7</w:t>
+      </w:r>
+      <w:r>
+        <w:fldChar w:fldCharType="end"/>
+      </w:r>
+      <w:r>
+        <w:t>: Cyclical Learning Rate for 1e-10 to 1e-9, assuming a step size of 5 and step size factor of 5. (Top)  Linear representation and (Bottom) log representation.</w:t>
+      </w:r>
+      <w:r>
+        <w:t xml:space="preserve"> </w:t>
+      </w:r>
+    </w:p>
+    <w:p>
+      <w:r>
+        <w:t xml:space="preserve">The minimum and maximum learning rate are found via small adaptations of code presented here </w:t>
+      </w:r>
+      <w:hyperlink r:id="rId17" w:history="1">
+        <w:r>
+          <w:rPr>
+            <w:rStyle w:val="Hyperlink"/>
+          </w:rPr>
+          <w:t>https://www.pyimagesearch.com/2019/08/05/keras-learning-rate-finder/</w:t>
+        </w:r>
+      </w:hyperlink>
+      <w:r>
+        <w:t>, our own variation of the code can be found at our github page, link to github anonymized*. This code functions by slowly increasing the learning rate from a very low value (~1e-10) to a large value (~1-e-1), and training solely on the training dataset. The point where the loss begins to decrease refers to the minimum learning rate, and the point where it begins to increase again is the maximum learning rate, Figure xxx.</w:t>
+      </w:r>
+    </w:p>
+    <w:p>
+      <w:pPr>
+        <w:keepNext/>
+      </w:pPr>
+      <w:r>
+        <w:rPr>
+          <w:noProof/>
+        </w:rPr>
+        <w:lastRenderedPageBreak/>
+        <w:drawing>
+          <wp:inline distT="0" distB="0" distL="0" distR="0" wp14:anchorId="37926C41">
+            <wp:extent cx="4597879" cy="3448534"/>
+            <wp:effectExtent l="0" t="0" r="0" b="0"/>
+            <wp:docPr id="17" name="Picture 17"/>
+            <wp:cNvGraphicFramePr>
+              <a:graphicFrameLocks xmlns:a="http://schemas.openxmlformats.org/drawingml/2006/main" noChangeAspect="1"/>
+            </wp:cNvGraphicFramePr>
+            <a:graphic xmlns:a="http://schemas.openxmlformats.org/drawingml/2006/main">
+              <a:graphicData uri="http://schemas.openxmlformats.org/drawingml/2006/picture">
+                <pic:pic xmlns:pic="http://schemas.openxmlformats.org/drawingml/2006/picture">
+                  <pic:nvPicPr>
+                    <pic:cNvPr id="0" name="Picture 3"/>
+                    <pic:cNvPicPr>
+                      <a:picLocks noChangeAspect="1" noChangeArrowheads="1"/>
+                    </pic:cNvPicPr>
+                  </pic:nvPicPr>
+                  <pic:blipFill>
+                    <a:blip r:embed="rId18">
+                      <a:extLst>
+                        <a:ext uri="{28A0092B-C50C-407E-A947-70E740481C1C}">
+                          <a14:useLocalDpi xmlns:a14="http://schemas.microsoft.com/office/drawing/2010/main" val="0"/>
+                        </a:ext>
+                      </a:extLst>
+                    </a:blip>
+                    <a:srcRect/>
+                    <a:stretch>
+                      <a:fillRect/>
+                    </a:stretch>
+                  </pic:blipFill>
+                  <pic:spPr bwMode="auto">
+                    <a:xfrm>
+                      <a:off x="0" y="0"/>
+                      <a:ext cx="4604532" cy="3453524"/>
+                    </a:xfrm>
+                    <a:prstGeom prst="rect">
+                      <a:avLst/>
+                    </a:prstGeom>
+                    <a:noFill/>
+                  </pic:spPr>
+                </pic:pic>
+              </a:graphicData>
+            </a:graphic>
+          </wp:inline>
+        </w:drawing>
+      </w:r>
+    </w:p>
+    <w:p>
+      <w:pPr>
+        <w:pStyle w:val="Caption"/>
+      </w:pPr>
+      <w:r>
+        <w:t xml:space="preserve">Figure </w:t>
+      </w:r>
+      <w:r>
+        <w:fldChar w:fldCharType="begin"/>
+      </w:r>
+      <w:r>
+        <w:instrText xml:space="preserve"> SEQ Figure \* ARABIC </w:instrText>
+      </w:r>
+      <w:r>
+        <w:fldChar w:fldCharType="separate"/>
+      </w:r>
+      <w:r>
+        <w:rPr>
+          <w:noProof/>
+        </w:rPr>
+        <w:t>8</w:t>
+      </w:r>
+      <w:r>
+        <w:fldChar w:fldCharType="end"/>
+      </w:r>
+      <w:r>
+        <w:t>: Learning Rate Finder figure. Learning rate is gradually increased from 10e-7 to 10e-0, the point where loss begins to decrease is the minimum learning rate (Min LR), the point where it begins to increase is the maximum learning rate (Max LR).</w:t>
+      </w:r>
+    </w:p>
+    <w:p>
       <w:bookmarkStart w:id="0" w:name="_GoBack"/>
       <w:bookmarkEnd w:id="0"/>
-    </w:p>
-    <w:p>
-      <w:r>
-        <w:t>Leveraging our previous success with liver segmentation, we begin the task of disease segmentation by searching within the bounding box of the liver. Our architecture consists of multiple atrous convolutions combined with residual connections. The atrous convolutions maintain image resolution while gradually increasing receptive field size, and residual connections ensure that previous activations are propagated through the network. The model was trained by randomly pulling cubes of disease from patients in the training set. Hyper parameters for the model include training with a cyclical learning rate, varying cube size, and optimizer to be either Stochastic Gradient Descent or Adam.</w:t>
-      </w:r>
     </w:p>
     <w:sectPr>
       <w:pgSz w:w="12240" w:h="15840"/>
@@ -3436,7 +3706,6 @@
     <w:name w:val="Hyperlink"/>
     <w:basedOn w:val="DefaultParagraphFont"/>
     <w:uiPriority w:val="99"/>
-    <w:semiHidden/>
     <w:unhideWhenUsed/>
     <w:rsid w:val="006E5402"/>
     <w:rPr>
@@ -3788,7 +4057,7 @@
 </file>
 
 <file path=customXml/itemProps1.xml><?xml version="1.0" encoding="utf-8"?>
-<ds:datastoreItem xmlns:ds="http://schemas.openxmlformats.org/officeDocument/2006/customXml" ds:itemID="{EFFB9497-CCF0-4CAE-AA1E-F9BB8A0029F1}">
+<ds:datastoreItem xmlns:ds="http://schemas.openxmlformats.org/officeDocument/2006/customXml" ds:itemID="{36285EA1-8DB6-4D7C-8B18-EC00B106455F}">
   <ds:schemaRefs>
     <ds:schemaRef ds:uri="http://schemas.openxmlformats.org/officeDocument/2006/bibliography"/>
   </ds:schemaRefs>

--- a/Paper/Liver_Disease_Paper/Iteration_0/Liver_Disease_Paper.docx
+++ b/Paper/Liver_Disease_Paper/Iteration_0/Liver_Disease_Paper.docx
@@ -56,7 +56,21 @@
         <w:t xml:space="preserve">.  </w:t>
       </w:r>
       <w:r>
-        <w:t>While 25% of patients present colorectal liver metastasis (CRL-mets) at the time of diagnosis</w:t>
+        <w:t xml:space="preserve">While 25% of patients present </w:t>
+      </w:r>
+      <w:r>
+        <w:t xml:space="preserve">with </w:t>
+      </w:r>
+      <w:r>
+        <w:t>colorectal liver metastasis (CRL-</w:t>
+      </w:r>
+      <w:proofErr w:type="spellStart"/>
+      <w:r>
+        <w:t>mets</w:t>
+      </w:r>
+      <w:proofErr w:type="spellEnd"/>
+      <w:r>
+        <w:t>) at the time of diagnosis</w:t>
       </w:r>
       <w:r>
         <w:t>,</w:t>
@@ -68,7 +82,15 @@
         <w:t xml:space="preserve">0% will develop </w:t>
       </w:r>
       <w:r>
-        <w:t>CRL-mets over the course of their disease</w:t>
+        <w:t>CRL-</w:t>
+      </w:r>
+      <w:proofErr w:type="spellStart"/>
+      <w:r>
+        <w:t>mets</w:t>
+      </w:r>
+      <w:proofErr w:type="spellEnd"/>
+      <w:r>
+        <w:t xml:space="preserve"> over the course of their disease</w:t>
       </w:r>
       <w:r>
         <w:fldChar w:fldCharType="begin" w:fldLock="1"/>
@@ -83,7 +105,21 @@
         <w:rPr>
           <w:noProof/>
         </w:rPr>
-        <w:t>(Alper Sag et al., 2016)</w:t>
+        <w:t>(</w:t>
+      </w:r>
+      <w:proofErr w:type="spellStart"/>
+      <w:r>
+        <w:rPr>
+          <w:noProof/>
+        </w:rPr>
+        <w:t>Alper</w:t>
+      </w:r>
+      <w:proofErr w:type="spellEnd"/>
+      <w:r>
+        <w:rPr>
+          <w:noProof/>
+        </w:rPr>
+        <w:t xml:space="preserve"> Sag et al., 2016)</w:t>
       </w:r>
       <w:r>
         <w:fldChar w:fldCharType="end"/>
@@ -97,7 +133,15 @@
         <w:pStyle w:val="Heading2"/>
       </w:pPr>
       <w:r>
-        <w:t>Detection of Colorectal Liver Metastasis (CRL-mets)</w:t>
+        <w:t>Detection of Colorectal Liver Metastasis (CRL-</w:t>
+      </w:r>
+      <w:proofErr w:type="spellStart"/>
+      <w:r>
+        <w:t>mets</w:t>
+      </w:r>
+      <w:proofErr w:type="spellEnd"/>
+      <w:r>
+        <w:t>)</w:t>
       </w:r>
     </w:p>
     <w:p>
@@ -117,108 +161,215 @@
         <w:t>CRL</w:t>
       </w:r>
       <w:r>
-        <w:t xml:space="preserve">-mets, they all first </w:t>
+        <w:t>-</w:t>
+      </w:r>
+      <w:proofErr w:type="spellStart"/>
+      <w:r>
+        <w:t>mets</w:t>
+      </w:r>
+      <w:proofErr w:type="spellEnd"/>
+      <w:r>
+        <w:t xml:space="preserve">, they all first </w:t>
       </w:r>
       <w:r>
         <w:t xml:space="preserve">rely </w:t>
       </w:r>
       <w:r>
-        <w:t xml:space="preserve">on the proper identification of the </w:t>
+        <w:t xml:space="preserve">on proper identification of the </w:t>
       </w:r>
       <w:r>
         <w:t>disease</w:t>
       </w:r>
       <w:r>
-        <w:t xml:space="preserve">. Several </w:t>
-      </w:r>
-      <w:r>
-        <w:t>imaging techniques</w:t>
-      </w:r>
-      <w:r>
-        <w:t xml:space="preserve"> exist to identify CRL-mets</w:t>
-      </w:r>
-      <w:r>
-        <w:t xml:space="preserve">: </w:t>
-      </w:r>
-      <w:r>
-        <w:t>ultrasound [</w:t>
-      </w:r>
-      <w:r>
-        <w:t xml:space="preserve">ref], Computed </w:t>
-      </w:r>
-      <w:r>
-        <w:t>Tomography</w:t>
-      </w:r>
-      <w:r>
-        <w:t xml:space="preserve"> (CT)</w:t>
-      </w:r>
+        <w:t xml:space="preserve">. </w:t>
+      </w:r>
+      <w:r>
+        <w:t>T</w:t>
+      </w:r>
+      <w:r>
+        <w:t xml:space="preserve">he </w:t>
+      </w:r>
+      <w:r>
+        <w:t xml:space="preserve">gold </w:t>
+      </w:r>
+      <w:r>
+        <w:t xml:space="preserve">standard </w:t>
+      </w:r>
+      <w:r>
+        <w:t>of identifying CRL-</w:t>
+      </w:r>
+      <w:proofErr w:type="spellStart"/>
+      <w:r>
+        <w:t>mets</w:t>
+      </w:r>
+      <w:proofErr w:type="spellEnd"/>
       <w:r>
         <w:t xml:space="preserve"> </w:t>
       </w:r>
       <w:r>
-        <w:t xml:space="preserve">[ref], </w:t>
-      </w:r>
-      <w:r>
-        <w:t xml:space="preserve">Positron Emission Tomography (PET), </w:t>
-      </w:r>
-      <w:r>
-        <w:t xml:space="preserve">and/or </w:t>
-      </w:r>
-      <w:r>
-        <w:t>nuclear Magnetic Resonance Imaging (nMRI)</w:t>
+        <w:t>consists of a contrast-</w:t>
+      </w:r>
+      <w:r>
+        <w:t>enhanced CT</w:t>
+      </w:r>
+      <w:r>
+        <w:t xml:space="preserve"> (CECT)</w:t>
       </w:r>
       <w:r>
         <w:t xml:space="preserve"> </w:t>
       </w:r>
-      <w:r>
-        <w:t>[ref]</w:t>
-      </w:r>
-      <w:r>
-        <w:t>;</w:t>
-      </w:r>
-      <w:r>
-        <w:t xml:space="preserve"> however,</w:t>
-      </w:r>
-      <w:r>
-        <w:t xml:space="preserve"> the </w:t>
-      </w:r>
-      <w:r>
-        <w:t xml:space="preserve">gold </w:t>
-      </w:r>
-      <w:r>
-        <w:t xml:space="preserve">standard </w:t>
-      </w:r>
-      <w:r>
-        <w:t>consists of a contrast-</w:t>
-      </w:r>
-      <w:r>
-        <w:t>enhanced CT</w:t>
-      </w:r>
-      <w:r>
-        <w:t xml:space="preserve"> (CECT)</w:t>
-      </w:r>
-      <w:r>
-        <w:t xml:space="preserve"> scan[ref].</w:t>
+      <w:proofErr w:type="gramStart"/>
+      <w:r>
+        <w:t>scan[</w:t>
+      </w:r>
+      <w:proofErr w:type="gramEnd"/>
+      <w:r>
+        <w:t>ref].</w:t>
       </w:r>
       <w:r>
         <w:t xml:space="preserve"> </w:t>
       </w:r>
       <w:r>
-        <w:t xml:space="preserve">A CECT often consists of three phases: an arterial phase where the contrast is most prominent in the artery, the portal-venous phase, where contrast is mostly present within the portal-vein, and a washout phase. </w:t>
-      </w:r>
-      <w:r>
-        <w:t>CRL-mets often appear as hypo-dense regions in the arterial and portal-venous p</w:t>
-      </w:r>
-      <w:r>
-        <w:t>hase of the image, in stark contrast to the normal liver tissue.</w:t>
-      </w:r>
-    </w:p>
-    <w:p>
-      <w:r>
-        <w:t xml:space="preserve">Challenges with detecting CRL-mets are mostly with respect to the diseases relatively small size and large search area in the liver. </w:t>
-      </w:r>
-      <w:r>
-        <w:t>Furthermore, interventions such as radiation therapy, radiofrequency ablation, and microwave ablation, require accurate segmentations of the disease site. To date, automated liver disease segmentation tasks have largely focused on primary liver disease, although new competitions such as the Liver Tumor segmentation (LiTs) challenge have contained data of both primary and secondary liver cancers.</w:t>
+        <w:t xml:space="preserve">A CECT often consists of three phases: an arterial phase where the contrast is most prominent in the </w:t>
+      </w:r>
+      <w:r>
+        <w:t>descending aorta</w:t>
+      </w:r>
+      <w:r>
+        <w:t xml:space="preserve">, the portal-venous phase, where contrast is mostly present within the </w:t>
+      </w:r>
+      <w:proofErr w:type="gramStart"/>
+      <w:r>
+        <w:t>portal-vein</w:t>
+      </w:r>
+      <w:proofErr w:type="gramEnd"/>
+      <w:r>
+        <w:t xml:space="preserve">, and a washout phase. </w:t>
+      </w:r>
+      <w:r>
+        <w:t>CRL-</w:t>
+      </w:r>
+      <w:proofErr w:type="spellStart"/>
+      <w:r>
+        <w:t>mets</w:t>
+      </w:r>
+      <w:proofErr w:type="spellEnd"/>
+      <w:r>
+        <w:t xml:space="preserve"> often appear as hypo-dense regions in the arterial and portal-venous p</w:t>
+      </w:r>
+      <w:r>
+        <w:t>hase of the image, in stark cont</w:t>
+      </w:r>
+      <w:r>
+        <w:t>rast to the normal liver tissue, Figure xxx.</w:t>
+      </w:r>
+    </w:p>
+    <w:p>
+      <w:pPr>
+        <w:keepNext/>
+      </w:pPr>
+      <w:r>
+        <w:drawing>
+          <wp:inline distT="0" distB="0" distL="0" distR="0" wp14:anchorId="39D103C4" wp14:editId="2F69E4F4">
+            <wp:extent cx="2794000" cy="2755900"/>
+            <wp:effectExtent l="0" t="0" r="6350" b="6350"/>
+            <wp:docPr id="77" name="Content Placeholder 6"/>
+            <wp:cNvGraphicFramePr>
+              <a:graphicFrameLocks xmlns:a="http://schemas.openxmlformats.org/drawingml/2006/main" noChangeAspect="1"/>
+            </wp:cNvGraphicFramePr>
+            <a:graphic xmlns:a="http://schemas.openxmlformats.org/drawingml/2006/main">
+              <a:graphicData uri="http://schemas.openxmlformats.org/drawingml/2006/picture">
+                <pic:pic xmlns:pic="http://schemas.openxmlformats.org/drawingml/2006/picture">
+                  <pic:nvPicPr>
+                    <pic:cNvPr id="77" name="Content Placeholder 6"/>
+                    <pic:cNvPicPr>
+                      <a:picLocks noChangeAspect="1"/>
+                    </pic:cNvPicPr>
+                  </pic:nvPicPr>
+                  <pic:blipFill rotWithShape="1">
+                    <a:blip r:embed="rId6"/>
+                    <a:srcRect l="43505" t="14623" r="5484" b="12036"/>
+                    <a:stretch/>
+                  </pic:blipFill>
+                  <pic:spPr>
+                    <a:xfrm flipH="1">
+                      <a:off x="0" y="0"/>
+                      <a:ext cx="2794000" cy="2755900"/>
+                    </a:xfrm>
+                    <a:prstGeom prst="rect">
+                      <a:avLst/>
+                    </a:prstGeom>
+                  </pic:spPr>
+                </pic:pic>
+              </a:graphicData>
+            </a:graphic>
+          </wp:inline>
+        </w:drawing>
+      </w:r>
+    </w:p>
+    <w:p>
+      <w:pPr>
+        <w:pStyle w:val="Caption"/>
+      </w:pPr>
+      <w:r>
+        <w:t xml:space="preserve">Figure </w:t>
+      </w:r>
+      <w:r>
+        <w:fldChar w:fldCharType="begin"/>
+      </w:r>
+      <w:r>
+        <w:instrText xml:space="preserve"> SEQ Figure \* ARABIC </w:instrText>
+      </w:r>
+      <w:r>
+        <w:fldChar w:fldCharType="separate"/>
+      </w:r>
+      <w:r>
+        <w:rPr>
+          <w:noProof/>
+        </w:rPr>
+        <w:t>1</w:t>
+      </w:r>
+      <w:r>
+        <w:fldChar w:fldCharType="end"/>
+      </w:r>
+      <w:r>
+        <w:t>: Portal venous phase of contrast enhanced CT scan. Disease contoured in red is easily distinguishable from normal liver.</w:t>
+      </w:r>
+    </w:p>
+    <w:p>
+      <w:r>
+        <w:t>Challenges with detecting CRL-</w:t>
+      </w:r>
+      <w:proofErr w:type="spellStart"/>
+      <w:r>
+        <w:t>mets</w:t>
+      </w:r>
+      <w:proofErr w:type="spellEnd"/>
+      <w:r>
+        <w:t xml:space="preserve"> are mostly with respect to the diseases relatively small size and large search area in the liver. </w:t>
+      </w:r>
+      <w:r>
+        <w:t>Furthermore, interventions such as radiation therapy, radiofrequency ablation, and microwave ablation, require accurate segmentations of the disease site</w:t>
+      </w:r>
+      <w:r>
+        <w:t xml:space="preserve"> for dose evaluation or image guidance</w:t>
+      </w:r>
+      <w:r>
+        <w:t>. To date, automated liver disease segmentation tasks have largely focused on primary liver disease</w:t>
+      </w:r>
+      <w:r>
+        <w:t xml:space="preserve"> [ref]</w:t>
+      </w:r>
+      <w:r>
+        <w:t>, although new competitions such as the Liver Tumor segmentation (</w:t>
+      </w:r>
+      <w:proofErr w:type="spellStart"/>
+      <w:r>
+        <w:t>LiTs</w:t>
+      </w:r>
+      <w:proofErr w:type="spellEnd"/>
+      <w:r>
+        <w:t>) challenge have contained data of both primary and secondary liver cancers.</w:t>
       </w:r>
     </w:p>
     <w:p>
@@ -231,7 +382,110 @@
     </w:p>
     <w:p>
       <w:r>
-        <w:t>Specifically for ablation interventions, segmentations of the disease in the pre-treatment imaging, and the generated ablation cavity in the post-treatment imaging, are important for evaluating the minimum delivered ablation margin. Both radiofrequency and microwave ablation interventions require that a minimum margin be delivered around the gross disease to ensure that all microscopic disease is treated. While automated workflows exist to map the disease from the pre-treatment to the post-treatment imaging to assess treatment efficacy, these still require manual segmentations of both disease and ablation zone.</w:t>
+        <w:t>Specifically for ablation interventions, segmentations of the disease in the pre-treatment imaging, and the ablation cavity in the post-treatment imaging, are important for evaluating the minimum delivered ablation margin</w:t>
+      </w:r>
+      <w:r>
+        <w:t>, Figure xxx</w:t>
+      </w:r>
+      <w:r>
+        <w:t xml:space="preserve">. Both radiofrequency and microwave ablation interventions require that a minimum margin be delivered around the gross disease to ensure that all microscopic disease is treated. </w:t>
+      </w:r>
+      <w:r>
+        <w:lastRenderedPageBreak/>
+        <w:t>While automated workflows exist to map the disease from the pre-treatment to the post-treatment imaging to assess treatment efficacy, these still require manual segmentations of both disease and ablation zone.</w:t>
+      </w:r>
+    </w:p>
+    <w:p>
+      <w:pPr>
+        <w:keepNext/>
+      </w:pPr>
+      <w:r>
+        <w:drawing>
+          <wp:inline distT="0" distB="0" distL="0" distR="0" wp14:anchorId="1A79A171" wp14:editId="1374DFDE">
+            <wp:extent cx="2997201" cy="2527300"/>
+            <wp:effectExtent l="0" t="0" r="0" b="6350"/>
+            <wp:docPr id="78" name="Content Placeholder 9"/>
+            <wp:cNvGraphicFramePr>
+              <a:graphicFrameLocks xmlns:a="http://schemas.openxmlformats.org/drawingml/2006/main" noChangeAspect="1"/>
+            </wp:cNvGraphicFramePr>
+            <a:graphic xmlns:a="http://schemas.openxmlformats.org/drawingml/2006/main">
+              <a:graphicData uri="http://schemas.openxmlformats.org/drawingml/2006/picture">
+                <pic:pic xmlns:pic="http://schemas.openxmlformats.org/drawingml/2006/picture">
+                  <pic:nvPicPr>
+                    <pic:cNvPr id="78" name="Content Placeholder 9"/>
+                    <pic:cNvPicPr>
+                      <a:picLocks noChangeAspect="1"/>
+                    </pic:cNvPicPr>
+                  </pic:nvPicPr>
+                  <pic:blipFill rotWithShape="1">
+                    <a:blip r:embed="rId7"/>
+                    <a:srcRect l="30828" t="10982" r="5421" b="22420"/>
+                    <a:stretch/>
+                  </pic:blipFill>
+                  <pic:spPr>
+                    <a:xfrm flipH="1">
+                      <a:off x="0" y="0"/>
+                      <a:ext cx="2997201" cy="2527300"/>
+                    </a:xfrm>
+                    <a:prstGeom prst="rect">
+                      <a:avLst/>
+                    </a:prstGeom>
+                  </pic:spPr>
+                </pic:pic>
+              </a:graphicData>
+            </a:graphic>
+          </wp:inline>
+        </w:drawing>
+      </w:r>
+    </w:p>
+    <w:p>
+      <w:pPr>
+        <w:pStyle w:val="Caption"/>
+      </w:pPr>
+      <w:r>
+        <w:t xml:space="preserve">Figure </w:t>
+      </w:r>
+      <w:r>
+        <w:fldChar w:fldCharType="begin"/>
+      </w:r>
+      <w:r>
+        <w:instrText xml:space="preserve"> SEQ Figure \* ARABIC </w:instrText>
+      </w:r>
+      <w:r>
+        <w:fldChar w:fldCharType="separate"/>
+      </w:r>
+      <w:r>
+        <w:rPr>
+          <w:noProof/>
+        </w:rPr>
+        <w:t>2</w:t>
+      </w:r>
+      <w:r>
+        <w:fldChar w:fldCharType="end"/>
+      </w:r>
+      <w:r>
+        <w:t>:</w:t>
+      </w:r>
+      <w:r>
+        <w:t xml:space="preserve"> </w:t>
+      </w:r>
+      <w:r>
+        <w:t>Late p</w:t>
+      </w:r>
+      <w:r>
+        <w:t xml:space="preserve">ortal venous phase of contrast enhanced CT scan. </w:t>
+      </w:r>
+      <w:r>
+        <w:t>Ablation cavity</w:t>
+      </w:r>
+      <w:r>
+        <w:t xml:space="preserve"> contoured in </w:t>
+      </w:r>
+      <w:r>
+        <w:t>blue</w:t>
+      </w:r>
+      <w:r>
+        <w:t xml:space="preserve"> is easily distinguishable from normal liver.</w:t>
       </w:r>
     </w:p>
     <w:p>
@@ -239,7 +493,31 @@
         <w:t xml:space="preserve">We hypothesize </w:t>
       </w:r>
       <w:r>
-        <w:t>that fully convolutional neural networks, trained in a unique fashion to account for the challenges of disease size with respect to the overall liver, can provide rapid and accurate segmentations of both CRL-mets and ablation generated cavities. The creation of which would enable dose escalation studies of CRL-mets in radiation therapy, and facilitate margin evaluations in ablation therapy.</w:t>
+        <w:t xml:space="preserve">that fully convolutional neural networks, trained in a unique fashion to account for the </w:t>
+      </w:r>
+      <w:proofErr w:type="gramStart"/>
+      <w:r>
+        <w:t>challenges</w:t>
+      </w:r>
+      <w:proofErr w:type="gramEnd"/>
+      <w:r>
+        <w:t xml:space="preserve"> of disease size with respect to the overall liver, can provide rapid and accurate segmentations of both CRL-</w:t>
+      </w:r>
+      <w:proofErr w:type="spellStart"/>
+      <w:r>
+        <w:t>mets</w:t>
+      </w:r>
+      <w:proofErr w:type="spellEnd"/>
+      <w:r>
+        <w:t xml:space="preserve"> and ablation generated cavities. The creation of which would enable dose escalation studies of CRL-</w:t>
+      </w:r>
+      <w:proofErr w:type="spellStart"/>
+      <w:r>
+        <w:t>mets</w:t>
+      </w:r>
+      <w:proofErr w:type="spellEnd"/>
+      <w:r>
+        <w:t xml:space="preserve"> in radiation therapy, and facilitate margin evaluations in ablation therapy.</w:t>
       </w:r>
     </w:p>
     <w:p>
@@ -277,19 +555,42 @@
     </w:p>
     <w:p>
       <w:r>
-        <w:t>To ensure that our model is reproducible at other institutions, our training\</w:t>
+        <w:t>To ensure that our model</w:t>
+      </w:r>
+      <w:r>
+        <w:t xml:space="preserve"> </w:t>
+      </w:r>
+      <w:proofErr w:type="spellStart"/>
+      <w:r>
+        <w:t>creatoin</w:t>
+      </w:r>
+      <w:proofErr w:type="spellEnd"/>
+      <w:r>
+        <w:t xml:space="preserve"> is reproducible at other institutions, our training\</w:t>
       </w:r>
       <w:r>
         <w:t>validation and quantitative test</w:t>
       </w:r>
       <w:r>
-        <w:t xml:space="preserve"> data was collected from the publically available Liver Tumor Segmentation, LiTS, challenge </w:t>
-      </w:r>
-      <w:r>
-        <w:lastRenderedPageBreak/>
-        <w:t>(</w:t>
-      </w:r>
-      <w:hyperlink r:id="rId6" w:history="1">
+        <w:t xml:space="preserve"> data was collected from the publically avai</w:t>
+      </w:r>
+      <w:r>
+        <w:t>lable Liver Tumor Segmentation (</w:t>
+      </w:r>
+      <w:proofErr w:type="spellStart"/>
+      <w:r>
+        <w:t>LiTS</w:t>
+      </w:r>
+      <w:proofErr w:type="spellEnd"/>
+      <w:r>
+        <w:t>)</w:t>
+      </w:r>
+      <w:bookmarkStart w:id="0" w:name="_GoBack"/>
+      <w:bookmarkEnd w:id="0"/>
+      <w:r>
+        <w:t xml:space="preserve"> challenge (</w:t>
+      </w:r>
+      <w:hyperlink r:id="rId8" w:history="1">
         <w:r>
           <w:rPr>
             <w:rStyle w:val="Hyperlink"/>
@@ -307,7 +608,15 @@
         <w:t xml:space="preserve">. </w:t>
       </w:r>
       <w:r>
-        <w:t>Ground truth segmentations of the liver and disease were provided by the challenge. Each image was evaluated by xxx, and removed if the disease was hyper-enhancing or not secondary metastasis</w:t>
+        <w:t xml:space="preserve">Ground truth segmentations of the liver and disease </w:t>
+      </w:r>
+      <w:proofErr w:type="gramStart"/>
+      <w:r>
+        <w:t>were provided</w:t>
+      </w:r>
+      <w:proofErr w:type="gramEnd"/>
+      <w:r>
+        <w:t xml:space="preserve"> by the challenge. Each image was evaluated by xxx, and removed if the disease was hyper-enhancing or not secondary metastasis</w:t>
       </w:r>
       <w:r>
         <w:t>, or if the image acquisition parameters (slice thickness, pixel spacing) were not correctly included</w:t>
@@ -315,8 +624,13 @@
       <w:r>
         <w:t xml:space="preserve">. </w:t>
       </w:r>
-      <w:r>
-        <w:t xml:space="preserve">A total of 93 patients remained, </w:t>
+      <w:proofErr w:type="gramStart"/>
+      <w:r>
+        <w:t>A total of 93</w:t>
+      </w:r>
+      <w:proofErr w:type="gramEnd"/>
+      <w:r>
+        <w:t xml:space="preserve"> patients remained, </w:t>
       </w:r>
       <w:r>
         <w:t xml:space="preserve">which were </w:t>
@@ -367,7 +681,15 @@
         <w:t>test</w:t>
       </w:r>
       <w:r>
-        <w:t xml:space="preserve"> set. The image acquisition parameters for the training, validation, and test set can be seen in Table </w:t>
+        <w:t xml:space="preserve"> set. The image acquisition parameters for the training, validation, and test set </w:t>
+      </w:r>
+      <w:proofErr w:type="gramStart"/>
+      <w:r>
+        <w:t>can be seen</w:t>
+      </w:r>
+      <w:proofErr w:type="gramEnd"/>
+      <w:r>
+        <w:t xml:space="preserve"> in Table </w:t>
       </w:r>
       <w:r>
         <w:t>xxx</w:t>
@@ -403,7 +725,15 @@
         <w:fldChar w:fldCharType="end"/>
       </w:r>
       <w:r>
-        <w:t>: Image acquisition parameters from LiTs Training, Validation, and Test set.</w:t>
+        <w:t xml:space="preserve">: Image acquisition parameters from </w:t>
+      </w:r>
+      <w:proofErr w:type="spellStart"/>
+      <w:r>
+        <w:t>LiTs</w:t>
+      </w:r>
+      <w:proofErr w:type="spellEnd"/>
+      <w:r>
+        <w:t xml:space="preserve"> Training, Validation, and Test set.</w:t>
       </w:r>
     </w:p>
     <w:tbl>
@@ -613,6 +943,7 @@
               <w:jc w:val="center"/>
             </w:pPr>
             <w:r>
+              <w:lastRenderedPageBreak/>
               <w:t>Validation</w:t>
             </w:r>
           </w:p>
@@ -738,8 +1069,117 @@
       </w:tr>
     </w:tbl>
     <w:p>
-      <w:r>
-        <w:t xml:space="preserve">Model predictions on the test set were assessed based on the Dice Similarity Coefficient (DSC), and Mean Surface Distance (MSD). </w:t>
+      <w:pPr>
+        <w:pStyle w:val="Heading4"/>
+      </w:pPr>
+      <w:r>
+        <w:t>Quantitative Evaluation</w:t>
+      </w:r>
+    </w:p>
+    <w:p>
+      <w:r>
+        <w:t>Best m</w:t>
+      </w:r>
+      <w:r>
+        <w:t xml:space="preserve">odel predictions on the test set </w:t>
+      </w:r>
+      <w:proofErr w:type="gramStart"/>
+      <w:r>
+        <w:t>are</w:t>
+      </w:r>
+      <w:r>
+        <w:t xml:space="preserve"> assessed</w:t>
+      </w:r>
+      <w:proofErr w:type="gramEnd"/>
+      <w:r>
+        <w:t xml:space="preserve"> based on the </w:t>
+      </w:r>
+      <w:r>
+        <w:t>Dice Similarity Coefficient (DSC)</w:t>
+      </w:r>
+      <w:r>
+        <w:t>,</w:t>
+      </w:r>
+      <w:r>
+        <w:t xml:space="preserve"> Mean Surface Distance (MSD)</w:t>
+      </w:r>
+      <w:r>
+        <w:t xml:space="preserve">, and </w:t>
+      </w:r>
+      <w:proofErr w:type="spellStart"/>
+      <w:r>
+        <w:t>Hausdroff</w:t>
+      </w:r>
+      <w:proofErr w:type="spellEnd"/>
+      <w:r>
+        <w:t xml:space="preserve"> Distance</w:t>
+      </w:r>
+      <w:r>
+        <w:t xml:space="preserve">. To remove bias of patients with multiple small disease sites, evaluations </w:t>
+      </w:r>
+      <w:proofErr w:type="gramStart"/>
+      <w:r>
+        <w:t>wer</w:t>
+      </w:r>
+      <w:r>
+        <w:t>e performed</w:t>
+      </w:r>
+      <w:proofErr w:type="gramEnd"/>
+      <w:r>
+        <w:t xml:space="preserve"> on both a </w:t>
+      </w:r>
+      <w:r>
+        <w:t xml:space="preserve">disease </w:t>
+      </w:r>
+      <w:r>
+        <w:t>site-by-site basis</w:t>
+      </w:r>
+      <w:r>
+        <w:t>, and with comparison of patient-by-patient</w:t>
+      </w:r>
+      <w:r>
+        <w:t>.</w:t>
+      </w:r>
+    </w:p>
+    <w:p>
+      <w:r>
+        <w:t xml:space="preserve">For the site-by-site comparison, </w:t>
+      </w:r>
+      <w:r>
+        <w:t xml:space="preserve">each </w:t>
+      </w:r>
+      <w:r>
+        <w:t>non-connected</w:t>
+      </w:r>
+      <w:r>
+        <w:t xml:space="preserve"> disease site</w:t>
+      </w:r>
+      <w:r>
+        <w:t xml:space="preserve"> in the ground-truth</w:t>
+      </w:r>
+      <w:r>
+        <w:t xml:space="preserve"> </w:t>
+      </w:r>
+      <w:proofErr w:type="gramStart"/>
+      <w:r>
+        <w:t>is considered</w:t>
+      </w:r>
+      <w:proofErr w:type="gramEnd"/>
+      <w:r>
+        <w:t xml:space="preserve"> as an independent test case. Ground-truth and prediction are evaluated by removing all but the closest (determined by difference between centroid of ground-truth and prediction regions) prediction region.</w:t>
+      </w:r>
+    </w:p>
+    <w:p>
+      <w:r>
+        <w:t xml:space="preserve">For patient-by-patient comparison, metrics </w:t>
+      </w:r>
+      <w:proofErr w:type="gramStart"/>
+      <w:r>
+        <w:t>are computed</w:t>
+      </w:r>
+      <w:proofErr w:type="gramEnd"/>
+      <w:r>
+        <w:t xml:space="preserve"> by comparison of the ground truth and the prediction on the entire liver.</w:t>
       </w:r>
     </w:p>
     <w:p>
@@ -747,12 +1187,50 @@
         <w:pStyle w:val="Heading3"/>
       </w:pPr>
       <w:r>
-        <w:t>Qualitative Test</w:t>
-      </w:r>
-    </w:p>
-    <w:p>
-      <w:r>
-        <w:t>Quantitative metrics are not always sufficient to assess a segmentation algorithms efficacy. For large structures, a high Dice Similarity Coefficient (DSC) can hide clinically impactful inaccuracies, while for a smaller structures a low DSC could be misleading. Therefore, we wanted to acquired a qualitative assessment of both CRL-met segmentation and ablation segmentation by trained interventional radiologists.</w:t>
+        <w:t>Qualitative Test Data</w:t>
+      </w:r>
+    </w:p>
+    <w:p>
+      <w:r>
+        <w:t xml:space="preserve">Quantitative metrics are not always sufficient to assess a segmentation algorithms efficacy. For large structures, a high Dice Similarity Coefficient (DSC) can hide clinically impactful inaccuracies, while </w:t>
+      </w:r>
+      <w:proofErr w:type="gramStart"/>
+      <w:r>
+        <w:t>for a smaller structures</w:t>
+      </w:r>
+      <w:proofErr w:type="gramEnd"/>
+      <w:r>
+        <w:t xml:space="preserve"> a low DSC could be </w:t>
+      </w:r>
+      <w:r>
+        <w:t>overly critical</w:t>
+      </w:r>
+      <w:r>
+        <w:t xml:space="preserve">. Therefore, we wanted to </w:t>
+      </w:r>
+      <w:proofErr w:type="spellStart"/>
+      <w:proofErr w:type="gramStart"/>
+      <w:r>
+        <w:t>acquired</w:t>
+      </w:r>
+      <w:proofErr w:type="spellEnd"/>
+      <w:proofErr w:type="gramEnd"/>
+      <w:r>
+        <w:t xml:space="preserve"> a qualitative assessment of both CRL-met segmentation and ablation segmentation by</w:t>
+      </w:r>
+      <w:r>
+        <w:t xml:space="preserve"> two</w:t>
+      </w:r>
+      <w:r>
+        <w:t xml:space="preserve"> trained interventional radiologists.</w:t>
+      </w:r>
+    </w:p>
+    <w:p>
+      <w:pPr>
+        <w:pStyle w:val="Heading4"/>
+      </w:pPr>
+      <w:r>
+        <w:t>Qualitative Evaluation</w:t>
       </w:r>
     </w:p>
     <w:p>
@@ -778,7 +1256,15 @@
         <w:t xml:space="preserve">s, one pre-ablation to identify the disease, and one post-treatment to identify the ablation zone. Two interventional radiologists independently reviewed the program’s segmentation of the disease and ablation zone on pre-treatment and post-treatment scans, scoring each contour on a scale of 1-5. The criteria for </w:t>
       </w:r>
       <w:r>
-        <w:t>the scale can be seen in Table xxx</w:t>
+        <w:t xml:space="preserve">the scale </w:t>
+      </w:r>
+      <w:proofErr w:type="gramStart"/>
+      <w:r>
+        <w:t>can be seen</w:t>
+      </w:r>
+      <w:proofErr w:type="gramEnd"/>
+      <w:r>
+        <w:t xml:space="preserve"> in Table xxx</w:t>
       </w:r>
       <w:r>
         <w:t>.</w:t>
@@ -847,6 +1333,8 @@
           </w:tcPr>
           <w:p>
             <w:pPr>
+              <w:keepNext/>
+              <w:keepLines/>
               <w:spacing w:after="0" w:line="240" w:lineRule="auto"/>
               <w:jc w:val="center"/>
               <w:rPr>
@@ -873,6 +1361,8 @@
           </w:tcPr>
           <w:p>
             <w:pPr>
+              <w:keepNext/>
+              <w:keepLines/>
               <w:spacing w:after="0" w:line="240" w:lineRule="auto"/>
               <w:jc w:val="center"/>
               <w:rPr>
@@ -904,6 +1394,8 @@
           </w:tcPr>
           <w:p>
             <w:pPr>
+              <w:keepNext/>
+              <w:keepLines/>
               <w:spacing w:after="0" w:line="240" w:lineRule="auto"/>
               <w:jc w:val="center"/>
               <w:rPr>
@@ -930,6 +1422,8 @@
           </w:tcPr>
           <w:p>
             <w:pPr>
+              <w:keepNext/>
+              <w:keepLines/>
               <w:spacing w:after="0" w:line="240" w:lineRule="auto"/>
               <w:jc w:val="center"/>
               <w:rPr>
@@ -956,6 +1450,8 @@
           </w:tcPr>
           <w:p>
             <w:pPr>
+              <w:keepNext/>
+              <w:keepLines/>
               <w:spacing w:after="0" w:line="240" w:lineRule="auto"/>
               <w:jc w:val="center"/>
               <w:rPr>
@@ -987,6 +1483,8 @@
           </w:tcPr>
           <w:p>
             <w:pPr>
+              <w:keepNext/>
+              <w:keepLines/>
               <w:spacing w:after="0" w:line="240" w:lineRule="auto"/>
               <w:jc w:val="center"/>
               <w:rPr>
@@ -1013,6 +1511,8 @@
           </w:tcPr>
           <w:p>
             <w:pPr>
+              <w:keepNext/>
+              <w:keepLines/>
               <w:spacing w:after="0" w:line="240" w:lineRule="auto"/>
               <w:jc w:val="center"/>
               <w:rPr>
@@ -1039,6 +1539,8 @@
           </w:tcPr>
           <w:p>
             <w:pPr>
+              <w:keepNext/>
+              <w:keepLines/>
               <w:spacing w:after="0" w:line="240" w:lineRule="auto"/>
               <w:jc w:val="center"/>
               <w:rPr>
@@ -1070,6 +1572,8 @@
           </w:tcPr>
           <w:p>
             <w:pPr>
+              <w:keepNext/>
+              <w:keepLines/>
               <w:spacing w:after="0" w:line="240" w:lineRule="auto"/>
               <w:jc w:val="center"/>
               <w:rPr>
@@ -1096,6 +1600,8 @@
           </w:tcPr>
           <w:p>
             <w:pPr>
+              <w:keepNext/>
+              <w:keepLines/>
               <w:spacing w:after="0" w:line="240" w:lineRule="auto"/>
               <w:jc w:val="center"/>
               <w:rPr>
@@ -1122,6 +1628,8 @@
           </w:tcPr>
           <w:p>
             <w:pPr>
+              <w:keepNext/>
+              <w:keepLines/>
               <w:spacing w:after="0" w:line="240" w:lineRule="auto"/>
               <w:jc w:val="center"/>
               <w:rPr>
@@ -1153,6 +1661,8 @@
           </w:tcPr>
           <w:p>
             <w:pPr>
+              <w:keepNext/>
+              <w:keepLines/>
               <w:spacing w:after="0" w:line="240" w:lineRule="auto"/>
               <w:jc w:val="center"/>
               <w:rPr>
@@ -1179,6 +1689,8 @@
           </w:tcPr>
           <w:p>
             <w:pPr>
+              <w:keepNext/>
+              <w:keepLines/>
               <w:spacing w:after="0" w:line="240" w:lineRule="auto"/>
               <w:jc w:val="center"/>
               <w:rPr>
@@ -1205,6 +1717,8 @@
           </w:tcPr>
           <w:p>
             <w:pPr>
+              <w:keepNext/>
+              <w:keepLines/>
               <w:spacing w:after="0" w:line="240" w:lineRule="auto"/>
               <w:jc w:val="center"/>
               <w:rPr>
@@ -1236,6 +1750,8 @@
           </w:tcPr>
           <w:p>
             <w:pPr>
+              <w:keepNext/>
+              <w:keepLines/>
               <w:spacing w:after="0" w:line="240" w:lineRule="auto"/>
               <w:jc w:val="center"/>
               <w:rPr>
@@ -1262,6 +1778,8 @@
           </w:tcPr>
           <w:p>
             <w:pPr>
+              <w:keepNext/>
+              <w:keepLines/>
               <w:spacing w:after="0" w:line="240" w:lineRule="auto"/>
               <w:jc w:val="center"/>
               <w:rPr>
@@ -1288,6 +1806,8 @@
           </w:tcPr>
           <w:p>
             <w:pPr>
+              <w:keepNext/>
+              <w:keepLines/>
               <w:spacing w:after="0" w:line="240" w:lineRule="auto"/>
               <w:jc w:val="center"/>
               <w:rPr>
@@ -1308,6 +1828,30 @@
     </w:tbl>
     <w:p/>
     <w:p>
+      <w:r>
+        <w:t xml:space="preserve">Two patients had two disease sites present, and so a scoring for each disease </w:t>
+      </w:r>
+      <w:r>
+        <w:t xml:space="preserve">site </w:t>
+      </w:r>
+      <w:proofErr w:type="gramStart"/>
+      <w:r>
+        <w:t>was performed</w:t>
+      </w:r>
+      <w:proofErr w:type="gramEnd"/>
+      <w:r>
+        <w:t xml:space="preserve">. Scans </w:t>
+      </w:r>
+      <w:proofErr w:type="gramStart"/>
+      <w:r>
+        <w:t>were removed</w:t>
+      </w:r>
+      <w:proofErr w:type="gramEnd"/>
+      <w:r>
+        <w:t xml:space="preserve"> if the radiologists felt sufficient contrast was not present.</w:t>
+      </w:r>
+    </w:p>
+    <w:p>
       <w:pPr>
         <w:pStyle w:val="Heading2"/>
       </w:pPr>
@@ -1334,14 +1878,22 @@
         <w:t xml:space="preserve"> </w:t>
       </w:r>
       <w:r>
-        <w:t xml:space="preserve">To best separate the </w:t>
+        <w:t xml:space="preserve">To best separate the normal tissue from the disease, we acquired a patient specific mean and standard deviation based on </w:t>
       </w:r>
       <w:r>
         <w:lastRenderedPageBreak/>
-        <w:t>normal tissue from the disease, we acquired a patient specific mean and standard deviation based on the FWHM of values within the contoured liver. Visually, this appeared to result in a robust method where the disease appeared consistently darker than the normal tissue.</w:t>
-      </w:r>
-      <w:r>
-        <w:t xml:space="preserve"> Image intensity outside of the liver is set to be equal to 0 after normalization.</w:t>
+        <w:t>the FWHM of values within the contoured liver. Visually, this appeared to result in a robust method where the disease appeared consistently darker than the normal tissue.</w:t>
+      </w:r>
+      <w:r>
+        <w:t xml:space="preserve"> Image intensity outside of the liver is set to be equal to </w:t>
+      </w:r>
+      <w:proofErr w:type="gramStart"/>
+      <w:r>
+        <w:t>0</w:t>
+      </w:r>
+      <w:proofErr w:type="gramEnd"/>
+      <w:r>
+        <w:t xml:space="preserve"> after normalization.</w:t>
       </w:r>
     </w:p>
     <w:p>
@@ -1380,7 +1932,7 @@
                           </pic:cNvPicPr>
                         </pic:nvPicPr>
                         <pic:blipFill>
-                          <a:blip r:embed="rId7"/>
+                          <a:blip r:embed="rId9"/>
                           <a:stretch>
                             <a:fillRect/>
                           </a:stretch>
@@ -1403,7 +1955,7 @@
                           </pic:cNvPicPr>
                         </pic:nvPicPr>
                         <pic:blipFill>
-                          <a:blip r:embed="rId8"/>
+                          <a:blip r:embed="rId10"/>
                           <a:stretch>
                             <a:fillRect/>
                           </a:stretch>
@@ -1447,11 +1999,11 @@
                   <o:lock v:ext="edit" aspectratio="t"/>
                 </v:shapetype>
                 <v:shape id="Content Placeholder 3" o:spid="_x0000_s1027" type="#_x0000_t75" style="position:absolute;width:34766;height:28765;visibility:visible;mso-wrap-style:square" o:gfxdata="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">
-                  <v:imagedata r:id="rId9" o:title=""/>
+                  <v:imagedata r:id="rId11" o:title=""/>
                   <v:path arrowok="t"/>
                 </v:shape>
                 <v:shape id="Picture 3" o:spid="_x0000_s1028" type="#_x0000_t75" style="position:absolute;left:35434;width:28234;height:28702;visibility:visible;mso-wrap-style:square" o:gfxdata="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">
-                  <v:imagedata r:id="rId10" o:title=""/>
+                  <v:imagedata r:id="rId12" o:title=""/>
                   <v:path arrowok="t"/>
                 </v:shape>
                 <w10:anchorlock/>
@@ -1481,7 +2033,7 @@
         <w:rPr>
           <w:noProof/>
         </w:rPr>
-        <w:t>1</w:t>
+        <w:t>3</w:t>
       </w:r>
       <w:r>
         <w:fldChar w:fldCharType="end"/>
@@ -1512,7 +2064,15 @@
         <w:t xml:space="preserve">A known weakness of convolutional neural networks is instability with varying image sizes. Our first naïve approach to this task </w:t>
       </w:r>
       <w:r>
-        <w:t>did not involve resampling the images in any form, and the results showed a clear improvement in predictions when the images has slice-thicknesses similar to the mean of the training dataset. In our final iteration, we re-sampled all training and validation images to be 1mm in slice thickness using bi-linear interpolation. Likewise, we bi-linearly interpolate the ground-truth segmentations of the disease, providing the model with values ranging from 0-1 for each part of the disease, Figure xxx. This bi-linear interpolation of ground truth was performed after our first naïve approach of nearest neighbor showed routine under-segmentation of disease.</w:t>
+        <w:t xml:space="preserve">did not involve resampling the images in any form, and the results showed a clear improvement in predictions when the images has slice-thicknesses similar to the mean of the training dataset. In our final iteration, we re-sampled all training and validation images to be 1mm in slice thickness using bi-linear interpolation. Likewise, we bi-linearly interpolate the ground-truth segmentations of the disease, providing the model with values ranging from 0-1 for each part of the disease, Figure xxx. This bi-linear interpolation of ground truth </w:t>
+      </w:r>
+      <w:proofErr w:type="gramStart"/>
+      <w:r>
+        <w:t>was performed</w:t>
+      </w:r>
+      <w:proofErr w:type="gramEnd"/>
+      <w:r>
+        <w:t xml:space="preserve"> after our first naïve approach of nearest neighbor showed routine under-segmentation of disease.</w:t>
       </w:r>
     </w:p>
     <w:p>
@@ -1541,7 +2101,7 @@
                     </pic:cNvPicPr>
                   </pic:nvPicPr>
                   <pic:blipFill>
-                    <a:blip r:embed="rId11"/>
+                    <a:blip r:embed="rId13"/>
                     <a:stretch>
                       <a:fillRect/>
                     </a:stretch>
@@ -1582,7 +2142,7 @@
         <w:rPr>
           <w:noProof/>
         </w:rPr>
-        <w:t>2</w:t>
+        <w:t>4</w:t>
       </w:r>
       <w:r>
         <w:fldChar w:fldCharType="end"/>
@@ -1601,14 +2161,27 @@
         <w:rPr>
           <w:b/>
         </w:rPr>
-        <w:lastRenderedPageBreak/>
         <w:t xml:space="preserve">For </w:t>
       </w:r>
       <w:r>
         <w:rPr>
           <w:b/>
         </w:rPr>
-        <w:t>all test assessment, predictions were resampled to the original slice thickness and compared against the unchanged ground truth.</w:t>
+        <w:t xml:space="preserve">all test assessment, predictions </w:t>
+      </w:r>
+      <w:proofErr w:type="gramStart"/>
+      <w:r>
+        <w:rPr>
+          <w:b/>
+        </w:rPr>
+        <w:t>were resampled to the original slice thickness and compared against the unchanged ground truth</w:t>
+      </w:r>
+      <w:proofErr w:type="gramEnd"/>
+      <w:r>
+        <w:rPr>
+          <w:b/>
+        </w:rPr>
+        <w:t>.</w:t>
       </w:r>
     </w:p>
     <w:p>
@@ -1616,6 +2189,7 @@
         <w:pStyle w:val="Heading3"/>
       </w:pPr>
       <w:r>
+        <w:lastRenderedPageBreak/>
         <w:t xml:space="preserve">Training </w:t>
       </w:r>
       <w:r>
@@ -1677,7 +2251,7 @@
                     </pic:cNvPicPr>
                   </pic:nvPicPr>
                   <pic:blipFill>
-                    <a:blip r:embed="rId12" cstate="print">
+                    <a:blip r:embed="rId14" cstate="print">
                       <a:extLst>
                         <a:ext uri="{28A0092B-C50C-407E-A947-70E740481C1C}">
                           <a14:useLocalDpi xmlns:a14="http://schemas.microsoft.com/office/drawing/2010/main" val="0"/>
@@ -1726,18 +2300,43 @@
         <w:rPr>
           <w:noProof/>
         </w:rPr>
-        <w:t>3</w:t>
+        <w:t>5</w:t>
       </w:r>
       <w:r>
         <w:fldChar w:fldCharType="end"/>
       </w:r>
       <w:r>
-        <w:t>: Representation of disease size issue. If class weighting is used to increase the value of ‘disease’, the image on the left will be worth more in the training process than the one on the right.</w:t>
-      </w:r>
-    </w:p>
-    <w:p>
-      <w:r>
-        <w:t>To this end, we break up each independent disease site within a patient into individual ‘cubes’ of 32x120x120 voxels. Note that this means disease not centered on the cube is still properly defined as disease, Figure xxx.</w:t>
+        <w:t xml:space="preserve">: Representation of disease size issue. If class weighting </w:t>
+      </w:r>
+      <w:proofErr w:type="gramStart"/>
+      <w:r>
+        <w:t>is used</w:t>
+      </w:r>
+      <w:proofErr w:type="gramEnd"/>
+      <w:r>
+        <w:t xml:space="preserve"> to increase the value of ‘disease’, the image on the left will be worth more in the training process than the one on the right.</w:t>
+      </w:r>
+    </w:p>
+    <w:p>
+      <w:r>
+        <w:t xml:space="preserve">To this end, we break up each independent disease site within a patient into individual ‘cubes’ of 32x120x120 voxels. Note that this means disease not centered on the cube </w:t>
+      </w:r>
+      <w:proofErr w:type="gramStart"/>
+      <w:r>
+        <w:t>is still properly defined</w:t>
+      </w:r>
+      <w:proofErr w:type="gramEnd"/>
+      <w:r>
+        <w:t xml:space="preserve"> as disease, Figure xxx.</w:t>
+      </w:r>
+      <w:r>
+        <w:t xml:space="preserve"> </w:t>
+      </w:r>
+      <w:r>
+        <w:t>After extraction, the</w:t>
+      </w:r>
+      <w:r>
+        <w:t xml:space="preserve"> training dataset consists of 572 unique image cubes.</w:t>
       </w:r>
     </w:p>
     <w:p>
@@ -1748,7 +2347,6 @@
         <w:rPr>
           <w:noProof/>
         </w:rPr>
-        <w:lastRenderedPageBreak/>
         <w:drawing>
           <wp:inline distT="0" distB="0" distL="0" distR="0" wp14:anchorId="35D62568">
             <wp:extent cx="4661206" cy="2743200"/>
@@ -1767,7 +2365,7 @@
                     </pic:cNvPicPr>
                   </pic:nvPicPr>
                   <pic:blipFill>
-                    <a:blip r:embed="rId13" cstate="print">
+                    <a:blip r:embed="rId15" cstate="print">
                       <a:extLst>
                         <a:ext uri="{28A0092B-C50C-407E-A947-70E740481C1C}">
                           <a14:useLocalDpi xmlns:a14="http://schemas.microsoft.com/office/drawing/2010/main" val="0"/>
@@ -1816,7 +2414,7 @@
         <w:rPr>
           <w:noProof/>
         </w:rPr>
-        <w:t>4</w:t>
+        <w:t>6</w:t>
       </w:r>
       <w:r>
         <w:fldChar w:fldCharType="end"/>
@@ -1828,7 +2426,15 @@
         <w:t xml:space="preserve"> </w:t>
       </w:r>
       <w:r>
-        <w:t>Liver distributed into individual cubes of 32x120x120. Disease is labeled as disease regardless of center of cube.</w:t>
+        <w:t xml:space="preserve">Liver distributed into individual cubes of 32x120x120. Disease </w:t>
+      </w:r>
+      <w:proofErr w:type="gramStart"/>
+      <w:r>
+        <w:t>is labeled</w:t>
+      </w:r>
+      <w:proofErr w:type="gramEnd"/>
+      <w:r>
+        <w:t xml:space="preserve"> as disease regardless of center of cube.</w:t>
       </w:r>
     </w:p>
     <w:p>
@@ -1836,6 +2442,7 @@
         <w:pStyle w:val="Heading2"/>
       </w:pPr>
       <w:r>
+        <w:lastRenderedPageBreak/>
         <w:t>Architecture</w:t>
       </w:r>
       <w:r>
@@ -1844,7 +2451,15 @@
     </w:p>
     <w:p>
       <w:r>
-        <w:t xml:space="preserve">We initially attempted to train a 2D model, the DeepLabV3+ with the Xception </w:t>
+        <w:t xml:space="preserve">We initially attempted to train a 2D model, the DeepLabV3+ with the </w:t>
+      </w:r>
+      <w:proofErr w:type="spellStart"/>
+      <w:r>
+        <w:t>Xception</w:t>
+      </w:r>
+      <w:proofErr w:type="spellEnd"/>
+      <w:r>
+        <w:t xml:space="preserve"> </w:t>
       </w:r>
       <w:r>
         <w:t>backbone;</w:t>
@@ -1858,7 +2473,15 @@
         <w:t xml:space="preserve">We investigated three broad architectural styles with several fine-tuning variations. </w:t>
       </w:r>
       <w:r>
-        <w:t>The basic framework for our architecture is the form of a UNet, defined as a number of convolution bloc</w:t>
+        <w:t xml:space="preserve">The basic framework for our architecture is the form of a </w:t>
+      </w:r>
+      <w:proofErr w:type="spellStart"/>
+      <w:r>
+        <w:t>UNet</w:t>
+      </w:r>
+      <w:proofErr w:type="spellEnd"/>
+      <w:r>
+        <w:t>, defined as a number of convolution bloc</w:t>
       </w:r>
       <w:r>
         <w:t xml:space="preserve">ks per layer, </w:t>
@@ -1882,7 +2505,15 @@
         <w:t xml:space="preserve">, maximum number of convolution blocks, </w:t>
       </w:r>
       <w:r>
-        <w:t xml:space="preserve">and presence of atrous convolutions, </w:t>
+        <w:t xml:space="preserve">and presence of </w:t>
+      </w:r>
+      <w:proofErr w:type="spellStart"/>
+      <w:r>
+        <w:t>atrous</w:t>
+      </w:r>
+      <w:proofErr w:type="spellEnd"/>
+      <w:r>
+        <w:t xml:space="preserve"> convolutions, </w:t>
       </w:r>
       <w:r>
         <w:t>Figure xxx</w:t>
@@ -1900,7 +2531,6 @@
         <w:rPr>
           <w:noProof/>
         </w:rPr>
-        <w:lastRenderedPageBreak/>
         <w:drawing>
           <wp:inline distT="0" distB="0" distL="0" distR="0" wp14:anchorId="271922DE">
             <wp:extent cx="6058138" cy="3069203"/>
@@ -1919,7 +2549,7 @@
                     </pic:cNvPicPr>
                   </pic:nvPicPr>
                   <pic:blipFill>
-                    <a:blip r:embed="rId14" cstate="print">
+                    <a:blip r:embed="rId16" cstate="print">
                       <a:extLst>
                         <a:ext uri="{28A0092B-C50C-407E-A947-70E740481C1C}">
                           <a14:useLocalDpi xmlns:a14="http://schemas.microsoft.com/office/drawing/2010/main" val="0"/>
@@ -1971,7 +2601,7 @@
         <w:rPr>
           <w:noProof/>
         </w:rPr>
-        <w:t>5</w:t>
+        <w:t>7</w:t>
       </w:r>
       <w:r>
         <w:fldChar w:fldCharType="end"/>
@@ -2069,7 +2699,15 @@
     </w:p>
     <w:p>
       <w:r>
-        <w:t>A comparison of all three approaches in how the convolution blocks (green bounded region in Figure xxx) were created is shown in Figure xxx.</w:t>
+        <w:t xml:space="preserve">A comparison of all three approaches in how the convolution blocks (green bounded region in Figure xxx) </w:t>
+      </w:r>
+      <w:proofErr w:type="gramStart"/>
+      <w:r>
+        <w:t>were created</w:t>
+      </w:r>
+      <w:proofErr w:type="gramEnd"/>
+      <w:r>
+        <w:t xml:space="preserve"> is shown in Figure xxx.</w:t>
       </w:r>
     </w:p>
     <w:p>
@@ -2077,8 +2715,13 @@
         <w:pStyle w:val="Heading3"/>
       </w:pPr>
       <w:r>
-        <w:t>Vanilla UNet</w:t>
-      </w:r>
+        <w:t xml:space="preserve">Vanilla </w:t>
+      </w:r>
+      <w:proofErr w:type="spellStart"/>
+      <w:r>
+        <w:t>UNet</w:t>
+      </w:r>
+      <w:proofErr w:type="spellEnd"/>
     </w:p>
     <w:p>
       <w:r>
@@ -2091,7 +2734,23 @@
         <w:t xml:space="preserve"> a</w:t>
       </w:r>
       <w:r>
-        <w:t xml:space="preserve"> ‘vanilla’ UNet, where concatenations or additions were used to combine equal </w:t>
+        <w:t xml:space="preserve"> ‘vanilla’ </w:t>
+      </w:r>
+      <w:proofErr w:type="spellStart"/>
+      <w:r>
+        <w:t>UNet</w:t>
+      </w:r>
+      <w:proofErr w:type="spellEnd"/>
+      <w:r>
+        <w:t xml:space="preserve">, where concatenations or additions </w:t>
+      </w:r>
+      <w:proofErr w:type="gramStart"/>
+      <w:r>
+        <w:t>were used</w:t>
+      </w:r>
+      <w:proofErr w:type="gramEnd"/>
+      <w:r>
+        <w:t xml:space="preserve"> to combine equal </w:t>
       </w:r>
       <w:r>
         <w:t>size feature maps</w:t>
@@ -2107,7 +2766,12 @@
       </w:r>
     </w:p>
     <w:p>
-      <w:r>
+      <w:pPr>
+        <w:keepNext/>
+        <w:keepLines/>
+      </w:pPr>
+      <w:r>
+        <w:lastRenderedPageBreak/>
         <w:t xml:space="preserve">Vanilla </w:t>
       </w:r>
       <w:r>
@@ -2117,6 +2781,8 @@
     <w:p>
       <w:pPr>
         <w:pStyle w:val="ListParagraph"/>
+        <w:keepNext/>
+        <w:keepLines/>
         <w:numPr>
           <w:ilvl w:val="0"/>
           <w:numId w:val="2"/>
@@ -2132,6 +2798,8 @@
     <w:p>
       <w:pPr>
         <w:pStyle w:val="ListParagraph"/>
+        <w:keepNext/>
+        <w:keepLines/>
         <w:numPr>
           <w:ilvl w:val="0"/>
           <w:numId w:val="2"/>
@@ -2150,6 +2818,8 @@
     <w:p>
       <w:pPr>
         <w:pStyle w:val="ListParagraph"/>
+        <w:keepNext/>
+        <w:keepLines/>
         <w:numPr>
           <w:ilvl w:val="0"/>
           <w:numId w:val="2"/>
@@ -2168,6 +2838,8 @@
     <w:p>
       <w:pPr>
         <w:pStyle w:val="ListParagraph"/>
+        <w:keepNext/>
+        <w:keepLines/>
         <w:numPr>
           <w:ilvl w:val="0"/>
           <w:numId w:val="2"/>
@@ -2180,6 +2852,8 @@
     <w:p>
       <w:pPr>
         <w:pStyle w:val="ListParagraph"/>
+        <w:keepNext/>
+        <w:keepLines/>
         <w:numPr>
           <w:ilvl w:val="0"/>
           <w:numId w:val="2"/>
@@ -2192,6 +2866,8 @@
     <w:p>
       <w:pPr>
         <w:pStyle w:val="ListParagraph"/>
+        <w:keepNext/>
+        <w:keepLines/>
         <w:numPr>
           <w:ilvl w:val="0"/>
           <w:numId w:val="2"/>
@@ -2206,8 +2882,13 @@
         <w:pStyle w:val="Heading3"/>
       </w:pPr>
       <w:r>
-        <w:t>Residual UNet</w:t>
-      </w:r>
+        <w:t xml:space="preserve">Residual </w:t>
+      </w:r>
+      <w:proofErr w:type="spellStart"/>
+      <w:r>
+        <w:t>UNet</w:t>
+      </w:r>
+      <w:proofErr w:type="spellEnd"/>
     </w:p>
     <w:p>
       <w:r>
@@ -2217,7 +2898,15 @@
         <w:t xml:space="preserve"> layer</w:t>
       </w:r>
       <w:r>
-        <w:t>, with motivation from the ‘ResNet’ architecture</w:t>
+        <w:t>, with motivation from the ‘</w:t>
+      </w:r>
+      <w:proofErr w:type="spellStart"/>
+      <w:r>
+        <w:t>ResNet</w:t>
+      </w:r>
+      <w:proofErr w:type="spellEnd"/>
+      <w:r>
+        <w:t>’ architecture</w:t>
       </w:r>
       <w:r>
         <w:fldChar w:fldCharType="begin" w:fldLock="1"/>
@@ -2242,6 +2931,10 @@
       </w:r>
     </w:p>
     <w:p>
+      <w:pPr>
+        <w:keepNext/>
+        <w:keepLines/>
+      </w:pPr>
       <w:r>
         <w:t>Residual Network Architecture Parameters:</w:t>
       </w:r>
@@ -2249,13 +2942,14 @@
     <w:p>
       <w:pPr>
         <w:pStyle w:val="ListParagraph"/>
+        <w:keepNext/>
+        <w:keepLines/>
         <w:numPr>
           <w:ilvl w:val="0"/>
           <w:numId w:val="2"/>
         </w:numPr>
       </w:pPr>
       <w:r>
-        <w:lastRenderedPageBreak/>
         <w:t>Number of layers</w:t>
       </w:r>
       <w:r>
@@ -2265,6 +2959,8 @@
     <w:p>
       <w:pPr>
         <w:pStyle w:val="ListParagraph"/>
+        <w:keepNext/>
+        <w:keepLines/>
         <w:numPr>
           <w:ilvl w:val="0"/>
           <w:numId w:val="2"/>
@@ -2277,6 +2973,8 @@
     <w:p>
       <w:pPr>
         <w:pStyle w:val="ListParagraph"/>
+        <w:keepNext/>
+        <w:keepLines/>
         <w:numPr>
           <w:ilvl w:val="0"/>
           <w:numId w:val="2"/>
@@ -2289,6 +2987,8 @@
     <w:p>
       <w:pPr>
         <w:pStyle w:val="ListParagraph"/>
+        <w:keepNext/>
+        <w:keepLines/>
         <w:numPr>
           <w:ilvl w:val="0"/>
           <w:numId w:val="2"/>
@@ -2301,6 +3001,8 @@
     <w:p>
       <w:pPr>
         <w:pStyle w:val="ListParagraph"/>
+        <w:keepNext/>
+        <w:keepLines/>
         <w:numPr>
           <w:ilvl w:val="0"/>
           <w:numId w:val="2"/>
@@ -2319,6 +3021,8 @@
     <w:p>
       <w:pPr>
         <w:pStyle w:val="ListParagraph"/>
+        <w:keepNext/>
+        <w:keepLines/>
         <w:numPr>
           <w:ilvl w:val="0"/>
           <w:numId w:val="2"/>
@@ -2333,8 +3037,13 @@
         <w:pStyle w:val="Heading3"/>
       </w:pPr>
       <w:r>
-        <w:t>Dense UNet</w:t>
-      </w:r>
+        <w:t xml:space="preserve">Dense </w:t>
+      </w:r>
+      <w:proofErr w:type="spellStart"/>
+      <w:r>
+        <w:t>UNet</w:t>
+      </w:r>
+      <w:proofErr w:type="spellEnd"/>
     </w:p>
     <w:p>
       <w:r>
@@ -2344,7 +3053,15 @@
         <w:t>ss from previous convolutions can be</w:t>
       </w:r>
       <w:r>
-        <w:t xml:space="preserve"> realized with the DenseNet architecture</w:t>
+        <w:t xml:space="preserve"> realized with the </w:t>
+      </w:r>
+      <w:proofErr w:type="spellStart"/>
+      <w:r>
+        <w:t>DenseNet</w:t>
+      </w:r>
+      <w:proofErr w:type="spellEnd"/>
+      <w:r>
+        <w:t xml:space="preserve"> architecture</w:t>
       </w:r>
       <w:r>
         <w:fldChar w:fldCharType="begin" w:fldLock="1"/>
@@ -2371,7 +3088,15 @@
         <w:t>previous</w:t>
       </w:r>
       <w:r>
-        <w:t xml:space="preserve"> convolutions to be re-used, removing the </w:t>
+        <w:t xml:space="preserve"> convolutions to </w:t>
+      </w:r>
+      <w:proofErr w:type="gramStart"/>
+      <w:r>
+        <w:t>be re-used</w:t>
+      </w:r>
+      <w:proofErr w:type="gramEnd"/>
+      <w:r>
+        <w:t xml:space="preserve">, removing the </w:t>
       </w:r>
       <w:r>
         <w:t>potential necessity</w:t>
@@ -2408,13 +3133,20 @@
       </w:r>
     </w:p>
     <w:p>
-      <w:r>
+      <w:pPr>
+        <w:keepNext/>
+        <w:keepLines/>
+      </w:pPr>
+      <w:r>
+        <w:lastRenderedPageBreak/>
         <w:t>Dense Network Architecture Parameters:</w:t>
       </w:r>
     </w:p>
     <w:p>
       <w:pPr>
         <w:pStyle w:val="ListParagraph"/>
+        <w:keepNext/>
+        <w:keepLines/>
         <w:numPr>
           <w:ilvl w:val="0"/>
           <w:numId w:val="2"/>
@@ -2427,6 +3159,8 @@
     <w:p>
       <w:pPr>
         <w:pStyle w:val="ListParagraph"/>
+        <w:keepNext/>
+        <w:keepLines/>
         <w:numPr>
           <w:ilvl w:val="0"/>
           <w:numId w:val="2"/>
@@ -2439,6 +3173,8 @@
     <w:p>
       <w:pPr>
         <w:pStyle w:val="ListParagraph"/>
+        <w:keepNext/>
+        <w:keepLines/>
         <w:numPr>
           <w:ilvl w:val="0"/>
           <w:numId w:val="2"/>
@@ -2451,6 +3187,8 @@
     <w:p>
       <w:pPr>
         <w:pStyle w:val="ListParagraph"/>
+        <w:keepNext/>
+        <w:keepLines/>
         <w:numPr>
           <w:ilvl w:val="0"/>
           <w:numId w:val="2"/>
@@ -2463,30 +3201,45 @@
     <w:p>
       <w:pPr>
         <w:pStyle w:val="ListParagraph"/>
+        <w:keepNext/>
+        <w:keepLines/>
         <w:numPr>
           <w:ilvl w:val="0"/>
           <w:numId w:val="2"/>
         </w:numPr>
       </w:pPr>
       <w:r>
-        <w:t>The number of initial filters was 8, and 12</w:t>
+        <w:t xml:space="preserve">The number </w:t>
+      </w:r>
+      <w:r>
+        <w:t>of initial filters was 8, 12, 16, and 32</w:t>
       </w:r>
     </w:p>
     <w:p>
       <w:pPr>
         <w:pStyle w:val="ListParagraph"/>
+        <w:keepNext/>
+        <w:keepLines/>
         <w:numPr>
           <w:ilvl w:val="0"/>
           <w:numId w:val="2"/>
         </w:numPr>
       </w:pPr>
       <w:r>
-        <w:t>Filter growth rate was 4</w:t>
+        <w:t xml:space="preserve">Filter growth rate was </w:t>
+      </w:r>
+      <w:r>
+        <w:t xml:space="preserve">0, and </w:t>
+      </w:r>
+      <w:r>
+        <w:t>4</w:t>
       </w:r>
     </w:p>
     <w:p>
       <w:pPr>
         <w:pStyle w:val="ListParagraph"/>
+        <w:keepNext/>
+        <w:keepLines/>
         <w:numPr>
           <w:ilvl w:val="0"/>
           <w:numId w:val="2"/>
@@ -2498,7 +3251,47 @@
     </w:p>
     <w:p>
       <w:r>
-        <w:t>A representation of the differences in how convolutions and connections occur from the ‘vanilla UNet’, ResNet UNet, and Dense UNet can be seen in Figure xxx.</w:t>
+        <w:t xml:space="preserve">A representation of the differences in how convolutions and connections occur from the ‘vanilla </w:t>
+      </w:r>
+      <w:proofErr w:type="spellStart"/>
+      <w:r>
+        <w:t>UNet</w:t>
+      </w:r>
+      <w:proofErr w:type="spellEnd"/>
+      <w:r>
+        <w:t xml:space="preserve">’, </w:t>
+      </w:r>
+      <w:proofErr w:type="spellStart"/>
+      <w:r>
+        <w:t>ResNet</w:t>
+      </w:r>
+      <w:proofErr w:type="spellEnd"/>
+      <w:r>
+        <w:t xml:space="preserve"> </w:t>
+      </w:r>
+      <w:proofErr w:type="spellStart"/>
+      <w:r>
+        <w:t>UNet</w:t>
+      </w:r>
+      <w:proofErr w:type="spellEnd"/>
+      <w:r>
+        <w:t xml:space="preserve">, and Dense </w:t>
+      </w:r>
+      <w:proofErr w:type="spellStart"/>
+      <w:r>
+        <w:t>UNet</w:t>
+      </w:r>
+      <w:proofErr w:type="spellEnd"/>
+      <w:r>
+        <w:t xml:space="preserve"> </w:t>
+      </w:r>
+      <w:proofErr w:type="gramStart"/>
+      <w:r>
+        <w:t>can be seen</w:t>
+      </w:r>
+      <w:proofErr w:type="gramEnd"/>
+      <w:r>
+        <w:t xml:space="preserve"> in Figure xxx.</w:t>
       </w:r>
     </w:p>
     <w:p>
@@ -2509,7 +3302,6 @@
         <w:rPr>
           <w:noProof/>
         </w:rPr>
-        <w:lastRenderedPageBreak/>
         <w:drawing>
           <wp:inline distT="0" distB="0" distL="0" distR="0" wp14:anchorId="3CB408BD">
             <wp:extent cx="6061371" cy="2514600"/>
@@ -2528,7 +3320,7 @@
                     </pic:cNvPicPr>
                   </pic:nvPicPr>
                   <pic:blipFill>
-                    <a:blip r:embed="rId15" cstate="print">
+                    <a:blip r:embed="rId17" cstate="print">
                       <a:extLst>
                         <a:ext uri="{28A0092B-C50C-407E-A947-70E740481C1C}">
                           <a14:useLocalDpi xmlns:a14="http://schemas.microsoft.com/office/drawing/2010/main" val="0"/>
@@ -2577,7 +3369,7 @@
         <w:rPr>
           <w:noProof/>
         </w:rPr>
-        <w:t>6</w:t>
+        <w:t>8</w:t>
       </w:r>
       <w:r>
         <w:fldChar w:fldCharType="end"/>
@@ -2633,7 +3425,15 @@
         <w:fldChar w:fldCharType="end"/>
       </w:r>
       <w:r>
-        <w:t xml:space="preserve">. All model creation, training, optimization, and evaluation was performed using Tensorflow version 2.2.0 </w:t>
+        <w:t xml:space="preserve">. All model creation, training, optimization, and evaluation was performed using </w:t>
+      </w:r>
+      <w:proofErr w:type="spellStart"/>
+      <w:r>
+        <w:t>Tensorflow</w:t>
+      </w:r>
+      <w:proofErr w:type="spellEnd"/>
+      <w:r>
+        <w:t xml:space="preserve"> version 2.2.0 </w:t>
       </w:r>
       <w:r>
         <w:fldChar w:fldCharType="begin" w:fldLock="1"/>
@@ -2659,22 +3459,59 @@
       <w:r>
         <w:t xml:space="preserve"> </w:t>
       </w:r>
-    </w:p>
-    <w:p>
-      <w:r>
-        <w:t xml:space="preserve">Model inputs are formed by taking </w:t>
-      </w:r>
-      <w:r>
-        <w:t xml:space="preserve">eight </w:t>
-      </w:r>
-      <w:r>
-        <w:t xml:space="preserve">randomly selected </w:t>
-      </w:r>
-      <w:r>
-        <w:t>cubes to form an 8x32x12</w:t>
-      </w:r>
-      <w:r>
-        <w:t>0x120x1 image. A binary mask of the liver is passed as a secondary input to the model, automatically setting the prediction of disease outside of the liver to be 0 as any disease should be within the liver contour.</w:t>
+      <w:r>
+        <w:t xml:space="preserve">Models </w:t>
+      </w:r>
+      <w:proofErr w:type="gramStart"/>
+      <w:r>
+        <w:t>were optimized</w:t>
+      </w:r>
+      <w:proofErr w:type="gramEnd"/>
+      <w:r>
+        <w:t xml:space="preserve"> using a sparse categorical cross entropy loss and Adam optimizer. Mixed precision </w:t>
+      </w:r>
+      <w:proofErr w:type="gramStart"/>
+      <w:r>
+        <w:t>was enabled</w:t>
+      </w:r>
+      <w:proofErr w:type="gramEnd"/>
+      <w:r>
+        <w:t xml:space="preserve"> to speed up the training process.</w:t>
+      </w:r>
+    </w:p>
+    <w:p>
+      <w:r>
+        <w:t xml:space="preserve">The model takes two inputs, an </w:t>
+      </w:r>
+      <w:r>
+        <w:t>image</w:t>
+      </w:r>
+      <w:r>
+        <w:t xml:space="preserve"> and a</w:t>
+      </w:r>
+      <w:r>
+        <w:t xml:space="preserve"> binary mask of the liver</w:t>
+      </w:r>
+      <w:r>
+        <w:t>. The liver mask</w:t>
+      </w:r>
+      <w:r>
+        <w:t xml:space="preserve"> automatically </w:t>
+      </w:r>
+      <w:r>
+        <w:t>assigns background to any voxel not present within the liver,</w:t>
+      </w:r>
+      <w:r>
+        <w:t xml:space="preserve"> as any disease should be within the</w:t>
+      </w:r>
+      <w:r>
+        <w:t xml:space="preserve"> provided</w:t>
+      </w:r>
+      <w:r>
+        <w:t xml:space="preserve"> liver contour.</w:t>
+      </w:r>
+      <w:r>
+        <w:t xml:space="preserve"> Training involved passing batches of 8 or 16 ‘cubes’ of 32x120x120x1 images and liver masks to the model.</w:t>
       </w:r>
     </w:p>
     <w:p>
@@ -2689,9 +3526,11 @@
       <w:r>
         <w:t xml:space="preserve">The learning rate </w:t>
       </w:r>
+      <w:proofErr w:type="gramStart"/>
       <w:r>
         <w:t>is known</w:t>
       </w:r>
+      <w:proofErr w:type="gramEnd"/>
       <w:r>
         <w:t xml:space="preserve"> to be one of the most important </w:t>
       </w:r>
@@ -2702,7 +3541,11 @@
         <w:t xml:space="preserve"> in determining a model’s ability to converge</w:t>
       </w:r>
       <w:r>
-        <w:t>, and optimal rates will vary based on the architecture depth (layers), number of convolution blocks, and number of filters in each block. For each model, a variation on the cyclical learning rate</w:t>
+        <w:t xml:space="preserve">, and optimal rates will vary based on the architecture depth (layers), number of convolution blocks, and number of filters in each block. For each model, a variation on the cyclical learning </w:t>
+      </w:r>
+      <w:r>
+        <w:lastRenderedPageBreak/>
+        <w:t>rate</w:t>
       </w:r>
       <w:r>
         <w:fldChar w:fldCharType="begin" w:fldLock="1"/>
@@ -2761,7 +3604,6 @@
         <w:rPr>
           <w:noProof/>
         </w:rPr>
-        <w:lastRenderedPageBreak/>
         <w:drawing>
           <wp:inline distT="0" distB="0" distL="0" distR="0" wp14:anchorId="52F061B6">
             <wp:extent cx="5476469" cy="5943600"/>
@@ -2780,7 +3622,7 @@
                     </pic:cNvPicPr>
                   </pic:nvPicPr>
                   <pic:blipFill>
-                    <a:blip r:embed="rId16" cstate="print">
+                    <a:blip r:embed="rId18" cstate="print">
                       <a:extLst>
                         <a:ext uri="{28A0092B-C50C-407E-A947-70E740481C1C}">
                           <a14:useLocalDpi xmlns:a14="http://schemas.microsoft.com/office/drawing/2010/main" val="0"/>
@@ -2829,13 +3671,21 @@
         <w:rPr>
           <w:noProof/>
         </w:rPr>
-        <w:t>7</w:t>
+        <w:t>9</w:t>
       </w:r>
       <w:r>
         <w:fldChar w:fldCharType="end"/>
       </w:r>
       <w:r>
-        <w:t>: Cyclical Learning Rate for 1e-10 to 1e-9, assuming a step size of 5 and step size factor of 5. (Top)  Linear representation and (Bottom) log representation.</w:t>
+        <w:t xml:space="preserve">: Cyclical Learning Rate for 1e-10 to 1e-9, assuming a step size of </w:t>
+      </w:r>
+      <w:proofErr w:type="gramStart"/>
+      <w:r>
+        <w:t>5</w:t>
+      </w:r>
+      <w:proofErr w:type="gramEnd"/>
+      <w:r>
+        <w:t xml:space="preserve"> and step size factor of 5. (Top)  Linear representation and (Bottom) log representation.</w:t>
       </w:r>
       <w:r>
         <w:t xml:space="preserve"> </w:t>
@@ -2845,7 +3695,7 @@
       <w:r>
         <w:t xml:space="preserve">The minimum and maximum learning rate are found via small adaptations of code presented here </w:t>
       </w:r>
-      <w:hyperlink r:id="rId17" w:history="1">
+      <w:hyperlink r:id="rId19" w:history="1">
         <w:r>
           <w:rPr>
             <w:rStyle w:val="Hyperlink"/>
@@ -2854,7 +3704,27 @@
         </w:r>
       </w:hyperlink>
       <w:r>
-        <w:t>, our own variation of the code can be found at our github page, link to github anonymized*. This code functions by slowly increasing the learning rate from a very low value (~1e-10) to a large value (~1-e-1), and training solely on the training dataset. The point where the loss begins to decrease refers to the minimum learning rate, and the point where it begins to increase again is the maximum learning rate, Figure xxx.</w:t>
+        <w:t xml:space="preserve">, our own variation of the code can be found at our </w:t>
+      </w:r>
+      <w:proofErr w:type="spellStart"/>
+      <w:r>
+        <w:t>github</w:t>
+      </w:r>
+      <w:proofErr w:type="spellEnd"/>
+      <w:r>
+        <w:t xml:space="preserve"> page, link to </w:t>
+      </w:r>
+      <w:proofErr w:type="spellStart"/>
+      <w:r>
+        <w:t>github</w:t>
+      </w:r>
+      <w:proofErr w:type="spellEnd"/>
+      <w:r>
+        <w:t xml:space="preserve"> anonymized*. This code functions by slowly increasing the learning rate from a very low value (~1e-10) to a large value (~1-e-1), and training solely </w:t>
+      </w:r>
+      <w:r>
+        <w:lastRenderedPageBreak/>
+        <w:t>on the training dataset. The point where the loss begins to decrease refers to the minimum learning rate, and the point where it begins to increase again is the maximum learning rate, Figure xxx.</w:t>
       </w:r>
     </w:p>
     <w:p>
@@ -2865,7 +3735,6 @@
         <w:rPr>
           <w:noProof/>
         </w:rPr>
-        <w:lastRenderedPageBreak/>
         <w:drawing>
           <wp:inline distT="0" distB="0" distL="0" distR="0" wp14:anchorId="37926C41">
             <wp:extent cx="4597879" cy="3448534"/>
@@ -2884,7 +3753,7 @@
                     </pic:cNvPicPr>
                   </pic:nvPicPr>
                   <pic:blipFill>
-                    <a:blip r:embed="rId18">
+                    <a:blip r:embed="rId20">
                       <a:extLst>
                         <a:ext uri="{28A0092B-C50C-407E-A947-70E740481C1C}">
                           <a14:useLocalDpi xmlns:a14="http://schemas.microsoft.com/office/drawing/2010/main" val="0"/>
@@ -2933,18 +3802,1226 @@
         <w:rPr>
           <w:noProof/>
         </w:rPr>
-        <w:t>8</w:t>
+        <w:t>10</w:t>
       </w:r>
       <w:r>
         <w:fldChar w:fldCharType="end"/>
       </w:r>
       <w:r>
-        <w:t>: Learning Rate Finder figure. Learning rate is gradually increased from 10e-7 to 10e-0, the point where loss begins to decrease is the minimum learning rate (Min LR), the point where it begins to increase is the maximum learning rate (Max LR).</w:t>
-      </w:r>
-    </w:p>
-    <w:p>
-      <w:bookmarkStart w:id="0" w:name="_GoBack"/>
-      <w:bookmarkEnd w:id="0"/>
+        <w:t xml:space="preserve">: Learning Rate Finder figure. Learning rate </w:t>
+      </w:r>
+      <w:proofErr w:type="gramStart"/>
+      <w:r>
+        <w:t>is gradually increased</w:t>
+      </w:r>
+      <w:proofErr w:type="gramEnd"/>
+      <w:r>
+        <w:t xml:space="preserve"> from 10e-7 to 10e-0, the point where loss begins to decrease is the minimum learning rate (Min LR), the point where it begins to increase is the maximum learning rate (Max LR).</w:t>
+      </w:r>
+    </w:p>
+    <w:p>
+      <w:r>
+        <w:t>A unique minimum and maximum l</w:t>
+      </w:r>
+      <w:r>
+        <w:t xml:space="preserve">earning rate </w:t>
+      </w:r>
+      <w:proofErr w:type="gramStart"/>
+      <w:r>
+        <w:t>were</w:t>
+      </w:r>
+      <w:r>
+        <w:t xml:space="preserve"> found</w:t>
+      </w:r>
+      <w:proofErr w:type="gramEnd"/>
+      <w:r>
+        <w:t xml:space="preserve"> for each architecture parameter</w:t>
+      </w:r>
+      <w:r>
+        <w:t>,</w:t>
+      </w:r>
+      <w:r>
+        <w:t xml:space="preserve"> for reach style of architecture. </w:t>
+      </w:r>
+    </w:p>
+    <w:p>
+      <w:pPr>
+        <w:pStyle w:val="Heading3"/>
+      </w:pPr>
+      <w:r>
+        <w:t>Optimization</w:t>
+      </w:r>
+    </w:p>
+    <w:p>
+      <w:r>
+        <w:t xml:space="preserve">Each unique model </w:t>
+      </w:r>
+      <w:proofErr w:type="gramStart"/>
+      <w:r>
+        <w:t>was run</w:t>
+      </w:r>
+      <w:proofErr w:type="gramEnd"/>
+      <w:r>
+        <w:t xml:space="preserve"> three independent times w</w:t>
+      </w:r>
+      <w:r>
+        <w:t>ith randomly initialized variables</w:t>
+      </w:r>
+      <w:r>
+        <w:t xml:space="preserve"> </w:t>
+      </w:r>
+      <w:r>
+        <w:t>for 101</w:t>
+      </w:r>
+      <w:r>
+        <w:t xml:space="preserve"> epochs. </w:t>
+      </w:r>
+      <w:proofErr w:type="spellStart"/>
+      <w:r>
+        <w:t>Plotnine</w:t>
+      </w:r>
+      <w:proofErr w:type="spellEnd"/>
+      <w:r>
+        <w:t xml:space="preserve"> and </w:t>
+      </w:r>
+      <w:proofErr w:type="spellStart"/>
+      <w:r>
+        <w:t>Tensorflow’s</w:t>
+      </w:r>
+      <w:proofErr w:type="spellEnd"/>
+      <w:r>
+        <w:t xml:space="preserve"> </w:t>
+      </w:r>
+      <w:proofErr w:type="spellStart"/>
+      <w:r>
+        <w:t>Tensorboard</w:t>
+      </w:r>
+      <w:proofErr w:type="spellEnd"/>
+      <w:r>
+        <w:t xml:space="preserve"> with </w:t>
+      </w:r>
+      <w:proofErr w:type="spellStart"/>
+      <w:r>
+        <w:t>hyperparameter</w:t>
+      </w:r>
+      <w:proofErr w:type="spellEnd"/>
+      <w:r>
+        <w:t xml:space="preserve"> tuning were used to identify any potential tr</w:t>
+      </w:r>
+      <w:r>
+        <w:t>ends and direct model training.</w:t>
+      </w:r>
+      <w:r>
+        <w:t xml:space="preserve"> </w:t>
+      </w:r>
+      <w:r>
+        <w:t xml:space="preserve">The final model </w:t>
+      </w:r>
+      <w:proofErr w:type="gramStart"/>
+      <w:r>
+        <w:t>was selected</w:t>
+      </w:r>
+      <w:proofErr w:type="gramEnd"/>
+      <w:r>
+        <w:t xml:space="preserve"> based on the Dice Similarity Coefficient (DSC) between the validation set prediction a</w:t>
+      </w:r>
+      <w:r>
+        <w:t>nd ground truth during the training process.</w:t>
+      </w:r>
+    </w:p>
+    <w:p>
+      <w:pPr>
+        <w:pStyle w:val="Heading3"/>
+      </w:pPr>
+      <w:r>
+        <w:t>Visualization of Training</w:t>
+      </w:r>
+    </w:p>
+    <w:p>
+      <w:r>
+        <w:t xml:space="preserve">As disease sites are quite small and we were concerned about metrics being misleading to actual segmentation accuracy, we implemented a method of creating prediction images on the validation data during training, Figure xxx. This method can be easily implemented as a </w:t>
+      </w:r>
+      <w:proofErr w:type="spellStart"/>
+      <w:r>
+        <w:t>Tensorflow</w:t>
+      </w:r>
+      <w:proofErr w:type="spellEnd"/>
+      <w:r>
+        <w:t xml:space="preserve"> callback, *link to </w:t>
+      </w:r>
+      <w:proofErr w:type="spellStart"/>
+      <w:r>
+        <w:t>github</w:t>
+      </w:r>
+      <w:proofErr w:type="spellEnd"/>
+      <w:r>
+        <w:t>, left out for anonymization*.</w:t>
+      </w:r>
+    </w:p>
+    <w:p>
+      <w:pPr>
+        <w:keepNext/>
+      </w:pPr>
+      <w:r>
+        <w:rPr>
+          <w:noProof/>
+        </w:rPr>
+        <w:lastRenderedPageBreak/>
+        <w:drawing>
+          <wp:inline distT="0" distB="0" distL="0" distR="0" wp14:anchorId="5F94AB41">
+            <wp:extent cx="5810250" cy="5053965"/>
+            <wp:effectExtent l="0" t="0" r="0" b="0"/>
+            <wp:docPr id="28" name="Picture 28"/>
+            <wp:cNvGraphicFramePr>
+              <a:graphicFrameLocks xmlns:a="http://schemas.openxmlformats.org/drawingml/2006/main" noChangeAspect="1"/>
+            </wp:cNvGraphicFramePr>
+            <a:graphic xmlns:a="http://schemas.openxmlformats.org/drawingml/2006/main">
+              <a:graphicData uri="http://schemas.openxmlformats.org/drawingml/2006/picture">
+                <pic:pic xmlns:pic="http://schemas.openxmlformats.org/drawingml/2006/picture">
+                  <pic:nvPicPr>
+                    <pic:cNvPr id="0" name="Picture 4"/>
+                    <pic:cNvPicPr>
+                      <a:picLocks noChangeAspect="1" noChangeArrowheads="1"/>
+                    </pic:cNvPicPr>
+                  </pic:nvPicPr>
+                  <pic:blipFill>
+                    <a:blip r:embed="rId21">
+                      <a:extLst>
+                        <a:ext uri="{28A0092B-C50C-407E-A947-70E740481C1C}">
+                          <a14:useLocalDpi xmlns:a14="http://schemas.microsoft.com/office/drawing/2010/main" val="0"/>
+                        </a:ext>
+                      </a:extLst>
+                    </a:blip>
+                    <a:srcRect/>
+                    <a:stretch>
+                      <a:fillRect/>
+                    </a:stretch>
+                  </pic:blipFill>
+                  <pic:spPr bwMode="auto">
+                    <a:xfrm>
+                      <a:off x="0" y="0"/>
+                      <a:ext cx="5810250" cy="5053965"/>
+                    </a:xfrm>
+                    <a:prstGeom prst="rect">
+                      <a:avLst/>
+                    </a:prstGeom>
+                    <a:noFill/>
+                  </pic:spPr>
+                </pic:pic>
+              </a:graphicData>
+            </a:graphic>
+          </wp:inline>
+        </w:drawing>
+      </w:r>
+    </w:p>
+    <w:p>
+      <w:pPr>
+        <w:pStyle w:val="Caption"/>
+      </w:pPr>
+      <w:r>
+        <w:t xml:space="preserve">Figure </w:t>
+      </w:r>
+      <w:r>
+        <w:fldChar w:fldCharType="begin"/>
+      </w:r>
+      <w:r>
+        <w:instrText xml:space="preserve"> SEQ Figure \* ARABIC </w:instrText>
+      </w:r>
+      <w:r>
+        <w:fldChar w:fldCharType="separate"/>
+      </w:r>
+      <w:r>
+        <w:rPr>
+          <w:noProof/>
+        </w:rPr>
+        <w:t>11</w:t>
+      </w:r>
+      <w:r>
+        <w:fldChar w:fldCharType="end"/>
+      </w:r>
+      <w:r>
+        <w:t xml:space="preserve">: Example of visualization of prediction on validation data during training. Top row: Image being fed into model, masked to </w:t>
+      </w:r>
+      <w:proofErr w:type="gramStart"/>
+      <w:r>
+        <w:t>0</w:t>
+      </w:r>
+      <w:proofErr w:type="gramEnd"/>
+      <w:r>
+        <w:t xml:space="preserve"> outside of the liver. Middle row: </w:t>
+      </w:r>
+      <w:proofErr w:type="gramStart"/>
+      <w:r>
+        <w:t>Ground truth of disease contours, resampling to 1mm slicing will also interpolate ground truth</w:t>
+      </w:r>
+      <w:proofErr w:type="gramEnd"/>
+      <w:r>
+        <w:t xml:space="preserve">, </w:t>
+      </w:r>
+      <w:proofErr w:type="gramStart"/>
+      <w:r>
+        <w:t>right image shows some sampling</w:t>
+      </w:r>
+      <w:proofErr w:type="gramEnd"/>
+      <w:r>
+        <w:t>. Bottom row: Prediction of disease contours, set with threshold of 0.5 to binary mask.</w:t>
+      </w:r>
+    </w:p>
+    <w:p>
+      <w:pPr>
+        <w:pStyle w:val="Heading2"/>
+      </w:pPr>
+      <w:r>
+        <w:t>Model Evaluation</w:t>
+      </w:r>
+    </w:p>
+    <w:p/>
+    <w:p>
+      <w:pPr>
+        <w:sectPr>
+          <w:pgSz w:w="12240" w:h="15840"/>
+          <w:pgMar w:top="1440" w:right="1440" w:bottom="1440" w:left="1440" w:header="720" w:footer="720" w:gutter="0"/>
+          <w:cols w:space="720"/>
+          <w:docGrid w:linePitch="360"/>
+        </w:sectPr>
+      </w:pPr>
+    </w:p>
+    <w:p>
+      <w:pPr>
+        <w:pStyle w:val="Heading3"/>
+      </w:pPr>
+      <w:r>
+        <w:lastRenderedPageBreak/>
+        <w:t>Determining Seed and Threshold Values</w:t>
+      </w:r>
+    </w:p>
+    <w:p>
+      <w:r>
+        <w:t>Predictions of disease from the model come in a range of 0-</w:t>
+      </w:r>
+      <w:r>
+        <w:t>1.</w:t>
+      </w:r>
+      <w:r>
+        <w:t xml:space="preserve"> </w:t>
+      </w:r>
+      <w:r>
+        <w:t xml:space="preserve">Binary masks </w:t>
+      </w:r>
+      <w:proofErr w:type="gramStart"/>
+      <w:r>
+        <w:t xml:space="preserve">are </w:t>
+      </w:r>
+      <w:r>
+        <w:t>generated</w:t>
+      </w:r>
+      <w:proofErr w:type="gramEnd"/>
+      <w:r>
+        <w:t xml:space="preserve"> via seed-point</w:t>
+      </w:r>
+      <w:r>
+        <w:t xml:space="preserve"> identification</w:t>
+      </w:r>
+      <w:r>
+        <w:t xml:space="preserve"> and growth</w:t>
+      </w:r>
+      <w:r>
+        <w:t xml:space="preserve"> of the output prediction, Figure xxx.</w:t>
+      </w:r>
+      <w:r>
+        <w:t xml:space="preserve"> </w:t>
+      </w:r>
+    </w:p>
+    <w:p>
+      <w:r>
+        <w:t xml:space="preserve">The ideal seed value and threshold values </w:t>
+      </w:r>
+      <w:proofErr w:type="gramStart"/>
+      <w:r>
+        <w:t>were selected</w:t>
+      </w:r>
+      <w:proofErr w:type="gramEnd"/>
+      <w:r>
+        <w:t xml:space="preserve"> based on the highest DSC in the validation dataset. Seed</w:t>
+      </w:r>
+      <w:r>
+        <w:t xml:space="preserve"> values </w:t>
+      </w:r>
+      <w:r>
+        <w:t>ranged</w:t>
+      </w:r>
+      <w:r>
+        <w:t xml:space="preserve"> from 0.8-0.99 in 0.01 increments, and threshold ranges from 0.1 to 0.8 in 0.05 increme</w:t>
+      </w:r>
+      <w:r>
+        <w:t>nts, a graphical representation of DSC for seed-value and threshold range can be seen in Figure xxx, where green corresponds to higher DSC.</w:t>
+      </w:r>
+    </w:p>
+    <w:p>
+      <w:pPr>
+        <w:pStyle w:val="Heading1"/>
+      </w:pPr>
+      <w:r>
+        <w:t>Results</w:t>
+      </w:r>
+    </w:p>
+    <w:p>
+      <w:pPr>
+        <w:pStyle w:val="Heading2"/>
+      </w:pPr>
+      <w:r>
+        <w:t>Quantitative</w:t>
+      </w:r>
+    </w:p>
+    <w:p>
+      <w:r>
+        <w:t xml:space="preserve">The best model, with a DSC of 0.79 on the validation dataset during training, </w:t>
+      </w:r>
+      <w:proofErr w:type="gramStart"/>
+      <w:r>
+        <w:t>was found</w:t>
+      </w:r>
+      <w:proofErr w:type="gramEnd"/>
+      <w:r>
+        <w:t xml:space="preserve"> to be </w:t>
+      </w:r>
+      <w:proofErr w:type="spellStart"/>
+      <w:r>
+        <w:t>DenseNet</w:t>
+      </w:r>
+      <w:proofErr w:type="spellEnd"/>
+      <w:r>
+        <w:t xml:space="preserve"> model, with two layers, two convolution blocks, convolution lambda equal to one, and eight filters, Figure xxx. The model consists of xxx parameters. From this model, a seed-value of xxx and threshold value of xxx resulted in the highest overall</w:t>
+      </w:r>
+      <w:r>
+        <w:t xml:space="preserve"> DSC in the validation dataset.</w:t>
+      </w:r>
+    </w:p>
+    <w:p>
+      <w:pPr>
+        <w:pStyle w:val="Heading3"/>
+      </w:pPr>
+      <w:r>
+        <w:t>Disease Site-by-Site evaluation</w:t>
+      </w:r>
+    </w:p>
+    <w:p>
+      <w:r>
+        <w:t xml:space="preserve">The average (min, max) DSC and MSD on a site-by-site basis for the completely withheld test set (n=xxx lesions) was xxx and xxx, respectively. </w:t>
+      </w:r>
+      <w:r>
+        <w:t>The DSC for each disease site and volume</w:t>
+      </w:r>
+      <w:r>
+        <w:t xml:space="preserve"> of the disease site </w:t>
+      </w:r>
+      <w:proofErr w:type="gramStart"/>
+      <w:r>
+        <w:t>can be seen</w:t>
+      </w:r>
+      <w:proofErr w:type="gramEnd"/>
+      <w:r>
+        <w:t xml:space="preserve"> in Figure xxx. </w:t>
+      </w:r>
+    </w:p>
+    <w:p>
+      <w:pPr>
+        <w:pStyle w:val="Heading3"/>
+      </w:pPr>
+      <w:r>
+        <w:t>Disease Patient-by-Patient evaluation</w:t>
+      </w:r>
+    </w:p>
+    <w:p>
+      <w:r>
+        <w:t xml:space="preserve">The average (min, max) DSC and MSD on a patient-by-patient basis was xxx and xxx, respectively. </w:t>
+      </w:r>
+      <w:r>
+        <w:t>Note that a single patient might have multipl</w:t>
+      </w:r>
+      <w:r>
+        <w:t xml:space="preserve">e disease sites of varying size. The DSC for each patient </w:t>
+      </w:r>
+      <w:proofErr w:type="gramStart"/>
+      <w:r>
+        <w:t>can be seen</w:t>
+      </w:r>
+      <w:proofErr w:type="gramEnd"/>
+      <w:r>
+        <w:t xml:space="preserve"> in Figure xxx.</w:t>
+      </w:r>
+    </w:p>
+    <w:p>
+      <w:pPr>
+        <w:pStyle w:val="Heading2"/>
+      </w:pPr>
+      <w:r>
+        <w:t>Qualitative</w:t>
+      </w:r>
+    </w:p>
+    <w:p>
+      <w:r>
+        <w:t xml:space="preserve">Using the Likert scoring system shown in Table xxx, the </w:t>
+      </w:r>
+      <w:r>
+        <w:t xml:space="preserve">average (min, max) Likert score for all qualitative patients gross tumor volume (n=19) for each radiologist and their combined score was Radiologist </w:t>
+      </w:r>
+      <w:proofErr w:type="gramStart"/>
+      <w:r>
+        <w:t>One</w:t>
+      </w:r>
+      <w:proofErr w:type="gramEnd"/>
+      <w:r>
+        <w:t>: 4.63 (3, 5), Radiologist Two: 4.80 (4, 5), Combined: 4.71 (3, 5). The average (min, max) Likert for each qualitative patient ablation volume (n=12) for each radiologist and their combined was Radiologist One: 4.00 (1, 5), Radiologist Two: 3.77 (1, 5), Combined: 3.88 (1</w:t>
+      </w:r>
+      <w:proofErr w:type="gramStart"/>
+      <w:r>
+        <w:t>,5</w:t>
+      </w:r>
+      <w:proofErr w:type="gramEnd"/>
+      <w:r>
+        <w:t>), Table xxx.</w:t>
+      </w:r>
+    </w:p>
+    <w:p>
+      <w:pPr>
+        <w:pStyle w:val="Caption"/>
+        <w:keepNext/>
+      </w:pPr>
+      <w:r>
+        <w:t xml:space="preserve">Table </w:t>
+      </w:r>
+      <w:r>
+        <w:fldChar w:fldCharType="begin"/>
+      </w:r>
+      <w:r>
+        <w:instrText xml:space="preserve"> SEQ Table \* ARABIC </w:instrText>
+      </w:r>
+      <w:r>
+        <w:fldChar w:fldCharType="separate"/>
+      </w:r>
+      <w:r>
+        <w:rPr>
+          <w:noProof/>
+        </w:rPr>
+        <w:t>3</w:t>
+      </w:r>
+      <w:r>
+        <w:fldChar w:fldCharType="end"/>
+      </w:r>
+      <w:r>
+        <w:t>: Likert score for Gross Tumor Volume and Ablation Zone segmentation for each Radiologist and their combined scores.</w:t>
+      </w:r>
+    </w:p>
+    <w:tbl>
+      <w:tblPr>
+        <w:tblW w:w="9180" w:type="dxa"/>
+        <w:tblBorders>
+          <w:top w:val="single" w:sz="4" w:space="0" w:color="auto"/>
+          <w:left w:val="single" w:sz="4" w:space="0" w:color="auto"/>
+          <w:bottom w:val="single" w:sz="4" w:space="0" w:color="auto"/>
+          <w:right w:val="single" w:sz="4" w:space="0" w:color="auto"/>
+          <w:insideH w:val="single" w:sz="4" w:space="0" w:color="auto"/>
+          <w:insideV w:val="single" w:sz="4" w:space="0" w:color="auto"/>
+        </w:tblBorders>
+        <w:tblLook w:val="04A0" w:firstRow="1" w:lastRow="0" w:firstColumn="1" w:lastColumn="0" w:noHBand="0" w:noVBand="1"/>
+      </w:tblPr>
+      <w:tblGrid>
+        <w:gridCol w:w="4700"/>
+        <w:gridCol w:w="1532"/>
+        <w:gridCol w:w="1531"/>
+        <w:gridCol w:w="1417"/>
+      </w:tblGrid>
+      <w:tr>
+        <w:trPr>
+          <w:trHeight w:val="300"/>
+        </w:trPr>
+        <w:tc>
+          <w:tcPr>
+            <w:tcW w:w="4700" w:type="dxa"/>
+            <w:vMerge w:val="restart"/>
+            <w:shd w:val="clear" w:color="auto" w:fill="auto"/>
+            <w:noWrap/>
+            <w:vAlign w:val="center"/>
+            <w:hideMark/>
+          </w:tcPr>
+          <w:p>
+            <w:pPr>
+              <w:spacing w:after="0" w:line="240" w:lineRule="auto"/>
+              <w:jc w:val="center"/>
+              <w:rPr>
+                <w:rFonts w:eastAsia="Times New Roman" w:cstheme="minorHAnsi"/>
+              </w:rPr>
+            </w:pPr>
+            <w:r>
+              <w:rPr>
+                <w:rFonts w:eastAsia="Times New Roman" w:cstheme="minorHAnsi"/>
+              </w:rPr>
+              <w:t>Site</w:t>
+            </w:r>
+            <w:r>
+              <w:rPr>
+                <w:rFonts w:eastAsia="Times New Roman" w:cstheme="minorHAnsi"/>
+              </w:rPr>
+              <w:t xml:space="preserve"> (n)</w:t>
+            </w:r>
+          </w:p>
+        </w:tc>
+        <w:tc>
+          <w:tcPr>
+            <w:tcW w:w="4480" w:type="dxa"/>
+            <w:gridSpan w:val="3"/>
+            <w:shd w:val="clear" w:color="auto" w:fill="auto"/>
+            <w:noWrap/>
+            <w:vAlign w:val="center"/>
+            <w:hideMark/>
+          </w:tcPr>
+          <w:p>
+            <w:pPr>
+              <w:spacing w:after="0" w:line="240" w:lineRule="auto"/>
+              <w:jc w:val="center"/>
+              <w:rPr>
+                <w:rFonts w:eastAsia="Times New Roman" w:cstheme="minorHAnsi"/>
+                <w:color w:val="000000"/>
+              </w:rPr>
+            </w:pPr>
+            <w:r>
+              <w:rPr>
+                <w:rFonts w:eastAsia="Times New Roman" w:cstheme="minorHAnsi"/>
+                <w:color w:val="000000"/>
+              </w:rPr>
+              <w:t>Likert Score</w:t>
+            </w:r>
+          </w:p>
+          <w:p>
+            <w:pPr>
+              <w:spacing w:after="0" w:line="240" w:lineRule="auto"/>
+              <w:jc w:val="center"/>
+              <w:rPr>
+                <w:rFonts w:eastAsia="Times New Roman" w:cstheme="minorHAnsi"/>
+                <w:color w:val="000000"/>
+              </w:rPr>
+            </w:pPr>
+            <w:r>
+              <w:rPr>
+                <w:rFonts w:eastAsia="Times New Roman" w:cstheme="minorHAnsi"/>
+                <w:color w:val="000000"/>
+              </w:rPr>
+              <w:t>Average (Min, Max)</w:t>
+            </w:r>
+          </w:p>
+        </w:tc>
+      </w:tr>
+      <w:tr>
+        <w:trPr>
+          <w:trHeight w:val="300"/>
+        </w:trPr>
+        <w:tc>
+          <w:tcPr>
+            <w:tcW w:w="4700" w:type="dxa"/>
+            <w:vMerge/>
+            <w:vAlign w:val="center"/>
+            <w:hideMark/>
+          </w:tcPr>
+          <w:p>
+            <w:pPr>
+              <w:spacing w:after="0" w:line="240" w:lineRule="auto"/>
+              <w:rPr>
+                <w:rFonts w:eastAsia="Times New Roman" w:cstheme="minorHAnsi"/>
+              </w:rPr>
+            </w:pPr>
+          </w:p>
+        </w:tc>
+        <w:tc>
+          <w:tcPr>
+            <w:tcW w:w="1532" w:type="dxa"/>
+            <w:shd w:val="clear" w:color="auto" w:fill="auto"/>
+            <w:noWrap/>
+            <w:vAlign w:val="center"/>
+            <w:hideMark/>
+          </w:tcPr>
+          <w:p>
+            <w:pPr>
+              <w:spacing w:after="0" w:line="240" w:lineRule="auto"/>
+              <w:jc w:val="center"/>
+              <w:rPr>
+                <w:rFonts w:eastAsia="Times New Roman" w:cstheme="minorHAnsi"/>
+                <w:color w:val="000000"/>
+              </w:rPr>
+            </w:pPr>
+            <w:r>
+              <w:rPr>
+                <w:rFonts w:eastAsia="Times New Roman" w:cstheme="minorHAnsi"/>
+                <w:color w:val="000000"/>
+              </w:rPr>
+              <w:t>Radiologist</w:t>
+            </w:r>
+            <w:r>
+              <w:rPr>
+                <w:rFonts w:eastAsia="Times New Roman" w:cstheme="minorHAnsi"/>
+                <w:color w:val="000000"/>
+              </w:rPr>
+              <w:t xml:space="preserve"> 1</w:t>
+            </w:r>
+          </w:p>
+        </w:tc>
+        <w:tc>
+          <w:tcPr>
+            <w:tcW w:w="1531" w:type="dxa"/>
+            <w:shd w:val="clear" w:color="auto" w:fill="auto"/>
+            <w:noWrap/>
+            <w:vAlign w:val="center"/>
+            <w:hideMark/>
+          </w:tcPr>
+          <w:p>
+            <w:pPr>
+              <w:spacing w:after="0" w:line="240" w:lineRule="auto"/>
+              <w:jc w:val="center"/>
+              <w:rPr>
+                <w:rFonts w:eastAsia="Times New Roman" w:cstheme="minorHAnsi"/>
+                <w:color w:val="000000"/>
+              </w:rPr>
+            </w:pPr>
+            <w:r>
+              <w:rPr>
+                <w:rFonts w:eastAsia="Times New Roman" w:cstheme="minorHAnsi"/>
+                <w:color w:val="000000"/>
+              </w:rPr>
+              <w:t>Radiologist</w:t>
+            </w:r>
+            <w:r>
+              <w:rPr>
+                <w:rFonts w:eastAsia="Times New Roman" w:cstheme="minorHAnsi"/>
+                <w:color w:val="000000"/>
+              </w:rPr>
+              <w:t xml:space="preserve"> 2</w:t>
+            </w:r>
+          </w:p>
+        </w:tc>
+        <w:tc>
+          <w:tcPr>
+            <w:tcW w:w="1417" w:type="dxa"/>
+            <w:shd w:val="clear" w:color="auto" w:fill="auto"/>
+            <w:noWrap/>
+            <w:vAlign w:val="center"/>
+            <w:hideMark/>
+          </w:tcPr>
+          <w:p>
+            <w:pPr>
+              <w:spacing w:after="0" w:line="240" w:lineRule="auto"/>
+              <w:jc w:val="center"/>
+              <w:rPr>
+                <w:rFonts w:eastAsia="Times New Roman" w:cstheme="minorHAnsi"/>
+                <w:color w:val="000000"/>
+              </w:rPr>
+            </w:pPr>
+            <w:r>
+              <w:rPr>
+                <w:rFonts w:eastAsia="Times New Roman" w:cstheme="minorHAnsi"/>
+                <w:color w:val="000000"/>
+              </w:rPr>
+              <w:t>Combined</w:t>
+            </w:r>
+          </w:p>
+        </w:tc>
+      </w:tr>
+      <w:tr>
+        <w:trPr>
+          <w:trHeight w:val="300"/>
+        </w:trPr>
+        <w:tc>
+          <w:tcPr>
+            <w:tcW w:w="4700" w:type="dxa"/>
+            <w:shd w:val="clear" w:color="auto" w:fill="auto"/>
+            <w:noWrap/>
+            <w:vAlign w:val="center"/>
+            <w:hideMark/>
+          </w:tcPr>
+          <w:p>
+            <w:pPr>
+              <w:spacing w:after="0" w:line="240" w:lineRule="auto"/>
+              <w:jc w:val="center"/>
+              <w:rPr>
+                <w:rFonts w:eastAsia="Times New Roman" w:cstheme="minorHAnsi"/>
+                <w:color w:val="000000"/>
+              </w:rPr>
+            </w:pPr>
+            <w:r>
+              <w:rPr>
+                <w:rFonts w:eastAsia="Times New Roman" w:cstheme="minorHAnsi"/>
+                <w:color w:val="000000"/>
+              </w:rPr>
+              <w:t>Gross Tumor Volume (n=19)</w:t>
+            </w:r>
+          </w:p>
+        </w:tc>
+        <w:tc>
+          <w:tcPr>
+            <w:tcW w:w="1532" w:type="dxa"/>
+            <w:shd w:val="clear" w:color="auto" w:fill="auto"/>
+            <w:noWrap/>
+            <w:vAlign w:val="center"/>
+            <w:hideMark/>
+          </w:tcPr>
+          <w:p>
+            <w:pPr>
+              <w:spacing w:after="0" w:line="240" w:lineRule="auto"/>
+              <w:jc w:val="center"/>
+              <w:rPr>
+                <w:rFonts w:eastAsia="Times New Roman" w:cstheme="minorHAnsi"/>
+                <w:color w:val="000000"/>
+              </w:rPr>
+            </w:pPr>
+            <w:r>
+              <w:rPr>
+                <w:rFonts w:eastAsia="Times New Roman" w:cstheme="minorHAnsi"/>
+                <w:color w:val="000000"/>
+              </w:rPr>
+              <w:t>4.63 (3, 5)</w:t>
+            </w:r>
+          </w:p>
+        </w:tc>
+        <w:tc>
+          <w:tcPr>
+            <w:tcW w:w="1531" w:type="dxa"/>
+            <w:shd w:val="clear" w:color="auto" w:fill="auto"/>
+            <w:noWrap/>
+            <w:vAlign w:val="center"/>
+            <w:hideMark/>
+          </w:tcPr>
+          <w:p>
+            <w:pPr>
+              <w:spacing w:after="0" w:line="240" w:lineRule="auto"/>
+              <w:jc w:val="center"/>
+              <w:rPr>
+                <w:rFonts w:eastAsia="Times New Roman" w:cstheme="minorHAnsi"/>
+                <w:color w:val="000000"/>
+              </w:rPr>
+            </w:pPr>
+            <w:r>
+              <w:rPr>
+                <w:rFonts w:eastAsia="Times New Roman" w:cstheme="minorHAnsi"/>
+                <w:color w:val="000000"/>
+              </w:rPr>
+              <w:t>4.80 (</w:t>
+            </w:r>
+            <w:r>
+              <w:rPr>
+                <w:rFonts w:eastAsia="Times New Roman" w:cstheme="minorHAnsi"/>
+                <w:color w:val="000000"/>
+              </w:rPr>
+              <w:t>4</w:t>
+            </w:r>
+            <w:r>
+              <w:rPr>
+                <w:rFonts w:eastAsia="Times New Roman" w:cstheme="minorHAnsi"/>
+                <w:color w:val="000000"/>
+              </w:rPr>
+              <w:t>, 5)</w:t>
+            </w:r>
+          </w:p>
+        </w:tc>
+        <w:tc>
+          <w:tcPr>
+            <w:tcW w:w="1417" w:type="dxa"/>
+            <w:shd w:val="clear" w:color="auto" w:fill="auto"/>
+            <w:noWrap/>
+            <w:vAlign w:val="center"/>
+            <w:hideMark/>
+          </w:tcPr>
+          <w:p>
+            <w:pPr>
+              <w:spacing w:after="0" w:line="240" w:lineRule="auto"/>
+              <w:jc w:val="center"/>
+              <w:rPr>
+                <w:rFonts w:eastAsia="Times New Roman" w:cstheme="minorHAnsi"/>
+                <w:color w:val="000000"/>
+              </w:rPr>
+            </w:pPr>
+            <w:r>
+              <w:rPr>
+                <w:rFonts w:eastAsia="Times New Roman" w:cstheme="minorHAnsi"/>
+                <w:color w:val="000000"/>
+              </w:rPr>
+              <w:t>4.71 (3, 5)</w:t>
+            </w:r>
+          </w:p>
+        </w:tc>
+      </w:tr>
+      <w:tr>
+        <w:trPr>
+          <w:trHeight w:val="300"/>
+        </w:trPr>
+        <w:tc>
+          <w:tcPr>
+            <w:tcW w:w="4700" w:type="dxa"/>
+            <w:shd w:val="clear" w:color="auto" w:fill="auto"/>
+            <w:noWrap/>
+            <w:vAlign w:val="center"/>
+            <w:hideMark/>
+          </w:tcPr>
+          <w:p>
+            <w:pPr>
+              <w:spacing w:after="0" w:line="240" w:lineRule="auto"/>
+              <w:jc w:val="center"/>
+              <w:rPr>
+                <w:rFonts w:eastAsia="Times New Roman" w:cstheme="minorHAnsi"/>
+                <w:color w:val="000000"/>
+              </w:rPr>
+            </w:pPr>
+            <w:r>
+              <w:rPr>
+                <w:rFonts w:eastAsia="Times New Roman" w:cstheme="minorHAnsi"/>
+                <w:color w:val="000000"/>
+              </w:rPr>
+              <w:t>Ablation Zone (n=12)</w:t>
+            </w:r>
+          </w:p>
+        </w:tc>
+        <w:tc>
+          <w:tcPr>
+            <w:tcW w:w="1532" w:type="dxa"/>
+            <w:shd w:val="clear" w:color="auto" w:fill="auto"/>
+            <w:noWrap/>
+            <w:vAlign w:val="center"/>
+            <w:hideMark/>
+          </w:tcPr>
+          <w:p>
+            <w:pPr>
+              <w:spacing w:after="0" w:line="240" w:lineRule="auto"/>
+              <w:jc w:val="center"/>
+              <w:rPr>
+                <w:rFonts w:eastAsia="Times New Roman" w:cstheme="minorHAnsi"/>
+                <w:color w:val="000000"/>
+              </w:rPr>
+            </w:pPr>
+            <w:r>
+              <w:rPr>
+                <w:rFonts w:eastAsia="Times New Roman" w:cstheme="minorHAnsi"/>
+                <w:color w:val="000000"/>
+              </w:rPr>
+              <w:t>4 (1, 5)</w:t>
+            </w:r>
+          </w:p>
+        </w:tc>
+        <w:tc>
+          <w:tcPr>
+            <w:tcW w:w="1531" w:type="dxa"/>
+            <w:shd w:val="clear" w:color="auto" w:fill="auto"/>
+            <w:noWrap/>
+            <w:vAlign w:val="center"/>
+            <w:hideMark/>
+          </w:tcPr>
+          <w:p>
+            <w:pPr>
+              <w:spacing w:after="0" w:line="240" w:lineRule="auto"/>
+              <w:jc w:val="center"/>
+              <w:rPr>
+                <w:rFonts w:eastAsia="Times New Roman" w:cstheme="minorHAnsi"/>
+                <w:color w:val="000000"/>
+              </w:rPr>
+            </w:pPr>
+            <w:r>
+              <w:rPr>
+                <w:rFonts w:eastAsia="Times New Roman" w:cstheme="minorHAnsi"/>
+                <w:color w:val="000000"/>
+              </w:rPr>
+              <w:t>3.77 (1, 5)</w:t>
+            </w:r>
+          </w:p>
+        </w:tc>
+        <w:tc>
+          <w:tcPr>
+            <w:tcW w:w="1417" w:type="dxa"/>
+            <w:shd w:val="clear" w:color="auto" w:fill="auto"/>
+            <w:noWrap/>
+            <w:vAlign w:val="center"/>
+            <w:hideMark/>
+          </w:tcPr>
+          <w:p>
+            <w:pPr>
+              <w:spacing w:after="0" w:line="240" w:lineRule="auto"/>
+              <w:jc w:val="center"/>
+              <w:rPr>
+                <w:rFonts w:eastAsia="Times New Roman" w:cstheme="minorHAnsi"/>
+                <w:color w:val="000000"/>
+              </w:rPr>
+            </w:pPr>
+            <w:r>
+              <w:rPr>
+                <w:rFonts w:eastAsia="Times New Roman" w:cstheme="minorHAnsi"/>
+                <w:color w:val="000000"/>
+              </w:rPr>
+              <w:t>3.88 (1,5)</w:t>
+            </w:r>
+          </w:p>
+        </w:tc>
+      </w:tr>
+    </w:tbl>
+    <w:p/>
+    <w:p>
+      <w:r>
+        <w:t xml:space="preserve">A more detailed graph for each radiologist score on each gross tumor volume </w:t>
+      </w:r>
+      <w:r>
+        <w:t xml:space="preserve">and ablation zone </w:t>
+      </w:r>
+      <w:proofErr w:type="gramStart"/>
+      <w:r>
+        <w:t>are</w:t>
+      </w:r>
+      <w:r>
+        <w:t xml:space="preserve"> shown</w:t>
+      </w:r>
+      <w:proofErr w:type="gramEnd"/>
+      <w:r>
+        <w:t xml:space="preserve"> in Figure xxx</w:t>
+      </w:r>
+      <w:r>
+        <w:t xml:space="preserve"> and Figure xxx, respectively</w:t>
+      </w:r>
+      <w:r>
+        <w:t>.</w:t>
+      </w:r>
+    </w:p>
+    <w:p>
+      <w:pPr>
+        <w:keepNext/>
+      </w:pPr>
+      <w:r>
+        <w:rPr>
+          <w:noProof/>
+        </w:rPr>
+        <w:lastRenderedPageBreak/>
+        <w:drawing>
+          <wp:inline distT="0" distB="0" distL="0" distR="0" wp14:anchorId="2EA5B44A" wp14:editId="0DD7F5BE">
+            <wp:extent cx="5943600" cy="3274060"/>
+            <wp:effectExtent l="0" t="0" r="0" b="2540"/>
+            <wp:docPr id="264" name="Chart 264"/>
+            <wp:cNvGraphicFramePr/>
+            <a:graphic xmlns:a="http://schemas.openxmlformats.org/drawingml/2006/main">
+              <a:graphicData uri="http://schemas.openxmlformats.org/drawingml/2006/chart">
+                <c:chart xmlns:c="http://schemas.openxmlformats.org/drawingml/2006/chart" xmlns:r="http://schemas.openxmlformats.org/officeDocument/2006/relationships" r:id="rId22"/>
+              </a:graphicData>
+            </a:graphic>
+          </wp:inline>
+        </w:drawing>
+      </w:r>
+    </w:p>
+    <w:p>
+      <w:pPr>
+        <w:pStyle w:val="Caption"/>
+      </w:pPr>
+      <w:r>
+        <w:t xml:space="preserve">Figure </w:t>
+      </w:r>
+      <w:r>
+        <w:fldChar w:fldCharType="begin"/>
+      </w:r>
+      <w:r>
+        <w:instrText xml:space="preserve"> SEQ Figure \* ARABIC </w:instrText>
+      </w:r>
+      <w:r>
+        <w:fldChar w:fldCharType="separate"/>
+      </w:r>
+      <w:r>
+        <w:rPr>
+          <w:noProof/>
+        </w:rPr>
+        <w:t>12</w:t>
+      </w:r>
+      <w:r>
+        <w:fldChar w:fldCharType="end"/>
+      </w:r>
+      <w:proofErr w:type="gramStart"/>
+      <w:r>
+        <w:t>:Likert</w:t>
+      </w:r>
+      <w:proofErr w:type="gramEnd"/>
+      <w:r>
+        <w:t xml:space="preserve"> Score for each radiologist on each disease site. A higher value is associated with a better contour.</w:t>
+      </w:r>
+    </w:p>
+    <w:p>
+      <w:pPr>
+        <w:keepNext/>
+      </w:pPr>
+      <w:r>
+        <w:rPr>
+          <w:noProof/>
+        </w:rPr>
+        <w:drawing>
+          <wp:inline distT="0" distB="0" distL="0" distR="0" wp14:anchorId="6C4FD4BB" wp14:editId="091B22EF">
+            <wp:extent cx="5943600" cy="3274060"/>
+            <wp:effectExtent l="0" t="0" r="0" b="2540"/>
+            <wp:docPr id="265" name="Chart 265"/>
+            <wp:cNvGraphicFramePr/>
+            <a:graphic xmlns:a="http://schemas.openxmlformats.org/drawingml/2006/main">
+              <a:graphicData uri="http://schemas.openxmlformats.org/drawingml/2006/chart">
+                <c:chart xmlns:c="http://schemas.openxmlformats.org/drawingml/2006/chart" xmlns:r="http://schemas.openxmlformats.org/officeDocument/2006/relationships" r:id="rId23"/>
+              </a:graphicData>
+            </a:graphic>
+          </wp:inline>
+        </w:drawing>
+      </w:r>
+    </w:p>
+    <w:p>
+      <w:pPr>
+        <w:pStyle w:val="Caption"/>
+      </w:pPr>
+      <w:r>
+        <w:t xml:space="preserve">Figure </w:t>
+      </w:r>
+      <w:r>
+        <w:fldChar w:fldCharType="begin"/>
+      </w:r>
+      <w:r>
+        <w:instrText xml:space="preserve"> SEQ Figure \* ARABIC </w:instrText>
+      </w:r>
+      <w:r>
+        <w:fldChar w:fldCharType="separate"/>
+      </w:r>
+      <w:r>
+        <w:rPr>
+          <w:noProof/>
+        </w:rPr>
+        <w:t>13</w:t>
+      </w:r>
+      <w:r>
+        <w:fldChar w:fldCharType="end"/>
+      </w:r>
+      <w:r>
+        <w:t>:</w:t>
+      </w:r>
+      <w:r>
+        <w:t xml:space="preserve"> </w:t>
+      </w:r>
+      <w:r>
+        <w:t>Likert Score for each radiologist on each ablation site. A higher value is associated with a better contour</w:t>
+      </w:r>
+    </w:p>
+    <w:p/>
+    <w:p>
+      <w:pPr>
+        <w:sectPr>
+          <w:pgSz w:w="12240" w:h="15840"/>
+          <w:pgMar w:top="1440" w:right="1440" w:bottom="1440" w:left="1440" w:header="720" w:footer="720" w:gutter="0"/>
+          <w:cols w:space="720"/>
+          <w:docGrid w:linePitch="360"/>
+        </w:sectPr>
+      </w:pPr>
+    </w:p>
+    <w:p>
+      <w:pPr>
+        <w:keepNext/>
+      </w:pPr>
+      <w:r>
+        <w:rPr>
+          <w:noProof/>
+        </w:rPr>
+        <w:lastRenderedPageBreak/>
+        <w:drawing>
+          <wp:inline distT="0" distB="0" distL="0" distR="0" wp14:anchorId="64C83A61" wp14:editId="70749645">
+            <wp:extent cx="8465185" cy="3668357"/>
+            <wp:effectExtent l="0" t="0" r="0" b="8890"/>
+            <wp:docPr id="260" name="Picture 260"/>
+            <wp:cNvGraphicFramePr>
+              <a:graphicFrameLocks xmlns:a="http://schemas.openxmlformats.org/drawingml/2006/main" noChangeAspect="1"/>
+            </wp:cNvGraphicFramePr>
+            <a:graphic xmlns:a="http://schemas.openxmlformats.org/drawingml/2006/main">
+              <a:graphicData uri="http://schemas.openxmlformats.org/drawingml/2006/picture">
+                <pic:pic xmlns:pic="http://schemas.openxmlformats.org/drawingml/2006/picture">
+                  <pic:nvPicPr>
+                    <pic:cNvPr id="0" name="Picture 8"/>
+                    <pic:cNvPicPr>
+                      <a:picLocks noChangeAspect="1" noChangeArrowheads="1"/>
+                    </pic:cNvPicPr>
+                  </pic:nvPicPr>
+                  <pic:blipFill>
+                    <a:blip r:embed="rId24">
+                      <a:extLst>
+                        <a:ext uri="{28A0092B-C50C-407E-A947-70E740481C1C}">
+                          <a14:useLocalDpi xmlns:a14="http://schemas.microsoft.com/office/drawing/2010/main" val="0"/>
+                        </a:ext>
+                      </a:extLst>
+                    </a:blip>
+                    <a:srcRect/>
+                    <a:stretch>
+                      <a:fillRect/>
+                    </a:stretch>
+                  </pic:blipFill>
+                  <pic:spPr bwMode="auto">
+                    <a:xfrm>
+                      <a:off x="0" y="0"/>
+                      <a:ext cx="8501379" cy="3684042"/>
+                    </a:xfrm>
+                    <a:prstGeom prst="rect">
+                      <a:avLst/>
+                    </a:prstGeom>
+                    <a:noFill/>
+                  </pic:spPr>
+                </pic:pic>
+              </a:graphicData>
+            </a:graphic>
+          </wp:inline>
+        </w:drawing>
+      </w:r>
+    </w:p>
+    <w:p>
+      <w:pPr>
+        <w:pStyle w:val="Caption"/>
+      </w:pPr>
+      <w:r>
+        <w:t xml:space="preserve">Figure </w:t>
+      </w:r>
+      <w:r>
+        <w:fldChar w:fldCharType="begin"/>
+      </w:r>
+      <w:r>
+        <w:instrText xml:space="preserve"> SEQ Figure \* ARABIC </w:instrText>
+      </w:r>
+      <w:r>
+        <w:fldChar w:fldCharType="separate"/>
+      </w:r>
+      <w:r>
+        <w:rPr>
+          <w:noProof/>
+        </w:rPr>
+        <w:t>14</w:t>
+      </w:r>
+      <w:r>
+        <w:fldChar w:fldCharType="end"/>
+      </w:r>
+      <w:r>
+        <w:t xml:space="preserve">: </w:t>
+      </w:r>
+      <w:proofErr w:type="spellStart"/>
+      <w:r>
+        <w:t>DenseNet</w:t>
+      </w:r>
+      <w:proofErr w:type="spellEnd"/>
+      <w:r>
+        <w:t xml:space="preserve"> final architecture. Two layers, two convolution blocks in Layer 0, three convolution blocks in Layer 1, and eight initial filters.</w:t>
+      </w:r>
+    </w:p>
+    <w:p>
+      <w:pPr>
+        <w:sectPr>
+          <w:pgSz w:w="15840" w:h="12240" w:orient="landscape"/>
+          <w:pgMar w:top="1440" w:right="1440" w:bottom="1440" w:left="1440" w:header="720" w:footer="720" w:gutter="0"/>
+          <w:cols w:space="720"/>
+          <w:docGrid w:linePitch="360"/>
+        </w:sectPr>
+      </w:pPr>
+    </w:p>
+    <w:p>
+      <w:pPr>
+        <w:pStyle w:val="Heading1"/>
+      </w:pPr>
+      <w:r>
+        <w:lastRenderedPageBreak/>
+        <w:t>Discussion</w:t>
+      </w:r>
     </w:p>
     <w:sectPr>
       <w:pgSz w:w="12240" w:h="15840"/>
@@ -3650,6 +5727,26 @@
       <w:color w:val="2E74B5" w:themeColor="accent1" w:themeShade="BF"/>
     </w:rPr>
   </w:style>
+  <w:style w:type="paragraph" w:styleId="Heading5">
+    <w:name w:val="heading 5"/>
+    <w:basedOn w:val="Normal"/>
+    <w:next w:val="Normal"/>
+    <w:link w:val="Heading5Char"/>
+    <w:uiPriority w:val="9"/>
+    <w:unhideWhenUsed/>
+    <w:qFormat/>
+    <w:rsid w:val="009223FE"/>
+    <w:pPr>
+      <w:keepNext/>
+      <w:keepLines/>
+      <w:spacing w:before="40" w:after="0"/>
+      <w:outlineLvl w:val="4"/>
+    </w:pPr>
+    <w:rPr>
+      <w:rFonts w:asciiTheme="majorHAnsi" w:eastAsiaTheme="majorEastAsia" w:hAnsiTheme="majorHAnsi" w:cstheme="majorBidi"/>
+      <w:color w:val="2E74B5" w:themeColor="accent1" w:themeShade="BF"/>
+    </w:rPr>
+  </w:style>
   <w:style w:type="character" w:default="1" w:styleId="DefaultParagraphFont">
     <w:name w:val="Default Paragraph Font"/>
     <w:uiPriority w:val="1"/>
@@ -3788,7 +5885,2194 @@
       <w:contextualSpacing/>
     </w:pPr>
   </w:style>
+  <w:style w:type="character" w:customStyle="1" w:styleId="Heading5Char">
+    <w:name w:val="Heading 5 Char"/>
+    <w:basedOn w:val="DefaultParagraphFont"/>
+    <w:link w:val="Heading5"/>
+    <w:uiPriority w:val="9"/>
+    <w:rsid w:val="009223FE"/>
+    <w:rPr>
+      <w:rFonts w:asciiTheme="majorHAnsi" w:eastAsiaTheme="majorEastAsia" w:hAnsiTheme="majorHAnsi" w:cstheme="majorBidi"/>
+      <w:color w:val="2E74B5" w:themeColor="accent1" w:themeShade="BF"/>
+    </w:rPr>
+  </w:style>
 </w:styles>
+</file>
+
+<file path=word/charts/chart1.xml><?xml version="1.0" encoding="utf-8"?>
+<c:chartSpace xmlns:c="http://schemas.openxmlformats.org/drawingml/2006/chart" xmlns:a="http://schemas.openxmlformats.org/drawingml/2006/main" xmlns:r="http://schemas.openxmlformats.org/officeDocument/2006/relationships" xmlns:c16r2="http://schemas.microsoft.com/office/drawing/2015/06/chart">
+  <c:date1904 val="0"/>
+  <c:lang val="en-US"/>
+  <c:roundedCorners val="0"/>
+  <mc:AlternateContent xmlns:mc="http://schemas.openxmlformats.org/markup-compatibility/2006">
+    <mc:Choice xmlns:c14="http://schemas.microsoft.com/office/drawing/2007/8/2/chart" Requires="c14">
+      <c14:style val="102"/>
+    </mc:Choice>
+    <mc:Fallback>
+      <c:style val="2"/>
+    </mc:Fallback>
+  </mc:AlternateContent>
+  <c:chart>
+    <c:title>
+      <c:tx>
+        <c:rich>
+          <a:bodyPr rot="0" spcFirstLastPara="1" vertOverflow="ellipsis" vert="horz" wrap="square" anchor="ctr" anchorCtr="1"/>
+          <a:lstStyle/>
+          <a:p>
+            <a:pPr>
+              <a:defRPr sz="1400" b="0" i="0" u="none" strike="noStrike" kern="1200" spc="0" baseline="0">
+                <a:solidFill>
+                  <a:schemeClr val="tx1">
+                    <a:lumMod val="65000"/>
+                    <a:lumOff val="35000"/>
+                  </a:schemeClr>
+                </a:solidFill>
+                <a:latin typeface="+mn-lt"/>
+                <a:ea typeface="+mn-ea"/>
+                <a:cs typeface="+mn-cs"/>
+              </a:defRPr>
+            </a:pPr>
+            <a:r>
+              <a:rPr lang="en-US"/>
+              <a:t>Liker</a:t>
+            </a:r>
+            <a:r>
+              <a:rPr lang="en-US" baseline="0"/>
+              <a:t> S</a:t>
+            </a:r>
+            <a:r>
+              <a:rPr lang="en-US"/>
+              <a:t>core vs Disease Number</a:t>
+            </a:r>
+          </a:p>
+        </c:rich>
+      </c:tx>
+      <c:overlay val="0"/>
+      <c:spPr>
+        <a:noFill/>
+        <a:ln>
+          <a:noFill/>
+        </a:ln>
+        <a:effectLst/>
+      </c:spPr>
+      <c:txPr>
+        <a:bodyPr rot="0" spcFirstLastPara="1" vertOverflow="ellipsis" vert="horz" wrap="square" anchor="ctr" anchorCtr="1"/>
+        <a:lstStyle/>
+        <a:p>
+          <a:pPr>
+            <a:defRPr sz="1400" b="0" i="0" u="none" strike="noStrike" kern="1200" spc="0" baseline="0">
+              <a:solidFill>
+                <a:schemeClr val="tx1">
+                  <a:lumMod val="65000"/>
+                  <a:lumOff val="35000"/>
+                </a:schemeClr>
+              </a:solidFill>
+              <a:latin typeface="+mn-lt"/>
+              <a:ea typeface="+mn-ea"/>
+              <a:cs typeface="+mn-cs"/>
+            </a:defRPr>
+          </a:pPr>
+          <a:endParaRPr lang="en-US"/>
+        </a:p>
+      </c:txPr>
+    </c:title>
+    <c:autoTitleDeleted val="0"/>
+    <c:plotArea>
+      <c:layout/>
+      <c:barChart>
+        <c:barDir val="col"/>
+        <c:grouping val="clustered"/>
+        <c:varyColors val="0"/>
+        <c:ser>
+          <c:idx val="0"/>
+          <c:order val="0"/>
+          <c:tx>
+            <c:v>Radiologist 1 Score</c:v>
+          </c:tx>
+          <c:spPr>
+            <a:solidFill>
+              <a:schemeClr val="accent1"/>
+            </a:solidFill>
+            <a:ln>
+              <a:noFill/>
+            </a:ln>
+            <a:effectLst/>
+          </c:spPr>
+          <c:invertIfNegative val="0"/>
+          <c:val>
+            <c:numRef>
+              <c:f>GTV!$D$4:$D$25</c:f>
+              <c:numCache>
+                <c:formatCode>General</c:formatCode>
+                <c:ptCount val="19"/>
+                <c:pt idx="0">
+                  <c:v>3</c:v>
+                </c:pt>
+                <c:pt idx="1">
+                  <c:v>4</c:v>
+                </c:pt>
+                <c:pt idx="2">
+                  <c:v>5</c:v>
+                </c:pt>
+                <c:pt idx="3">
+                  <c:v>4</c:v>
+                </c:pt>
+                <c:pt idx="4">
+                  <c:v>5</c:v>
+                </c:pt>
+                <c:pt idx="5">
+                  <c:v>5</c:v>
+                </c:pt>
+                <c:pt idx="6">
+                  <c:v>4</c:v>
+                </c:pt>
+                <c:pt idx="7">
+                  <c:v>4</c:v>
+                </c:pt>
+                <c:pt idx="8">
+                  <c:v>4</c:v>
+                </c:pt>
+                <c:pt idx="9">
+                  <c:v>5</c:v>
+                </c:pt>
+                <c:pt idx="10">
+                  <c:v>5</c:v>
+                </c:pt>
+                <c:pt idx="11">
+                  <c:v>5</c:v>
+                </c:pt>
+                <c:pt idx="12">
+                  <c:v>5</c:v>
+                </c:pt>
+                <c:pt idx="13">
+                  <c:v>5</c:v>
+                </c:pt>
+                <c:pt idx="14">
+                  <c:v>5</c:v>
+                </c:pt>
+                <c:pt idx="15">
+                  <c:v>5</c:v>
+                </c:pt>
+                <c:pt idx="16">
+                  <c:v>5</c:v>
+                </c:pt>
+                <c:pt idx="17">
+                  <c:v>5</c:v>
+                </c:pt>
+                <c:pt idx="18">
+                  <c:v>5</c:v>
+                </c:pt>
+              </c:numCache>
+            </c:numRef>
+          </c:val>
+          <c:extLst>
+            <c:ext xmlns:c16="http://schemas.microsoft.com/office/drawing/2014/chart" uri="{C3380CC4-5D6E-409C-BE32-E72D297353CC}">
+              <c16:uniqueId val="{00000000-EEB5-4033-A798-61741830856D}"/>
+            </c:ext>
+          </c:extLst>
+        </c:ser>
+        <c:ser>
+          <c:idx val="1"/>
+          <c:order val="1"/>
+          <c:tx>
+            <c:v>Radiologist 2 Score</c:v>
+          </c:tx>
+          <c:spPr>
+            <a:solidFill>
+              <a:schemeClr val="accent2"/>
+            </a:solidFill>
+            <a:ln>
+              <a:noFill/>
+            </a:ln>
+            <a:effectLst/>
+          </c:spPr>
+          <c:invertIfNegative val="0"/>
+          <c:val>
+            <c:numRef>
+              <c:f>GTV!$E$4:$E$25</c:f>
+              <c:numCache>
+                <c:formatCode>General</c:formatCode>
+                <c:ptCount val="19"/>
+                <c:pt idx="0">
+                  <c:v>4</c:v>
+                </c:pt>
+                <c:pt idx="1">
+                  <c:v>4</c:v>
+                </c:pt>
+                <c:pt idx="2">
+                  <c:v>5</c:v>
+                </c:pt>
+                <c:pt idx="3">
+                  <c:v>5</c:v>
+                </c:pt>
+                <c:pt idx="4">
+                  <c:v>4</c:v>
+                </c:pt>
+                <c:pt idx="5">
+                  <c:v>4</c:v>
+                </c:pt>
+                <c:pt idx="6">
+                  <c:v>5</c:v>
+                </c:pt>
+                <c:pt idx="7">
+                  <c:v>5</c:v>
+                </c:pt>
+                <c:pt idx="8">
+                  <c:v>5</c:v>
+                </c:pt>
+                <c:pt idx="9">
+                  <c:v>5</c:v>
+                </c:pt>
+                <c:pt idx="10">
+                  <c:v>5</c:v>
+                </c:pt>
+                <c:pt idx="11">
+                  <c:v>5</c:v>
+                </c:pt>
+                <c:pt idx="12">
+                  <c:v>5</c:v>
+                </c:pt>
+                <c:pt idx="13">
+                  <c:v>5</c:v>
+                </c:pt>
+                <c:pt idx="14">
+                  <c:v>5</c:v>
+                </c:pt>
+                <c:pt idx="15">
+                  <c:v>5</c:v>
+                </c:pt>
+                <c:pt idx="16">
+                  <c:v>5</c:v>
+                </c:pt>
+                <c:pt idx="17">
+                  <c:v>5</c:v>
+                </c:pt>
+                <c:pt idx="18">
+                  <c:v>5</c:v>
+                </c:pt>
+              </c:numCache>
+            </c:numRef>
+          </c:val>
+          <c:extLst>
+            <c:ext xmlns:c16="http://schemas.microsoft.com/office/drawing/2014/chart" uri="{C3380CC4-5D6E-409C-BE32-E72D297353CC}">
+              <c16:uniqueId val="{00000001-EEB5-4033-A798-61741830856D}"/>
+            </c:ext>
+          </c:extLst>
+        </c:ser>
+        <c:dLbls>
+          <c:showLegendKey val="0"/>
+          <c:showVal val="0"/>
+          <c:showCatName val="0"/>
+          <c:showSerName val="0"/>
+          <c:showPercent val="0"/>
+          <c:showBubbleSize val="0"/>
+        </c:dLbls>
+        <c:gapWidth val="219"/>
+        <c:overlap val="-27"/>
+        <c:axId val="1969268895"/>
+        <c:axId val="1969263903"/>
+      </c:barChart>
+      <c:catAx>
+        <c:axId val="1969268895"/>
+        <c:scaling>
+          <c:orientation val="minMax"/>
+        </c:scaling>
+        <c:delete val="0"/>
+        <c:axPos val="b"/>
+        <c:title>
+          <c:tx>
+            <c:rich>
+              <a:bodyPr rot="0" spcFirstLastPara="1" vertOverflow="ellipsis" vert="horz" wrap="square" anchor="ctr" anchorCtr="1"/>
+              <a:lstStyle/>
+              <a:p>
+                <a:pPr>
+                  <a:defRPr sz="1000" b="0" i="0" u="none" strike="noStrike" kern="1200" baseline="0">
+                    <a:solidFill>
+                      <a:schemeClr val="tx1">
+                        <a:lumMod val="65000"/>
+                        <a:lumOff val="35000"/>
+                      </a:schemeClr>
+                    </a:solidFill>
+                    <a:latin typeface="+mn-lt"/>
+                    <a:ea typeface="+mn-ea"/>
+                    <a:cs typeface="+mn-cs"/>
+                  </a:defRPr>
+                </a:pPr>
+                <a:r>
+                  <a:rPr lang="en-US"/>
+                  <a:t>Disease #</a:t>
+                </a:r>
+              </a:p>
+            </c:rich>
+          </c:tx>
+          <c:overlay val="0"/>
+          <c:spPr>
+            <a:noFill/>
+            <a:ln>
+              <a:noFill/>
+            </a:ln>
+            <a:effectLst/>
+          </c:spPr>
+          <c:txPr>
+            <a:bodyPr rot="0" spcFirstLastPara="1" vertOverflow="ellipsis" vert="horz" wrap="square" anchor="ctr" anchorCtr="1"/>
+            <a:lstStyle/>
+            <a:p>
+              <a:pPr>
+                <a:defRPr sz="1000" b="0" i="0" u="none" strike="noStrike" kern="1200" baseline="0">
+                  <a:solidFill>
+                    <a:schemeClr val="tx1">
+                      <a:lumMod val="65000"/>
+                      <a:lumOff val="35000"/>
+                    </a:schemeClr>
+                  </a:solidFill>
+                  <a:latin typeface="+mn-lt"/>
+                  <a:ea typeface="+mn-ea"/>
+                  <a:cs typeface="+mn-cs"/>
+                </a:defRPr>
+              </a:pPr>
+              <a:endParaRPr lang="en-US"/>
+            </a:p>
+          </c:txPr>
+        </c:title>
+        <c:majorTickMark val="none"/>
+        <c:minorTickMark val="none"/>
+        <c:tickLblPos val="nextTo"/>
+        <c:spPr>
+          <a:noFill/>
+          <a:ln w="9525" cap="flat" cmpd="sng" algn="ctr">
+            <a:solidFill>
+              <a:schemeClr val="tx1">
+                <a:lumMod val="15000"/>
+                <a:lumOff val="85000"/>
+              </a:schemeClr>
+            </a:solidFill>
+            <a:round/>
+          </a:ln>
+          <a:effectLst/>
+        </c:spPr>
+        <c:txPr>
+          <a:bodyPr rot="-60000000" spcFirstLastPara="1" vertOverflow="ellipsis" vert="horz" wrap="square" anchor="ctr" anchorCtr="1"/>
+          <a:lstStyle/>
+          <a:p>
+            <a:pPr>
+              <a:defRPr sz="900" b="0" i="0" u="none" strike="noStrike" kern="1200" baseline="0">
+                <a:solidFill>
+                  <a:schemeClr val="tx1">
+                    <a:lumMod val="65000"/>
+                    <a:lumOff val="35000"/>
+                  </a:schemeClr>
+                </a:solidFill>
+                <a:latin typeface="+mn-lt"/>
+                <a:ea typeface="+mn-ea"/>
+                <a:cs typeface="+mn-cs"/>
+              </a:defRPr>
+            </a:pPr>
+            <a:endParaRPr lang="en-US"/>
+          </a:p>
+        </c:txPr>
+        <c:crossAx val="1969263903"/>
+        <c:crosses val="autoZero"/>
+        <c:auto val="1"/>
+        <c:lblAlgn val="ctr"/>
+        <c:lblOffset val="100"/>
+        <c:noMultiLvlLbl val="0"/>
+      </c:catAx>
+      <c:valAx>
+        <c:axId val="1969263903"/>
+        <c:scaling>
+          <c:orientation val="minMax"/>
+          <c:max val="5"/>
+          <c:min val="0"/>
+        </c:scaling>
+        <c:delete val="0"/>
+        <c:axPos val="l"/>
+        <c:majorGridlines>
+          <c:spPr>
+            <a:ln w="9525" cap="flat" cmpd="sng" algn="ctr">
+              <a:solidFill>
+                <a:schemeClr val="tx1">
+                  <a:lumMod val="15000"/>
+                  <a:lumOff val="85000"/>
+                </a:schemeClr>
+              </a:solidFill>
+              <a:round/>
+            </a:ln>
+            <a:effectLst/>
+          </c:spPr>
+        </c:majorGridlines>
+        <c:title>
+          <c:tx>
+            <c:rich>
+              <a:bodyPr rot="-5400000" spcFirstLastPara="1" vertOverflow="ellipsis" vert="horz" wrap="square" anchor="ctr" anchorCtr="1"/>
+              <a:lstStyle/>
+              <a:p>
+                <a:pPr>
+                  <a:defRPr sz="1000" b="0" i="0" u="none" strike="noStrike" kern="1200" baseline="0">
+                    <a:solidFill>
+                      <a:schemeClr val="tx1">
+                        <a:lumMod val="65000"/>
+                        <a:lumOff val="35000"/>
+                      </a:schemeClr>
+                    </a:solidFill>
+                    <a:latin typeface="+mn-lt"/>
+                    <a:ea typeface="+mn-ea"/>
+                    <a:cs typeface="+mn-cs"/>
+                  </a:defRPr>
+                </a:pPr>
+                <a:r>
+                  <a:rPr lang="en-US"/>
+                  <a:t>Qualitative Score (1-5)</a:t>
+                </a:r>
+              </a:p>
+            </c:rich>
+          </c:tx>
+          <c:overlay val="0"/>
+          <c:spPr>
+            <a:noFill/>
+            <a:ln>
+              <a:noFill/>
+            </a:ln>
+            <a:effectLst/>
+          </c:spPr>
+          <c:txPr>
+            <a:bodyPr rot="-5400000" spcFirstLastPara="1" vertOverflow="ellipsis" vert="horz" wrap="square" anchor="ctr" anchorCtr="1"/>
+            <a:lstStyle/>
+            <a:p>
+              <a:pPr>
+                <a:defRPr sz="1000" b="0" i="0" u="none" strike="noStrike" kern="1200" baseline="0">
+                  <a:solidFill>
+                    <a:schemeClr val="tx1">
+                      <a:lumMod val="65000"/>
+                      <a:lumOff val="35000"/>
+                    </a:schemeClr>
+                  </a:solidFill>
+                  <a:latin typeface="+mn-lt"/>
+                  <a:ea typeface="+mn-ea"/>
+                  <a:cs typeface="+mn-cs"/>
+                </a:defRPr>
+              </a:pPr>
+              <a:endParaRPr lang="en-US"/>
+            </a:p>
+          </c:txPr>
+        </c:title>
+        <c:numFmt formatCode="General" sourceLinked="1"/>
+        <c:majorTickMark val="none"/>
+        <c:minorTickMark val="none"/>
+        <c:tickLblPos val="nextTo"/>
+        <c:spPr>
+          <a:noFill/>
+          <a:ln>
+            <a:noFill/>
+          </a:ln>
+          <a:effectLst/>
+        </c:spPr>
+        <c:txPr>
+          <a:bodyPr rot="-60000000" spcFirstLastPara="1" vertOverflow="ellipsis" vert="horz" wrap="square" anchor="ctr" anchorCtr="1"/>
+          <a:lstStyle/>
+          <a:p>
+            <a:pPr>
+              <a:defRPr sz="900" b="0" i="0" u="none" strike="noStrike" kern="1200" baseline="0">
+                <a:solidFill>
+                  <a:schemeClr val="tx1">
+                    <a:lumMod val="65000"/>
+                    <a:lumOff val="35000"/>
+                  </a:schemeClr>
+                </a:solidFill>
+                <a:latin typeface="+mn-lt"/>
+                <a:ea typeface="+mn-ea"/>
+                <a:cs typeface="+mn-cs"/>
+              </a:defRPr>
+            </a:pPr>
+            <a:endParaRPr lang="en-US"/>
+          </a:p>
+        </c:txPr>
+        <c:crossAx val="1969268895"/>
+        <c:crosses val="autoZero"/>
+        <c:crossBetween val="between"/>
+        <c:majorUnit val="1"/>
+      </c:valAx>
+      <c:spPr>
+        <a:noFill/>
+        <a:ln>
+          <a:noFill/>
+        </a:ln>
+        <a:effectLst/>
+      </c:spPr>
+    </c:plotArea>
+    <c:legend>
+      <c:legendPos val="b"/>
+      <c:overlay val="0"/>
+      <c:spPr>
+        <a:noFill/>
+        <a:ln>
+          <a:noFill/>
+        </a:ln>
+        <a:effectLst/>
+      </c:spPr>
+      <c:txPr>
+        <a:bodyPr rot="0" spcFirstLastPara="1" vertOverflow="ellipsis" vert="horz" wrap="square" anchor="ctr" anchorCtr="1"/>
+        <a:lstStyle/>
+        <a:p>
+          <a:pPr>
+            <a:defRPr sz="900" b="0" i="0" u="none" strike="noStrike" kern="1200" baseline="0">
+              <a:solidFill>
+                <a:schemeClr val="tx1">
+                  <a:lumMod val="65000"/>
+                  <a:lumOff val="35000"/>
+                </a:schemeClr>
+              </a:solidFill>
+              <a:latin typeface="+mn-lt"/>
+              <a:ea typeface="+mn-ea"/>
+              <a:cs typeface="+mn-cs"/>
+            </a:defRPr>
+          </a:pPr>
+          <a:endParaRPr lang="en-US"/>
+        </a:p>
+      </c:txPr>
+    </c:legend>
+    <c:plotVisOnly val="1"/>
+    <c:dispBlanksAs val="gap"/>
+    <c:showDLblsOverMax val="0"/>
+  </c:chart>
+  <c:spPr>
+    <a:solidFill>
+      <a:schemeClr val="bg1"/>
+    </a:solidFill>
+    <a:ln w="9525" cap="flat" cmpd="sng" algn="ctr">
+      <a:solidFill>
+        <a:schemeClr val="tx1">
+          <a:lumMod val="15000"/>
+          <a:lumOff val="85000"/>
+        </a:schemeClr>
+      </a:solidFill>
+      <a:round/>
+    </a:ln>
+    <a:effectLst/>
+  </c:spPr>
+  <c:txPr>
+    <a:bodyPr/>
+    <a:lstStyle/>
+    <a:p>
+      <a:pPr>
+        <a:defRPr/>
+      </a:pPr>
+      <a:endParaRPr lang="en-US"/>
+    </a:p>
+  </c:txPr>
+  <c:externalData r:id="rId3">
+    <c:autoUpdate val="0"/>
+  </c:externalData>
+</c:chartSpace>
+</file>
+
+<file path=word/charts/chart2.xml><?xml version="1.0" encoding="utf-8"?>
+<c:chartSpace xmlns:c="http://schemas.openxmlformats.org/drawingml/2006/chart" xmlns:a="http://schemas.openxmlformats.org/drawingml/2006/main" xmlns:r="http://schemas.openxmlformats.org/officeDocument/2006/relationships" xmlns:c16r2="http://schemas.microsoft.com/office/drawing/2015/06/chart">
+  <c:date1904 val="0"/>
+  <c:lang val="en-US"/>
+  <c:roundedCorners val="0"/>
+  <mc:AlternateContent xmlns:mc="http://schemas.openxmlformats.org/markup-compatibility/2006">
+    <mc:Choice xmlns:c14="http://schemas.microsoft.com/office/drawing/2007/8/2/chart" Requires="c14">
+      <c14:style val="102"/>
+    </mc:Choice>
+    <mc:Fallback>
+      <c:style val="2"/>
+    </mc:Fallback>
+  </mc:AlternateContent>
+  <c:chart>
+    <c:title>
+      <c:tx>
+        <c:rich>
+          <a:bodyPr rot="0" spcFirstLastPara="1" vertOverflow="ellipsis" vert="horz" wrap="square" anchor="ctr" anchorCtr="1"/>
+          <a:lstStyle/>
+          <a:p>
+            <a:pPr>
+              <a:defRPr sz="1400" b="0" i="0" u="none" strike="noStrike" kern="1200" spc="0" baseline="0">
+                <a:solidFill>
+                  <a:schemeClr val="tx1">
+                    <a:lumMod val="65000"/>
+                    <a:lumOff val="35000"/>
+                  </a:schemeClr>
+                </a:solidFill>
+                <a:latin typeface="+mn-lt"/>
+                <a:ea typeface="+mn-ea"/>
+                <a:cs typeface="+mn-cs"/>
+              </a:defRPr>
+            </a:pPr>
+            <a:r>
+              <a:rPr lang="en-US"/>
+              <a:t>Liker</a:t>
+            </a:r>
+            <a:r>
+              <a:rPr lang="en-US" baseline="0"/>
+              <a:t> S</a:t>
+            </a:r>
+            <a:r>
+              <a:rPr lang="en-US"/>
+              <a:t>core vs Disease Number</a:t>
+            </a:r>
+          </a:p>
+        </c:rich>
+      </c:tx>
+      <c:overlay val="0"/>
+      <c:spPr>
+        <a:noFill/>
+        <a:ln>
+          <a:noFill/>
+        </a:ln>
+        <a:effectLst/>
+      </c:spPr>
+      <c:txPr>
+        <a:bodyPr rot="0" spcFirstLastPara="1" vertOverflow="ellipsis" vert="horz" wrap="square" anchor="ctr" anchorCtr="1"/>
+        <a:lstStyle/>
+        <a:p>
+          <a:pPr>
+            <a:defRPr sz="1400" b="0" i="0" u="none" strike="noStrike" kern="1200" spc="0" baseline="0">
+              <a:solidFill>
+                <a:schemeClr val="tx1">
+                  <a:lumMod val="65000"/>
+                  <a:lumOff val="35000"/>
+                </a:schemeClr>
+              </a:solidFill>
+              <a:latin typeface="+mn-lt"/>
+              <a:ea typeface="+mn-ea"/>
+              <a:cs typeface="+mn-cs"/>
+            </a:defRPr>
+          </a:pPr>
+          <a:endParaRPr lang="en-US"/>
+        </a:p>
+      </c:txPr>
+    </c:title>
+    <c:autoTitleDeleted val="0"/>
+    <c:plotArea>
+      <c:layout/>
+      <c:barChart>
+        <c:barDir val="col"/>
+        <c:grouping val="clustered"/>
+        <c:varyColors val="0"/>
+        <c:ser>
+          <c:idx val="0"/>
+          <c:order val="0"/>
+          <c:tx>
+            <c:v>Radiologist 1 Score</c:v>
+          </c:tx>
+          <c:spPr>
+            <a:solidFill>
+              <a:schemeClr val="accent1"/>
+            </a:solidFill>
+            <a:ln>
+              <a:noFill/>
+            </a:ln>
+            <a:effectLst/>
+          </c:spPr>
+          <c:invertIfNegative val="0"/>
+          <c:val>
+            <c:numRef>
+              <c:f>Ablation!$D$3:$D$21</c:f>
+              <c:numCache>
+                <c:formatCode>General</c:formatCode>
+                <c:ptCount val="12"/>
+                <c:pt idx="0">
+                  <c:v>1</c:v>
+                </c:pt>
+                <c:pt idx="1">
+                  <c:v>3</c:v>
+                </c:pt>
+                <c:pt idx="2">
+                  <c:v>3</c:v>
+                </c:pt>
+                <c:pt idx="3">
+                  <c:v>4</c:v>
+                </c:pt>
+                <c:pt idx="4">
+                  <c:v>4</c:v>
+                </c:pt>
+                <c:pt idx="5">
+                  <c:v>4</c:v>
+                </c:pt>
+                <c:pt idx="6">
+                  <c:v>4</c:v>
+                </c:pt>
+                <c:pt idx="7">
+                  <c:v>5</c:v>
+                </c:pt>
+                <c:pt idx="8">
+                  <c:v>5</c:v>
+                </c:pt>
+                <c:pt idx="9">
+                  <c:v>5</c:v>
+                </c:pt>
+                <c:pt idx="10">
+                  <c:v>5</c:v>
+                </c:pt>
+                <c:pt idx="11">
+                  <c:v>5</c:v>
+                </c:pt>
+              </c:numCache>
+            </c:numRef>
+          </c:val>
+          <c:extLst>
+            <c:ext xmlns:c16="http://schemas.microsoft.com/office/drawing/2014/chart" uri="{C3380CC4-5D6E-409C-BE32-E72D297353CC}">
+              <c16:uniqueId val="{00000000-BBD4-435E-8924-D5CF7C6BD290}"/>
+            </c:ext>
+          </c:extLst>
+        </c:ser>
+        <c:ser>
+          <c:idx val="1"/>
+          <c:order val="1"/>
+          <c:tx>
+            <c:v>Radiologist 2 Score</c:v>
+          </c:tx>
+          <c:spPr>
+            <a:solidFill>
+              <a:schemeClr val="accent2"/>
+            </a:solidFill>
+            <a:ln>
+              <a:noFill/>
+            </a:ln>
+            <a:effectLst/>
+          </c:spPr>
+          <c:invertIfNegative val="0"/>
+          <c:val>
+            <c:numRef>
+              <c:f>Ablation!$E$3:$E$21</c:f>
+              <c:numCache>
+                <c:formatCode>General</c:formatCode>
+                <c:ptCount val="12"/>
+                <c:pt idx="0">
+                  <c:v>1</c:v>
+                </c:pt>
+                <c:pt idx="1">
+                  <c:v>3</c:v>
+                </c:pt>
+                <c:pt idx="2">
+                  <c:v>4</c:v>
+                </c:pt>
+                <c:pt idx="3">
+                  <c:v>4</c:v>
+                </c:pt>
+                <c:pt idx="4">
+                  <c:v>4</c:v>
+                </c:pt>
+                <c:pt idx="5">
+                  <c:v>4</c:v>
+                </c:pt>
+                <c:pt idx="6">
+                  <c:v>5</c:v>
+                </c:pt>
+                <c:pt idx="7">
+                  <c:v>5</c:v>
+                </c:pt>
+                <c:pt idx="8">
+                  <c:v>5</c:v>
+                </c:pt>
+                <c:pt idx="9">
+                  <c:v>4</c:v>
+                </c:pt>
+                <c:pt idx="10">
+                  <c:v>5</c:v>
+                </c:pt>
+                <c:pt idx="11">
+                  <c:v>4</c:v>
+                </c:pt>
+              </c:numCache>
+            </c:numRef>
+          </c:val>
+          <c:extLst>
+            <c:ext xmlns:c16="http://schemas.microsoft.com/office/drawing/2014/chart" uri="{C3380CC4-5D6E-409C-BE32-E72D297353CC}">
+              <c16:uniqueId val="{00000001-BBD4-435E-8924-D5CF7C6BD290}"/>
+            </c:ext>
+          </c:extLst>
+        </c:ser>
+        <c:dLbls>
+          <c:showLegendKey val="0"/>
+          <c:showVal val="0"/>
+          <c:showCatName val="0"/>
+          <c:showSerName val="0"/>
+          <c:showPercent val="0"/>
+          <c:showBubbleSize val="0"/>
+        </c:dLbls>
+        <c:gapWidth val="219"/>
+        <c:overlap val="-27"/>
+        <c:axId val="1969268895"/>
+        <c:axId val="1969263903"/>
+      </c:barChart>
+      <c:catAx>
+        <c:axId val="1969268895"/>
+        <c:scaling>
+          <c:orientation val="minMax"/>
+        </c:scaling>
+        <c:delete val="0"/>
+        <c:axPos val="b"/>
+        <c:title>
+          <c:tx>
+            <c:rich>
+              <a:bodyPr rot="0" spcFirstLastPara="1" vertOverflow="ellipsis" vert="horz" wrap="square" anchor="ctr" anchorCtr="1"/>
+              <a:lstStyle/>
+              <a:p>
+                <a:pPr>
+                  <a:defRPr sz="1000" b="0" i="0" u="none" strike="noStrike" kern="1200" baseline="0">
+                    <a:solidFill>
+                      <a:schemeClr val="tx1">
+                        <a:lumMod val="65000"/>
+                        <a:lumOff val="35000"/>
+                      </a:schemeClr>
+                    </a:solidFill>
+                    <a:latin typeface="+mn-lt"/>
+                    <a:ea typeface="+mn-ea"/>
+                    <a:cs typeface="+mn-cs"/>
+                  </a:defRPr>
+                </a:pPr>
+                <a:r>
+                  <a:rPr lang="en-US"/>
+                  <a:t>Ablation #</a:t>
+                </a:r>
+              </a:p>
+            </c:rich>
+          </c:tx>
+          <c:overlay val="0"/>
+          <c:spPr>
+            <a:noFill/>
+            <a:ln>
+              <a:noFill/>
+            </a:ln>
+            <a:effectLst/>
+          </c:spPr>
+          <c:txPr>
+            <a:bodyPr rot="0" spcFirstLastPara="1" vertOverflow="ellipsis" vert="horz" wrap="square" anchor="ctr" anchorCtr="1"/>
+            <a:lstStyle/>
+            <a:p>
+              <a:pPr>
+                <a:defRPr sz="1000" b="0" i="0" u="none" strike="noStrike" kern="1200" baseline="0">
+                  <a:solidFill>
+                    <a:schemeClr val="tx1">
+                      <a:lumMod val="65000"/>
+                      <a:lumOff val="35000"/>
+                    </a:schemeClr>
+                  </a:solidFill>
+                  <a:latin typeface="+mn-lt"/>
+                  <a:ea typeface="+mn-ea"/>
+                  <a:cs typeface="+mn-cs"/>
+                </a:defRPr>
+              </a:pPr>
+              <a:endParaRPr lang="en-US"/>
+            </a:p>
+          </c:txPr>
+        </c:title>
+        <c:majorTickMark val="none"/>
+        <c:minorTickMark val="none"/>
+        <c:tickLblPos val="nextTo"/>
+        <c:spPr>
+          <a:noFill/>
+          <a:ln w="9525" cap="flat" cmpd="sng" algn="ctr">
+            <a:solidFill>
+              <a:schemeClr val="tx1">
+                <a:lumMod val="15000"/>
+                <a:lumOff val="85000"/>
+              </a:schemeClr>
+            </a:solidFill>
+            <a:round/>
+          </a:ln>
+          <a:effectLst/>
+        </c:spPr>
+        <c:txPr>
+          <a:bodyPr rot="-60000000" spcFirstLastPara="1" vertOverflow="ellipsis" vert="horz" wrap="square" anchor="ctr" anchorCtr="1"/>
+          <a:lstStyle/>
+          <a:p>
+            <a:pPr>
+              <a:defRPr sz="900" b="0" i="0" u="none" strike="noStrike" kern="1200" baseline="0">
+                <a:solidFill>
+                  <a:schemeClr val="tx1">
+                    <a:lumMod val="65000"/>
+                    <a:lumOff val="35000"/>
+                  </a:schemeClr>
+                </a:solidFill>
+                <a:latin typeface="+mn-lt"/>
+                <a:ea typeface="+mn-ea"/>
+                <a:cs typeface="+mn-cs"/>
+              </a:defRPr>
+            </a:pPr>
+            <a:endParaRPr lang="en-US"/>
+          </a:p>
+        </c:txPr>
+        <c:crossAx val="1969263903"/>
+        <c:crosses val="autoZero"/>
+        <c:auto val="1"/>
+        <c:lblAlgn val="ctr"/>
+        <c:lblOffset val="100"/>
+        <c:noMultiLvlLbl val="0"/>
+      </c:catAx>
+      <c:valAx>
+        <c:axId val="1969263903"/>
+        <c:scaling>
+          <c:orientation val="minMax"/>
+          <c:max val="5"/>
+          <c:min val="0"/>
+        </c:scaling>
+        <c:delete val="0"/>
+        <c:axPos val="l"/>
+        <c:majorGridlines>
+          <c:spPr>
+            <a:ln w="9525" cap="flat" cmpd="sng" algn="ctr">
+              <a:solidFill>
+                <a:schemeClr val="tx1">
+                  <a:lumMod val="15000"/>
+                  <a:lumOff val="85000"/>
+                </a:schemeClr>
+              </a:solidFill>
+              <a:round/>
+            </a:ln>
+            <a:effectLst/>
+          </c:spPr>
+        </c:majorGridlines>
+        <c:title>
+          <c:tx>
+            <c:rich>
+              <a:bodyPr rot="-5400000" spcFirstLastPara="1" vertOverflow="ellipsis" vert="horz" wrap="square" anchor="ctr" anchorCtr="1"/>
+              <a:lstStyle/>
+              <a:p>
+                <a:pPr>
+                  <a:defRPr sz="1000" b="0" i="0" u="none" strike="noStrike" kern="1200" baseline="0">
+                    <a:solidFill>
+                      <a:schemeClr val="tx1">
+                        <a:lumMod val="65000"/>
+                        <a:lumOff val="35000"/>
+                      </a:schemeClr>
+                    </a:solidFill>
+                    <a:latin typeface="+mn-lt"/>
+                    <a:ea typeface="+mn-ea"/>
+                    <a:cs typeface="+mn-cs"/>
+                  </a:defRPr>
+                </a:pPr>
+                <a:r>
+                  <a:rPr lang="en-US"/>
+                  <a:t>Qualitative Score (1-5)</a:t>
+                </a:r>
+              </a:p>
+            </c:rich>
+          </c:tx>
+          <c:overlay val="0"/>
+          <c:spPr>
+            <a:noFill/>
+            <a:ln>
+              <a:noFill/>
+            </a:ln>
+            <a:effectLst/>
+          </c:spPr>
+          <c:txPr>
+            <a:bodyPr rot="-5400000" spcFirstLastPara="1" vertOverflow="ellipsis" vert="horz" wrap="square" anchor="ctr" anchorCtr="1"/>
+            <a:lstStyle/>
+            <a:p>
+              <a:pPr>
+                <a:defRPr sz="1000" b="0" i="0" u="none" strike="noStrike" kern="1200" baseline="0">
+                  <a:solidFill>
+                    <a:schemeClr val="tx1">
+                      <a:lumMod val="65000"/>
+                      <a:lumOff val="35000"/>
+                    </a:schemeClr>
+                  </a:solidFill>
+                  <a:latin typeface="+mn-lt"/>
+                  <a:ea typeface="+mn-ea"/>
+                  <a:cs typeface="+mn-cs"/>
+                </a:defRPr>
+              </a:pPr>
+              <a:endParaRPr lang="en-US"/>
+            </a:p>
+          </c:txPr>
+        </c:title>
+        <c:numFmt formatCode="General" sourceLinked="1"/>
+        <c:majorTickMark val="none"/>
+        <c:minorTickMark val="none"/>
+        <c:tickLblPos val="nextTo"/>
+        <c:spPr>
+          <a:noFill/>
+          <a:ln>
+            <a:noFill/>
+          </a:ln>
+          <a:effectLst/>
+        </c:spPr>
+        <c:txPr>
+          <a:bodyPr rot="-60000000" spcFirstLastPara="1" vertOverflow="ellipsis" vert="horz" wrap="square" anchor="ctr" anchorCtr="1"/>
+          <a:lstStyle/>
+          <a:p>
+            <a:pPr>
+              <a:defRPr sz="900" b="0" i="0" u="none" strike="noStrike" kern="1200" baseline="0">
+                <a:solidFill>
+                  <a:schemeClr val="tx1">
+                    <a:lumMod val="65000"/>
+                    <a:lumOff val="35000"/>
+                  </a:schemeClr>
+                </a:solidFill>
+                <a:latin typeface="+mn-lt"/>
+                <a:ea typeface="+mn-ea"/>
+                <a:cs typeface="+mn-cs"/>
+              </a:defRPr>
+            </a:pPr>
+            <a:endParaRPr lang="en-US"/>
+          </a:p>
+        </c:txPr>
+        <c:crossAx val="1969268895"/>
+        <c:crosses val="autoZero"/>
+        <c:crossBetween val="between"/>
+        <c:majorUnit val="1"/>
+      </c:valAx>
+      <c:spPr>
+        <a:noFill/>
+        <a:ln>
+          <a:noFill/>
+        </a:ln>
+        <a:effectLst/>
+      </c:spPr>
+    </c:plotArea>
+    <c:legend>
+      <c:legendPos val="b"/>
+      <c:overlay val="0"/>
+      <c:spPr>
+        <a:noFill/>
+        <a:ln>
+          <a:noFill/>
+        </a:ln>
+        <a:effectLst/>
+      </c:spPr>
+      <c:txPr>
+        <a:bodyPr rot="0" spcFirstLastPara="1" vertOverflow="ellipsis" vert="horz" wrap="square" anchor="ctr" anchorCtr="1"/>
+        <a:lstStyle/>
+        <a:p>
+          <a:pPr>
+            <a:defRPr sz="900" b="0" i="0" u="none" strike="noStrike" kern="1200" baseline="0">
+              <a:solidFill>
+                <a:schemeClr val="tx1">
+                  <a:lumMod val="65000"/>
+                  <a:lumOff val="35000"/>
+                </a:schemeClr>
+              </a:solidFill>
+              <a:latin typeface="+mn-lt"/>
+              <a:ea typeface="+mn-ea"/>
+              <a:cs typeface="+mn-cs"/>
+            </a:defRPr>
+          </a:pPr>
+          <a:endParaRPr lang="en-US"/>
+        </a:p>
+      </c:txPr>
+    </c:legend>
+    <c:plotVisOnly val="1"/>
+    <c:dispBlanksAs val="gap"/>
+    <c:showDLblsOverMax val="0"/>
+  </c:chart>
+  <c:spPr>
+    <a:solidFill>
+      <a:schemeClr val="bg1"/>
+    </a:solidFill>
+    <a:ln w="9525" cap="flat" cmpd="sng" algn="ctr">
+      <a:solidFill>
+        <a:schemeClr val="tx1">
+          <a:lumMod val="15000"/>
+          <a:lumOff val="85000"/>
+        </a:schemeClr>
+      </a:solidFill>
+      <a:round/>
+    </a:ln>
+    <a:effectLst/>
+  </c:spPr>
+  <c:txPr>
+    <a:bodyPr/>
+    <a:lstStyle/>
+    <a:p>
+      <a:pPr>
+        <a:defRPr/>
+      </a:pPr>
+      <a:endParaRPr lang="en-US"/>
+    </a:p>
+  </c:txPr>
+  <c:externalData r:id="rId3">
+    <c:autoUpdate val="0"/>
+  </c:externalData>
+</c:chartSpace>
+</file>
+
+<file path=word/charts/colors1.xml><?xml version="1.0" encoding="utf-8"?>
+<cs:colorStyle xmlns:cs="http://schemas.microsoft.com/office/drawing/2012/chartStyle" xmlns:a="http://schemas.openxmlformats.org/drawingml/2006/main" meth="cycle" id="10">
+  <a:schemeClr val="accent1"/>
+  <a:schemeClr val="accent2"/>
+  <a:schemeClr val="accent3"/>
+  <a:schemeClr val="accent4"/>
+  <a:schemeClr val="accent5"/>
+  <a:schemeClr val="accent6"/>
+  <cs:variation/>
+  <cs:variation>
+    <a:lumMod val="60000"/>
+  </cs:variation>
+  <cs:variation>
+    <a:lumMod val="80000"/>
+    <a:lumOff val="20000"/>
+  </cs:variation>
+  <cs:variation>
+    <a:lumMod val="80000"/>
+  </cs:variation>
+  <cs:variation>
+    <a:lumMod val="60000"/>
+    <a:lumOff val="40000"/>
+  </cs:variation>
+  <cs:variation>
+    <a:lumMod val="50000"/>
+  </cs:variation>
+  <cs:variation>
+    <a:lumMod val="70000"/>
+    <a:lumOff val="30000"/>
+  </cs:variation>
+  <cs:variation>
+    <a:lumMod val="70000"/>
+  </cs:variation>
+  <cs:variation>
+    <a:lumMod val="50000"/>
+    <a:lumOff val="50000"/>
+  </cs:variation>
+</cs:colorStyle>
+</file>
+
+<file path=word/charts/colors2.xml><?xml version="1.0" encoding="utf-8"?>
+<cs:colorStyle xmlns:cs="http://schemas.microsoft.com/office/drawing/2012/chartStyle" xmlns:a="http://schemas.openxmlformats.org/drawingml/2006/main" meth="cycle" id="10">
+  <a:schemeClr val="accent1"/>
+  <a:schemeClr val="accent2"/>
+  <a:schemeClr val="accent3"/>
+  <a:schemeClr val="accent4"/>
+  <a:schemeClr val="accent5"/>
+  <a:schemeClr val="accent6"/>
+  <cs:variation/>
+  <cs:variation>
+    <a:lumMod val="60000"/>
+  </cs:variation>
+  <cs:variation>
+    <a:lumMod val="80000"/>
+    <a:lumOff val="20000"/>
+  </cs:variation>
+  <cs:variation>
+    <a:lumMod val="80000"/>
+  </cs:variation>
+  <cs:variation>
+    <a:lumMod val="60000"/>
+    <a:lumOff val="40000"/>
+  </cs:variation>
+  <cs:variation>
+    <a:lumMod val="50000"/>
+  </cs:variation>
+  <cs:variation>
+    <a:lumMod val="70000"/>
+    <a:lumOff val="30000"/>
+  </cs:variation>
+  <cs:variation>
+    <a:lumMod val="70000"/>
+  </cs:variation>
+  <cs:variation>
+    <a:lumMod val="50000"/>
+    <a:lumOff val="50000"/>
+  </cs:variation>
+</cs:colorStyle>
+</file>
+
+<file path=word/charts/style1.xml><?xml version="1.0" encoding="utf-8"?>
+<cs:chartStyle xmlns:cs="http://schemas.microsoft.com/office/drawing/2012/chartStyle" xmlns:a="http://schemas.openxmlformats.org/drawingml/2006/main" id="201">
+  <cs:axisTitle>
+    <cs:lnRef idx="0"/>
+    <cs:fillRef idx="0"/>
+    <cs:effectRef idx="0"/>
+    <cs:fontRef idx="minor">
+      <a:schemeClr val="tx1">
+        <a:lumMod val="65000"/>
+        <a:lumOff val="35000"/>
+      </a:schemeClr>
+    </cs:fontRef>
+    <cs:defRPr sz="1000" kern="1200"/>
+  </cs:axisTitle>
+  <cs:categoryAxis>
+    <cs:lnRef idx="0"/>
+    <cs:fillRef idx="0"/>
+    <cs:effectRef idx="0"/>
+    <cs:fontRef idx="minor">
+      <a:schemeClr val="tx1">
+        <a:lumMod val="65000"/>
+        <a:lumOff val="35000"/>
+      </a:schemeClr>
+    </cs:fontRef>
+    <cs:spPr>
+      <a:ln w="9525" cap="flat" cmpd="sng" algn="ctr">
+        <a:solidFill>
+          <a:schemeClr val="tx1">
+            <a:lumMod val="15000"/>
+            <a:lumOff val="85000"/>
+          </a:schemeClr>
+        </a:solidFill>
+        <a:round/>
+      </a:ln>
+    </cs:spPr>
+    <cs:defRPr sz="900" kern="1200"/>
+  </cs:categoryAxis>
+  <cs:chartArea mods="allowNoFillOverride allowNoLineOverride">
+    <cs:lnRef idx="0"/>
+    <cs:fillRef idx="0"/>
+    <cs:effectRef idx="0"/>
+    <cs:fontRef idx="minor">
+      <a:schemeClr val="tx1"/>
+    </cs:fontRef>
+    <cs:spPr>
+      <a:solidFill>
+        <a:schemeClr val="bg1"/>
+      </a:solidFill>
+      <a:ln w="9525" cap="flat" cmpd="sng" algn="ctr">
+        <a:solidFill>
+          <a:schemeClr val="tx1">
+            <a:lumMod val="15000"/>
+            <a:lumOff val="85000"/>
+          </a:schemeClr>
+        </a:solidFill>
+        <a:round/>
+      </a:ln>
+    </cs:spPr>
+    <cs:defRPr sz="1000" kern="1200"/>
+  </cs:chartArea>
+  <cs:dataLabel>
+    <cs:lnRef idx="0"/>
+    <cs:fillRef idx="0"/>
+    <cs:effectRef idx="0"/>
+    <cs:fontRef idx="minor">
+      <a:schemeClr val="tx1">
+        <a:lumMod val="75000"/>
+        <a:lumOff val="25000"/>
+      </a:schemeClr>
+    </cs:fontRef>
+    <cs:defRPr sz="900" kern="1200"/>
+  </cs:dataLabel>
+  <cs:dataLabelCallout>
+    <cs:lnRef idx="0"/>
+    <cs:fillRef idx="0"/>
+    <cs:effectRef idx="0"/>
+    <cs:fontRef idx="minor">
+      <a:schemeClr val="dk1">
+        <a:lumMod val="65000"/>
+        <a:lumOff val="35000"/>
+      </a:schemeClr>
+    </cs:fontRef>
+    <cs:spPr>
+      <a:solidFill>
+        <a:schemeClr val="lt1"/>
+      </a:solidFill>
+      <a:ln>
+        <a:solidFill>
+          <a:schemeClr val="dk1">
+            <a:lumMod val="25000"/>
+            <a:lumOff val="75000"/>
+          </a:schemeClr>
+        </a:solidFill>
+      </a:ln>
+    </cs:spPr>
+    <cs:defRPr sz="900" kern="1200"/>
+    <cs:bodyPr rot="0" spcFirstLastPara="1" vertOverflow="clip" horzOverflow="clip" vert="horz" wrap="square" lIns="36576" tIns="18288" rIns="36576" bIns="18288" anchor="ctr" anchorCtr="1">
+      <a:spAutoFit/>
+    </cs:bodyPr>
+  </cs:dataLabelCallout>
+  <cs:dataPoint>
+    <cs:lnRef idx="0"/>
+    <cs:fillRef idx="1">
+      <cs:styleClr val="auto"/>
+    </cs:fillRef>
+    <cs:effectRef idx="0"/>
+    <cs:fontRef idx="minor">
+      <a:schemeClr val="tx1"/>
+    </cs:fontRef>
+  </cs:dataPoint>
+  <cs:dataPoint3D>
+    <cs:lnRef idx="0"/>
+    <cs:fillRef idx="1">
+      <cs:styleClr val="auto"/>
+    </cs:fillRef>
+    <cs:effectRef idx="0"/>
+    <cs:fontRef idx="minor">
+      <a:schemeClr val="tx1"/>
+    </cs:fontRef>
+  </cs:dataPoint3D>
+  <cs:dataPointLine>
+    <cs:lnRef idx="0">
+      <cs:styleClr val="auto"/>
+    </cs:lnRef>
+    <cs:fillRef idx="1"/>
+    <cs:effectRef idx="0"/>
+    <cs:fontRef idx="minor">
+      <a:schemeClr val="tx1"/>
+    </cs:fontRef>
+    <cs:spPr>
+      <a:ln w="28575" cap="rnd">
+        <a:solidFill>
+          <a:schemeClr val="phClr"/>
+        </a:solidFill>
+        <a:round/>
+      </a:ln>
+    </cs:spPr>
+  </cs:dataPointLine>
+  <cs:dataPointMarker>
+    <cs:lnRef idx="0">
+      <cs:styleClr val="auto"/>
+    </cs:lnRef>
+    <cs:fillRef idx="1">
+      <cs:styleClr val="auto"/>
+    </cs:fillRef>
+    <cs:effectRef idx="0"/>
+    <cs:fontRef idx="minor">
+      <a:schemeClr val="tx1"/>
+    </cs:fontRef>
+    <cs:spPr>
+      <a:ln w="9525">
+        <a:solidFill>
+          <a:schemeClr val="phClr"/>
+        </a:solidFill>
+      </a:ln>
+    </cs:spPr>
+  </cs:dataPointMarker>
+  <cs:dataPointMarkerLayout symbol="circle" size="5"/>
+  <cs:dataPointWireframe>
+    <cs:lnRef idx="0">
+      <cs:styleClr val="auto"/>
+    </cs:lnRef>
+    <cs:fillRef idx="1"/>
+    <cs:effectRef idx="0"/>
+    <cs:fontRef idx="minor">
+      <a:schemeClr val="tx1"/>
+    </cs:fontRef>
+    <cs:spPr>
+      <a:ln w="9525" cap="rnd">
+        <a:solidFill>
+          <a:schemeClr val="phClr"/>
+        </a:solidFill>
+        <a:round/>
+      </a:ln>
+    </cs:spPr>
+  </cs:dataPointWireframe>
+  <cs:dataTable>
+    <cs:lnRef idx="0"/>
+    <cs:fillRef idx="0"/>
+    <cs:effectRef idx="0"/>
+    <cs:fontRef idx="minor">
+      <a:schemeClr val="tx1">
+        <a:lumMod val="65000"/>
+        <a:lumOff val="35000"/>
+      </a:schemeClr>
+    </cs:fontRef>
+    <cs:spPr>
+      <a:noFill/>
+      <a:ln w="9525" cap="flat" cmpd="sng" algn="ctr">
+        <a:solidFill>
+          <a:schemeClr val="tx1">
+            <a:lumMod val="15000"/>
+            <a:lumOff val="85000"/>
+          </a:schemeClr>
+        </a:solidFill>
+        <a:round/>
+      </a:ln>
+    </cs:spPr>
+    <cs:defRPr sz="900" kern="1200"/>
+  </cs:dataTable>
+  <cs:downBar>
+    <cs:lnRef idx="0"/>
+    <cs:fillRef idx="0"/>
+    <cs:effectRef idx="0"/>
+    <cs:fontRef idx="minor">
+      <a:schemeClr val="dk1"/>
+    </cs:fontRef>
+    <cs:spPr>
+      <a:solidFill>
+        <a:schemeClr val="dk1">
+          <a:lumMod val="65000"/>
+          <a:lumOff val="35000"/>
+        </a:schemeClr>
+      </a:solidFill>
+      <a:ln w="9525">
+        <a:solidFill>
+          <a:schemeClr val="tx1">
+            <a:lumMod val="65000"/>
+            <a:lumOff val="35000"/>
+          </a:schemeClr>
+        </a:solidFill>
+      </a:ln>
+    </cs:spPr>
+  </cs:downBar>
+  <cs:dropLine>
+    <cs:lnRef idx="0"/>
+    <cs:fillRef idx="0"/>
+    <cs:effectRef idx="0"/>
+    <cs:fontRef idx="minor">
+      <a:schemeClr val="tx1"/>
+    </cs:fontRef>
+    <cs:spPr>
+      <a:ln w="9525" cap="flat" cmpd="sng" algn="ctr">
+        <a:solidFill>
+          <a:schemeClr val="tx1">
+            <a:lumMod val="35000"/>
+            <a:lumOff val="65000"/>
+          </a:schemeClr>
+        </a:solidFill>
+        <a:round/>
+      </a:ln>
+    </cs:spPr>
+  </cs:dropLine>
+  <cs:errorBar>
+    <cs:lnRef idx="0"/>
+    <cs:fillRef idx="0"/>
+    <cs:effectRef idx="0"/>
+    <cs:fontRef idx="minor">
+      <a:schemeClr val="tx1"/>
+    </cs:fontRef>
+    <cs:spPr>
+      <a:ln w="9525" cap="flat" cmpd="sng" algn="ctr">
+        <a:solidFill>
+          <a:schemeClr val="tx1">
+            <a:lumMod val="65000"/>
+            <a:lumOff val="35000"/>
+          </a:schemeClr>
+        </a:solidFill>
+        <a:round/>
+      </a:ln>
+    </cs:spPr>
+  </cs:errorBar>
+  <cs:floor>
+    <cs:lnRef idx="0"/>
+    <cs:fillRef idx="0"/>
+    <cs:effectRef idx="0"/>
+    <cs:fontRef idx="minor">
+      <a:schemeClr val="tx1"/>
+    </cs:fontRef>
+    <cs:spPr>
+      <a:noFill/>
+      <a:ln>
+        <a:noFill/>
+      </a:ln>
+    </cs:spPr>
+  </cs:floor>
+  <cs:gridlineMajor>
+    <cs:lnRef idx="0"/>
+    <cs:fillRef idx="0"/>
+    <cs:effectRef idx="0"/>
+    <cs:fontRef idx="minor">
+      <a:schemeClr val="tx1"/>
+    </cs:fontRef>
+    <cs:spPr>
+      <a:ln w="9525" cap="flat" cmpd="sng" algn="ctr">
+        <a:solidFill>
+          <a:schemeClr val="tx1">
+            <a:lumMod val="15000"/>
+            <a:lumOff val="85000"/>
+          </a:schemeClr>
+        </a:solidFill>
+        <a:round/>
+      </a:ln>
+    </cs:spPr>
+  </cs:gridlineMajor>
+  <cs:gridlineMinor>
+    <cs:lnRef idx="0"/>
+    <cs:fillRef idx="0"/>
+    <cs:effectRef idx="0"/>
+    <cs:fontRef idx="minor">
+      <a:schemeClr val="tx1"/>
+    </cs:fontRef>
+    <cs:spPr>
+      <a:ln w="9525" cap="flat" cmpd="sng" algn="ctr">
+        <a:solidFill>
+          <a:schemeClr val="tx1">
+            <a:lumMod val="5000"/>
+            <a:lumOff val="95000"/>
+          </a:schemeClr>
+        </a:solidFill>
+        <a:round/>
+      </a:ln>
+    </cs:spPr>
+  </cs:gridlineMinor>
+  <cs:hiLoLine>
+    <cs:lnRef idx="0"/>
+    <cs:fillRef idx="0"/>
+    <cs:effectRef idx="0"/>
+    <cs:fontRef idx="minor">
+      <a:schemeClr val="tx1"/>
+    </cs:fontRef>
+    <cs:spPr>
+      <a:ln w="9525" cap="flat" cmpd="sng" algn="ctr">
+        <a:solidFill>
+          <a:schemeClr val="tx1">
+            <a:lumMod val="75000"/>
+            <a:lumOff val="25000"/>
+          </a:schemeClr>
+        </a:solidFill>
+        <a:round/>
+      </a:ln>
+    </cs:spPr>
+  </cs:hiLoLine>
+  <cs:leaderLine>
+    <cs:lnRef idx="0"/>
+    <cs:fillRef idx="0"/>
+    <cs:effectRef idx="0"/>
+    <cs:fontRef idx="minor">
+      <a:schemeClr val="tx1"/>
+    </cs:fontRef>
+    <cs:spPr>
+      <a:ln w="9525" cap="flat" cmpd="sng" algn="ctr">
+        <a:solidFill>
+          <a:schemeClr val="tx1">
+            <a:lumMod val="35000"/>
+            <a:lumOff val="65000"/>
+          </a:schemeClr>
+        </a:solidFill>
+        <a:round/>
+      </a:ln>
+    </cs:spPr>
+  </cs:leaderLine>
+  <cs:legend>
+    <cs:lnRef idx="0"/>
+    <cs:fillRef idx="0"/>
+    <cs:effectRef idx="0"/>
+    <cs:fontRef idx="minor">
+      <a:schemeClr val="tx1">
+        <a:lumMod val="65000"/>
+        <a:lumOff val="35000"/>
+      </a:schemeClr>
+    </cs:fontRef>
+    <cs:defRPr sz="900" kern="1200"/>
+  </cs:legend>
+  <cs:plotArea mods="allowNoFillOverride allowNoLineOverride">
+    <cs:lnRef idx="0"/>
+    <cs:fillRef idx="0"/>
+    <cs:effectRef idx="0"/>
+    <cs:fontRef idx="minor">
+      <a:schemeClr val="tx1"/>
+    </cs:fontRef>
+  </cs:plotArea>
+  <cs:plotArea3D mods="allowNoFillOverride allowNoLineOverride">
+    <cs:lnRef idx="0"/>
+    <cs:fillRef idx="0"/>
+    <cs:effectRef idx="0"/>
+    <cs:fontRef idx="minor">
+      <a:schemeClr val="tx1"/>
+    </cs:fontRef>
+  </cs:plotArea3D>
+  <cs:seriesAxis>
+    <cs:lnRef idx="0"/>
+    <cs:fillRef idx="0"/>
+    <cs:effectRef idx="0"/>
+    <cs:fontRef idx="minor">
+      <a:schemeClr val="tx1">
+        <a:lumMod val="65000"/>
+        <a:lumOff val="35000"/>
+      </a:schemeClr>
+    </cs:fontRef>
+    <cs:defRPr sz="900" kern="1200"/>
+  </cs:seriesAxis>
+  <cs:seriesLine>
+    <cs:lnRef idx="0"/>
+    <cs:fillRef idx="0"/>
+    <cs:effectRef idx="0"/>
+    <cs:fontRef idx="minor">
+      <a:schemeClr val="tx1"/>
+    </cs:fontRef>
+    <cs:spPr>
+      <a:ln w="9525" cap="flat" cmpd="sng" algn="ctr">
+        <a:solidFill>
+          <a:schemeClr val="tx1">
+            <a:lumMod val="35000"/>
+            <a:lumOff val="65000"/>
+          </a:schemeClr>
+        </a:solidFill>
+        <a:round/>
+      </a:ln>
+    </cs:spPr>
+  </cs:seriesLine>
+  <cs:title>
+    <cs:lnRef idx="0"/>
+    <cs:fillRef idx="0"/>
+    <cs:effectRef idx="0"/>
+    <cs:fontRef idx="minor">
+      <a:schemeClr val="tx1">
+        <a:lumMod val="65000"/>
+        <a:lumOff val="35000"/>
+      </a:schemeClr>
+    </cs:fontRef>
+    <cs:defRPr sz="1400" b="0" kern="1200" spc="0" baseline="0"/>
+  </cs:title>
+  <cs:trendline>
+    <cs:lnRef idx="0">
+      <cs:styleClr val="auto"/>
+    </cs:lnRef>
+    <cs:fillRef idx="0"/>
+    <cs:effectRef idx="0"/>
+    <cs:fontRef idx="minor">
+      <a:schemeClr val="tx1"/>
+    </cs:fontRef>
+    <cs:spPr>
+      <a:ln w="19050" cap="rnd">
+        <a:solidFill>
+          <a:schemeClr val="phClr"/>
+        </a:solidFill>
+        <a:prstDash val="sysDot"/>
+      </a:ln>
+    </cs:spPr>
+  </cs:trendline>
+  <cs:trendlineLabel>
+    <cs:lnRef idx="0"/>
+    <cs:fillRef idx="0"/>
+    <cs:effectRef idx="0"/>
+    <cs:fontRef idx="minor">
+      <a:schemeClr val="tx1">
+        <a:lumMod val="65000"/>
+        <a:lumOff val="35000"/>
+      </a:schemeClr>
+    </cs:fontRef>
+    <cs:defRPr sz="900" kern="1200"/>
+  </cs:trendlineLabel>
+  <cs:upBar>
+    <cs:lnRef idx="0"/>
+    <cs:fillRef idx="0"/>
+    <cs:effectRef idx="0"/>
+    <cs:fontRef idx="minor">
+      <a:schemeClr val="dk1"/>
+    </cs:fontRef>
+    <cs:spPr>
+      <a:solidFill>
+        <a:schemeClr val="lt1"/>
+      </a:solidFill>
+      <a:ln w="9525">
+        <a:solidFill>
+          <a:schemeClr val="tx1">
+            <a:lumMod val="15000"/>
+            <a:lumOff val="85000"/>
+          </a:schemeClr>
+        </a:solidFill>
+      </a:ln>
+    </cs:spPr>
+  </cs:upBar>
+  <cs:valueAxis>
+    <cs:lnRef idx="0"/>
+    <cs:fillRef idx="0"/>
+    <cs:effectRef idx="0"/>
+    <cs:fontRef idx="minor">
+      <a:schemeClr val="tx1">
+        <a:lumMod val="65000"/>
+        <a:lumOff val="35000"/>
+      </a:schemeClr>
+    </cs:fontRef>
+    <cs:defRPr sz="900" kern="1200"/>
+  </cs:valueAxis>
+  <cs:wall>
+    <cs:lnRef idx="0"/>
+    <cs:fillRef idx="0"/>
+    <cs:effectRef idx="0"/>
+    <cs:fontRef idx="minor">
+      <a:schemeClr val="tx1"/>
+    </cs:fontRef>
+    <cs:spPr>
+      <a:noFill/>
+      <a:ln>
+        <a:noFill/>
+      </a:ln>
+    </cs:spPr>
+  </cs:wall>
+</cs:chartStyle>
+</file>
+
+<file path=word/charts/style2.xml><?xml version="1.0" encoding="utf-8"?>
+<cs:chartStyle xmlns:cs="http://schemas.microsoft.com/office/drawing/2012/chartStyle" xmlns:a="http://schemas.openxmlformats.org/drawingml/2006/main" id="201">
+  <cs:axisTitle>
+    <cs:lnRef idx="0"/>
+    <cs:fillRef idx="0"/>
+    <cs:effectRef idx="0"/>
+    <cs:fontRef idx="minor">
+      <a:schemeClr val="tx1">
+        <a:lumMod val="65000"/>
+        <a:lumOff val="35000"/>
+      </a:schemeClr>
+    </cs:fontRef>
+    <cs:defRPr sz="1000" kern="1200"/>
+  </cs:axisTitle>
+  <cs:categoryAxis>
+    <cs:lnRef idx="0"/>
+    <cs:fillRef idx="0"/>
+    <cs:effectRef idx="0"/>
+    <cs:fontRef idx="minor">
+      <a:schemeClr val="tx1">
+        <a:lumMod val="65000"/>
+        <a:lumOff val="35000"/>
+      </a:schemeClr>
+    </cs:fontRef>
+    <cs:spPr>
+      <a:ln w="9525" cap="flat" cmpd="sng" algn="ctr">
+        <a:solidFill>
+          <a:schemeClr val="tx1">
+            <a:lumMod val="15000"/>
+            <a:lumOff val="85000"/>
+          </a:schemeClr>
+        </a:solidFill>
+        <a:round/>
+      </a:ln>
+    </cs:spPr>
+    <cs:defRPr sz="900" kern="1200"/>
+  </cs:categoryAxis>
+  <cs:chartArea mods="allowNoFillOverride allowNoLineOverride">
+    <cs:lnRef idx="0"/>
+    <cs:fillRef idx="0"/>
+    <cs:effectRef idx="0"/>
+    <cs:fontRef idx="minor">
+      <a:schemeClr val="tx1"/>
+    </cs:fontRef>
+    <cs:spPr>
+      <a:solidFill>
+        <a:schemeClr val="bg1"/>
+      </a:solidFill>
+      <a:ln w="9525" cap="flat" cmpd="sng" algn="ctr">
+        <a:solidFill>
+          <a:schemeClr val="tx1">
+            <a:lumMod val="15000"/>
+            <a:lumOff val="85000"/>
+          </a:schemeClr>
+        </a:solidFill>
+        <a:round/>
+      </a:ln>
+    </cs:spPr>
+    <cs:defRPr sz="1000" kern="1200"/>
+  </cs:chartArea>
+  <cs:dataLabel>
+    <cs:lnRef idx="0"/>
+    <cs:fillRef idx="0"/>
+    <cs:effectRef idx="0"/>
+    <cs:fontRef idx="minor">
+      <a:schemeClr val="tx1">
+        <a:lumMod val="75000"/>
+        <a:lumOff val="25000"/>
+      </a:schemeClr>
+    </cs:fontRef>
+    <cs:defRPr sz="900" kern="1200"/>
+  </cs:dataLabel>
+  <cs:dataLabelCallout>
+    <cs:lnRef idx="0"/>
+    <cs:fillRef idx="0"/>
+    <cs:effectRef idx="0"/>
+    <cs:fontRef idx="minor">
+      <a:schemeClr val="dk1">
+        <a:lumMod val="65000"/>
+        <a:lumOff val="35000"/>
+      </a:schemeClr>
+    </cs:fontRef>
+    <cs:spPr>
+      <a:solidFill>
+        <a:schemeClr val="lt1"/>
+      </a:solidFill>
+      <a:ln>
+        <a:solidFill>
+          <a:schemeClr val="dk1">
+            <a:lumMod val="25000"/>
+            <a:lumOff val="75000"/>
+          </a:schemeClr>
+        </a:solidFill>
+      </a:ln>
+    </cs:spPr>
+    <cs:defRPr sz="900" kern="1200"/>
+    <cs:bodyPr rot="0" spcFirstLastPara="1" vertOverflow="clip" horzOverflow="clip" vert="horz" wrap="square" lIns="36576" tIns="18288" rIns="36576" bIns="18288" anchor="ctr" anchorCtr="1">
+      <a:spAutoFit/>
+    </cs:bodyPr>
+  </cs:dataLabelCallout>
+  <cs:dataPoint>
+    <cs:lnRef idx="0"/>
+    <cs:fillRef idx="1">
+      <cs:styleClr val="auto"/>
+    </cs:fillRef>
+    <cs:effectRef idx="0"/>
+    <cs:fontRef idx="minor">
+      <a:schemeClr val="tx1"/>
+    </cs:fontRef>
+  </cs:dataPoint>
+  <cs:dataPoint3D>
+    <cs:lnRef idx="0"/>
+    <cs:fillRef idx="1">
+      <cs:styleClr val="auto"/>
+    </cs:fillRef>
+    <cs:effectRef idx="0"/>
+    <cs:fontRef idx="minor">
+      <a:schemeClr val="tx1"/>
+    </cs:fontRef>
+  </cs:dataPoint3D>
+  <cs:dataPointLine>
+    <cs:lnRef idx="0">
+      <cs:styleClr val="auto"/>
+    </cs:lnRef>
+    <cs:fillRef idx="1"/>
+    <cs:effectRef idx="0"/>
+    <cs:fontRef idx="minor">
+      <a:schemeClr val="tx1"/>
+    </cs:fontRef>
+    <cs:spPr>
+      <a:ln w="28575" cap="rnd">
+        <a:solidFill>
+          <a:schemeClr val="phClr"/>
+        </a:solidFill>
+        <a:round/>
+      </a:ln>
+    </cs:spPr>
+  </cs:dataPointLine>
+  <cs:dataPointMarker>
+    <cs:lnRef idx="0">
+      <cs:styleClr val="auto"/>
+    </cs:lnRef>
+    <cs:fillRef idx="1">
+      <cs:styleClr val="auto"/>
+    </cs:fillRef>
+    <cs:effectRef idx="0"/>
+    <cs:fontRef idx="minor">
+      <a:schemeClr val="tx1"/>
+    </cs:fontRef>
+    <cs:spPr>
+      <a:ln w="9525">
+        <a:solidFill>
+          <a:schemeClr val="phClr"/>
+        </a:solidFill>
+      </a:ln>
+    </cs:spPr>
+  </cs:dataPointMarker>
+  <cs:dataPointMarkerLayout symbol="circle" size="5"/>
+  <cs:dataPointWireframe>
+    <cs:lnRef idx="0">
+      <cs:styleClr val="auto"/>
+    </cs:lnRef>
+    <cs:fillRef idx="1"/>
+    <cs:effectRef idx="0"/>
+    <cs:fontRef idx="minor">
+      <a:schemeClr val="tx1"/>
+    </cs:fontRef>
+    <cs:spPr>
+      <a:ln w="9525" cap="rnd">
+        <a:solidFill>
+          <a:schemeClr val="phClr"/>
+        </a:solidFill>
+        <a:round/>
+      </a:ln>
+    </cs:spPr>
+  </cs:dataPointWireframe>
+  <cs:dataTable>
+    <cs:lnRef idx="0"/>
+    <cs:fillRef idx="0"/>
+    <cs:effectRef idx="0"/>
+    <cs:fontRef idx="minor">
+      <a:schemeClr val="tx1">
+        <a:lumMod val="65000"/>
+        <a:lumOff val="35000"/>
+      </a:schemeClr>
+    </cs:fontRef>
+    <cs:spPr>
+      <a:noFill/>
+      <a:ln w="9525" cap="flat" cmpd="sng" algn="ctr">
+        <a:solidFill>
+          <a:schemeClr val="tx1">
+            <a:lumMod val="15000"/>
+            <a:lumOff val="85000"/>
+          </a:schemeClr>
+        </a:solidFill>
+        <a:round/>
+      </a:ln>
+    </cs:spPr>
+    <cs:defRPr sz="900" kern="1200"/>
+  </cs:dataTable>
+  <cs:downBar>
+    <cs:lnRef idx="0"/>
+    <cs:fillRef idx="0"/>
+    <cs:effectRef idx="0"/>
+    <cs:fontRef idx="minor">
+      <a:schemeClr val="dk1"/>
+    </cs:fontRef>
+    <cs:spPr>
+      <a:solidFill>
+        <a:schemeClr val="dk1">
+          <a:lumMod val="65000"/>
+          <a:lumOff val="35000"/>
+        </a:schemeClr>
+      </a:solidFill>
+      <a:ln w="9525">
+        <a:solidFill>
+          <a:schemeClr val="tx1">
+            <a:lumMod val="65000"/>
+            <a:lumOff val="35000"/>
+          </a:schemeClr>
+        </a:solidFill>
+      </a:ln>
+    </cs:spPr>
+  </cs:downBar>
+  <cs:dropLine>
+    <cs:lnRef idx="0"/>
+    <cs:fillRef idx="0"/>
+    <cs:effectRef idx="0"/>
+    <cs:fontRef idx="minor">
+      <a:schemeClr val="tx1"/>
+    </cs:fontRef>
+    <cs:spPr>
+      <a:ln w="9525" cap="flat" cmpd="sng" algn="ctr">
+        <a:solidFill>
+          <a:schemeClr val="tx1">
+            <a:lumMod val="35000"/>
+            <a:lumOff val="65000"/>
+          </a:schemeClr>
+        </a:solidFill>
+        <a:round/>
+      </a:ln>
+    </cs:spPr>
+  </cs:dropLine>
+  <cs:errorBar>
+    <cs:lnRef idx="0"/>
+    <cs:fillRef idx="0"/>
+    <cs:effectRef idx="0"/>
+    <cs:fontRef idx="minor">
+      <a:schemeClr val="tx1"/>
+    </cs:fontRef>
+    <cs:spPr>
+      <a:ln w="9525" cap="flat" cmpd="sng" algn="ctr">
+        <a:solidFill>
+          <a:schemeClr val="tx1">
+            <a:lumMod val="65000"/>
+            <a:lumOff val="35000"/>
+          </a:schemeClr>
+        </a:solidFill>
+        <a:round/>
+      </a:ln>
+    </cs:spPr>
+  </cs:errorBar>
+  <cs:floor>
+    <cs:lnRef idx="0"/>
+    <cs:fillRef idx="0"/>
+    <cs:effectRef idx="0"/>
+    <cs:fontRef idx="minor">
+      <a:schemeClr val="tx1"/>
+    </cs:fontRef>
+    <cs:spPr>
+      <a:noFill/>
+      <a:ln>
+        <a:noFill/>
+      </a:ln>
+    </cs:spPr>
+  </cs:floor>
+  <cs:gridlineMajor>
+    <cs:lnRef idx="0"/>
+    <cs:fillRef idx="0"/>
+    <cs:effectRef idx="0"/>
+    <cs:fontRef idx="minor">
+      <a:schemeClr val="tx1"/>
+    </cs:fontRef>
+    <cs:spPr>
+      <a:ln w="9525" cap="flat" cmpd="sng" algn="ctr">
+        <a:solidFill>
+          <a:schemeClr val="tx1">
+            <a:lumMod val="15000"/>
+            <a:lumOff val="85000"/>
+          </a:schemeClr>
+        </a:solidFill>
+        <a:round/>
+      </a:ln>
+    </cs:spPr>
+  </cs:gridlineMajor>
+  <cs:gridlineMinor>
+    <cs:lnRef idx="0"/>
+    <cs:fillRef idx="0"/>
+    <cs:effectRef idx="0"/>
+    <cs:fontRef idx="minor">
+      <a:schemeClr val="tx1"/>
+    </cs:fontRef>
+    <cs:spPr>
+      <a:ln w="9525" cap="flat" cmpd="sng" algn="ctr">
+        <a:solidFill>
+          <a:schemeClr val="tx1">
+            <a:lumMod val="5000"/>
+            <a:lumOff val="95000"/>
+          </a:schemeClr>
+        </a:solidFill>
+        <a:round/>
+      </a:ln>
+    </cs:spPr>
+  </cs:gridlineMinor>
+  <cs:hiLoLine>
+    <cs:lnRef idx="0"/>
+    <cs:fillRef idx="0"/>
+    <cs:effectRef idx="0"/>
+    <cs:fontRef idx="minor">
+      <a:schemeClr val="tx1"/>
+    </cs:fontRef>
+    <cs:spPr>
+      <a:ln w="9525" cap="flat" cmpd="sng" algn="ctr">
+        <a:solidFill>
+          <a:schemeClr val="tx1">
+            <a:lumMod val="75000"/>
+            <a:lumOff val="25000"/>
+          </a:schemeClr>
+        </a:solidFill>
+        <a:round/>
+      </a:ln>
+    </cs:spPr>
+  </cs:hiLoLine>
+  <cs:leaderLine>
+    <cs:lnRef idx="0"/>
+    <cs:fillRef idx="0"/>
+    <cs:effectRef idx="0"/>
+    <cs:fontRef idx="minor">
+      <a:schemeClr val="tx1"/>
+    </cs:fontRef>
+    <cs:spPr>
+      <a:ln w="9525" cap="flat" cmpd="sng" algn="ctr">
+        <a:solidFill>
+          <a:schemeClr val="tx1">
+            <a:lumMod val="35000"/>
+            <a:lumOff val="65000"/>
+          </a:schemeClr>
+        </a:solidFill>
+        <a:round/>
+      </a:ln>
+    </cs:spPr>
+  </cs:leaderLine>
+  <cs:legend>
+    <cs:lnRef idx="0"/>
+    <cs:fillRef idx="0"/>
+    <cs:effectRef idx="0"/>
+    <cs:fontRef idx="minor">
+      <a:schemeClr val="tx1">
+        <a:lumMod val="65000"/>
+        <a:lumOff val="35000"/>
+      </a:schemeClr>
+    </cs:fontRef>
+    <cs:defRPr sz="900" kern="1200"/>
+  </cs:legend>
+  <cs:plotArea mods="allowNoFillOverride allowNoLineOverride">
+    <cs:lnRef idx="0"/>
+    <cs:fillRef idx="0"/>
+    <cs:effectRef idx="0"/>
+    <cs:fontRef idx="minor">
+      <a:schemeClr val="tx1"/>
+    </cs:fontRef>
+  </cs:plotArea>
+  <cs:plotArea3D mods="allowNoFillOverride allowNoLineOverride">
+    <cs:lnRef idx="0"/>
+    <cs:fillRef idx="0"/>
+    <cs:effectRef idx="0"/>
+    <cs:fontRef idx="minor">
+      <a:schemeClr val="tx1"/>
+    </cs:fontRef>
+  </cs:plotArea3D>
+  <cs:seriesAxis>
+    <cs:lnRef idx="0"/>
+    <cs:fillRef idx="0"/>
+    <cs:effectRef idx="0"/>
+    <cs:fontRef idx="minor">
+      <a:schemeClr val="tx1">
+        <a:lumMod val="65000"/>
+        <a:lumOff val="35000"/>
+      </a:schemeClr>
+    </cs:fontRef>
+    <cs:defRPr sz="900" kern="1200"/>
+  </cs:seriesAxis>
+  <cs:seriesLine>
+    <cs:lnRef idx="0"/>
+    <cs:fillRef idx="0"/>
+    <cs:effectRef idx="0"/>
+    <cs:fontRef idx="minor">
+      <a:schemeClr val="tx1"/>
+    </cs:fontRef>
+    <cs:spPr>
+      <a:ln w="9525" cap="flat" cmpd="sng" algn="ctr">
+        <a:solidFill>
+          <a:schemeClr val="tx1">
+            <a:lumMod val="35000"/>
+            <a:lumOff val="65000"/>
+          </a:schemeClr>
+        </a:solidFill>
+        <a:round/>
+      </a:ln>
+    </cs:spPr>
+  </cs:seriesLine>
+  <cs:title>
+    <cs:lnRef idx="0"/>
+    <cs:fillRef idx="0"/>
+    <cs:effectRef idx="0"/>
+    <cs:fontRef idx="minor">
+      <a:schemeClr val="tx1">
+        <a:lumMod val="65000"/>
+        <a:lumOff val="35000"/>
+      </a:schemeClr>
+    </cs:fontRef>
+    <cs:defRPr sz="1400" b="0" kern="1200" spc="0" baseline="0"/>
+  </cs:title>
+  <cs:trendline>
+    <cs:lnRef idx="0">
+      <cs:styleClr val="auto"/>
+    </cs:lnRef>
+    <cs:fillRef idx="0"/>
+    <cs:effectRef idx="0"/>
+    <cs:fontRef idx="minor">
+      <a:schemeClr val="tx1"/>
+    </cs:fontRef>
+    <cs:spPr>
+      <a:ln w="19050" cap="rnd">
+        <a:solidFill>
+          <a:schemeClr val="phClr"/>
+        </a:solidFill>
+        <a:prstDash val="sysDot"/>
+      </a:ln>
+    </cs:spPr>
+  </cs:trendline>
+  <cs:trendlineLabel>
+    <cs:lnRef idx="0"/>
+    <cs:fillRef idx="0"/>
+    <cs:effectRef idx="0"/>
+    <cs:fontRef idx="minor">
+      <a:schemeClr val="tx1">
+        <a:lumMod val="65000"/>
+        <a:lumOff val="35000"/>
+      </a:schemeClr>
+    </cs:fontRef>
+    <cs:defRPr sz="900" kern="1200"/>
+  </cs:trendlineLabel>
+  <cs:upBar>
+    <cs:lnRef idx="0"/>
+    <cs:fillRef idx="0"/>
+    <cs:effectRef idx="0"/>
+    <cs:fontRef idx="minor">
+      <a:schemeClr val="dk1"/>
+    </cs:fontRef>
+    <cs:spPr>
+      <a:solidFill>
+        <a:schemeClr val="lt1"/>
+      </a:solidFill>
+      <a:ln w="9525">
+        <a:solidFill>
+          <a:schemeClr val="tx1">
+            <a:lumMod val="15000"/>
+            <a:lumOff val="85000"/>
+          </a:schemeClr>
+        </a:solidFill>
+      </a:ln>
+    </cs:spPr>
+  </cs:upBar>
+  <cs:valueAxis>
+    <cs:lnRef idx="0"/>
+    <cs:fillRef idx="0"/>
+    <cs:effectRef idx="0"/>
+    <cs:fontRef idx="minor">
+      <a:schemeClr val="tx1">
+        <a:lumMod val="65000"/>
+        <a:lumOff val="35000"/>
+      </a:schemeClr>
+    </cs:fontRef>
+    <cs:defRPr sz="900" kern="1200"/>
+  </cs:valueAxis>
+  <cs:wall>
+    <cs:lnRef idx="0"/>
+    <cs:fillRef idx="0"/>
+    <cs:effectRef idx="0"/>
+    <cs:fontRef idx="minor">
+      <a:schemeClr val="tx1"/>
+    </cs:fontRef>
+    <cs:spPr>
+      <a:noFill/>
+      <a:ln>
+        <a:noFill/>
+      </a:ln>
+    </cs:spPr>
+  </cs:wall>
+</cs:chartStyle>
 </file>
 
 <file path=word/theme/theme1.xml><?xml version="1.0" encoding="utf-8"?>
@@ -4057,7 +8341,7 @@
 </file>
 
 <file path=customXml/itemProps1.xml><?xml version="1.0" encoding="utf-8"?>
-<ds:datastoreItem xmlns:ds="http://schemas.openxmlformats.org/officeDocument/2006/customXml" ds:itemID="{36285EA1-8DB6-4D7C-8B18-EC00B106455F}">
+<ds:datastoreItem xmlns:ds="http://schemas.openxmlformats.org/officeDocument/2006/customXml" ds:itemID="{CDFBC539-19A0-4E89-8BDD-2EB625EEF089}">
   <ds:schemaRefs>
     <ds:schemaRef ds:uri="http://schemas.openxmlformats.org/officeDocument/2006/bibliography"/>
   </ds:schemaRefs>
